--- a/md4report/tests/teacup.docx
+++ b/md4report/tests/teacup.docx
@@ -200,7 +200,7 @@
                 <w:rFonts w:ascii="黑体" w:hAnsi="黑体" w:eastAsia="黑体"/>
                 <w:sz w:val="28"/>
               </w:rPr>
-              <w:t>2025.03.16</w:t>
+              <w:t>2025.04.03</w:t>
             </w:r>
           </w:p>
         </w:tc>
@@ -339,7 +339,7 @@
                 <w:rFonts w:ascii="黑体" w:hAnsi="黑体" w:eastAsia="黑体"/>
                 <w:sz w:val="28"/>
               </w:rPr>
-              <w:t>实验1.Python图像处理编程基础</w:t>
+              <w:t>实验2.空域图像增强</w:t>
             </w:r>
           </w:p>
         </w:tc>
@@ -384,7 +384,7 @@
                 <w:rFonts w:ascii="黑体" w:hAnsi="黑体" w:eastAsia="黑体"/>
                 <w:sz w:val="28"/>
               </w:rPr>
-              <w:t>陈宇环</w:t>
+              <w:t>华国光</w:t>
             </w:r>
           </w:p>
         </w:tc>
@@ -413,7 +413,7 @@
         </w:numPr>
       </w:pPr>
       <w:r>
-        <w:t xml:space="preserve">配置Python环境以及安装图像处理相关工具包；</w:t>
+        <w:t xml:space="preserve">掌握灰度变换和点运算的实现方法；</w:t>
       </w:r>
     </w:p>
     <w:p>
@@ -424,25 +424,85 @@
         </w:numPr>
       </w:pPr>
       <w:r>
-        <w:t xml:space="preserve">掌握运用OpenCV的函数进行图像读取、显示和保存；</w:t>
+        <w:t xml:space="preserve">理解并掌握空域平滑和锐化滤波方法；</w:t>
       </w:r>
     </w:p>
     <w:p>
       <w:pPr>
-        <w:pStyle w:val="FirstParagraph"/>
-      </w:pPr>
-      <w:r>
-        <w:t xml:space="preserve">3掌握应用Matplotlib的函数进行图像的绘制、显示和保存。</w:t>
+        <w:numPr>
+          <w:ilvl w:val="0"/>
+          <w:numId w:val="1001"/>
+        </w:numPr>
+      </w:pPr>
+      <w:r>
+        <w:t xml:space="preserve">理解点运算与邻域运算的差别与联系。</w:t>
+      </w:r>
+      <w:r>
+        <w:t xml:space="preserve"> </w:t>
+      </w:r>
+      <w:r>
+        <w:t xml:space="preserve"># 实验要求</w:t>
+      </w:r>
+    </w:p>
+    <w:p>
+      <w:pPr>
+        <w:numPr>
+          <w:ilvl w:val="0"/>
+          <w:numId w:val="1001"/>
+        </w:numPr>
+      </w:pPr>
+      <w:r>
+        <w:t xml:space="preserve">能够熟悉编写基于OpenCV和Numpy工具包的图像处理程序；</w:t>
+      </w:r>
+    </w:p>
+    <w:p>
+      <w:pPr>
+        <w:numPr>
+          <w:ilvl w:val="0"/>
+          <w:numId w:val="1001"/>
+        </w:numPr>
+      </w:pPr>
+      <w:r>
+        <w:t xml:space="preserve">程序的运行能够成功通过，无代码错误；</w:t>
+      </w:r>
+    </w:p>
+    <w:p>
+      <w:pPr>
+        <w:numPr>
+          <w:ilvl w:val="0"/>
+          <w:numId w:val="1001"/>
+        </w:numPr>
+      </w:pPr>
+      <w:r>
+        <w:t xml:space="preserve">训练模型，并验证程序的正确性。</w:t>
       </w:r>
     </w:p>
     <w:bookmarkEnd w:id="20"/>
-    <w:bookmarkStart w:id="21" w:name="实验要求"/>
+    <w:bookmarkStart w:id="21" w:name="实验环境"/>
     <w:p>
       <w:pPr>
         <w:pStyle w:val="10"/>
       </w:pPr>
       <w:r>
-        <w:t xml:space="preserve">实验要求</w:t>
+        <w:t xml:space="preserve">实验环境</w:t>
+      </w:r>
+    </w:p>
+    <w:p>
+      <w:pPr>
+        <w:pStyle w:val="FirstParagraph"/>
+      </w:pPr>
+      <w:r>
+        <w:t xml:space="preserve">WINDOWS7及以上系统，Pycharm或VScode等开发工具，Python3.7及以上版本，OpenCV-Python 4.1.0.25及以上环境。</w:t>
+      </w:r>
+    </w:p>
+    <w:bookmarkEnd w:id="21"/>
+    <w:bookmarkStart w:id="22" w:name="实验内容"/>
+    <w:p>
+      <w:pPr>
+        <w:pStyle w:val="10"/>
+      </w:pPr>
+      <w:r>
+        <w:t xml:space="preserve">实验内容</w:t>
       </w:r>
     </w:p>
     <w:p>
@@ -453,7 +513,16 @@
         </w:numPr>
       </w:pPr>
       <w:r>
-        <w:t xml:space="preserve">能够熟悉编写基于OpenCV和Numpy工具包的图像处理程序；</w:t>
+        <w:t xml:space="preserve">编程实现图像的灰度变换，包括图像变暗、图像变亮、降低对比度和直方图均衡化处理；</w:t>
+      </w:r>
+      <w:r>
+        <w:t xml:space="preserve"> </w:t>
+      </w:r>
+      <w:r>
+        <w:rPr>
+          <w:rStyle w:val="VerbatimChar"/>
+        </w:rPr>
+        <w:t xml:space="preserve">img[i, j] = ((d-c) / (maxV - minV)) * (img[i, j] - minV)+c</w:t>
       </w:r>
     </w:p>
     <w:p>
@@ -464,7 +533,7 @@
         </w:numPr>
       </w:pPr>
       <w:r>
-        <w:t xml:space="preserve">程序的运行能够成功通过，无代码错误；</w:t>
+        <w:t xml:space="preserve">编程实现gamma变换，图片效果参考教材附录-图像处理实验指导；</w:t>
       </w:r>
     </w:p>
     <w:p>
@@ -475,35 +544,66 @@
         </w:numPr>
       </w:pPr>
       <w:r>
-        <w:t xml:space="preserve">训练模型，并验证程序的正确性。</w:t>
-      </w:r>
-    </w:p>
-    <w:bookmarkEnd w:id="21"/>
-    <w:bookmarkStart w:id="22" w:name="实验环境"/>
-    <w:p>
-      <w:pPr>
-        <w:pStyle w:val="10"/>
-      </w:pPr>
-      <w:r>
-        <w:t xml:space="preserve">实验环境</w:t>
+        <w:t xml:space="preserve">编写程序，首先对图像添加椒盐噪声或高斯噪声，然后对加噪图像进行均值滤波、中值滤波和高斯滤波；</w:t>
+      </w:r>
+      <w:r>
+        <w:rPr>
+          <w:rStyle w:val="VerbatimChar"/>
+        </w:rPr>
+        <w:t xml:space="preserve">cv2.filter2D(src, ddepth,kernal[,dst[,anchor,delta[,borderType]]])</w:t>
+      </w:r>
+      <w:r>
+        <w:t xml:space="preserve">以上实验内容，代码参考教材附录-图像处理实验指导P220,222-223。</w:t>
       </w:r>
     </w:p>
     <w:p>
       <w:pPr>
-        <w:pStyle w:val="FirstParagraph"/>
-      </w:pPr>
-      <w:r>
-        <w:t xml:space="preserve">WINDOWS7及以上、Pycharm或VScode等开发工具、Python3.7及以上版本、OpenCV-Python 4.1.0.25及以上环境。</w:t>
+        <w:numPr>
+          <w:ilvl w:val="0"/>
+          <w:numId w:val="1002"/>
+        </w:numPr>
+      </w:pPr>
+      <w:r>
+        <w:t xml:space="preserve">编程实现拉普拉斯锐化和拉普拉斯增强，要求使用拉普拉斯锐化滤波核：</w:t>
+      </w:r>
+      <w:r>
+        <w:rPr>
+          <w:rStyle w:val="VerbatimChar"/>
+        </w:rPr>
+        <w:t xml:space="preserve">laplace = np.array([[0, 1, 0], [1, -4, 1], [0, 1, 0]])</w:t>
+      </w:r>
+      <w:r>
+        <w:t xml:space="preserve">，以及要求使用拉普拉斯锐化增强滤波核：</w:t>
+      </w:r>
+      <w:r>
+        <w:rPr>
+          <w:rStyle w:val="VerbatimChar"/>
+        </w:rPr>
+        <w:t xml:space="preserve">laplace = np.array([[0, -1, 0], [-1, 5, -1], [0, -1, 0]])</w:t>
+      </w:r>
+      <w:r>
+        <w:t xml:space="preserve">。</w:t>
+      </w:r>
+    </w:p>
+    <w:p>
+      <w:pPr>
+        <w:numPr>
+          <w:ilvl w:val="0"/>
+          <w:numId w:val="1002"/>
+        </w:numPr>
+      </w:pPr>
+      <w:r>
+        <w:t xml:space="preserve">编程实现拉普拉斯锐化和拉普拉斯强化</w:t>
       </w:r>
     </w:p>
     <w:bookmarkEnd w:id="22"/>
-    <w:bookmarkStart w:id="26" w:name="实验内容"/>
+    <w:bookmarkStart w:id="23" w:name="源代码及代码注释或解释"/>
     <w:p>
       <w:pPr>
         <w:pStyle w:val="10"/>
       </w:pPr>
       <w:r>
-        <w:t xml:space="preserve">实验内容</w:t>
+        <w:t xml:space="preserve">源代码及代码注释或解释</w:t>
       </w:r>
     </w:p>
     <w:p>
@@ -511,28 +611,4396 @@
         <w:pStyle w:val="FirstParagraph"/>
       </w:pPr>
       <w:r>
-        <w:t xml:space="preserve">1．安装OpenCV工具包；</w:t>
-      </w:r>
-      <w:r>
+        <w:rPr>
+          <w:b/>
+          <w:bCs/>
+        </w:rPr>
+        <w:t xml:space="preserve">1. 灰度变换及直方图均衡化</w:t>
+      </w:r>
+    </w:p>
+    <w:p>
+      <w:pPr>
+        <w:pStyle w:val="SourceCode"/>
+      </w:pPr>
+      <w:r>
+        <w:rPr>
+          <w:rStyle w:val="ImportTok"/>
+        </w:rPr>
+        <w:t xml:space="preserve">import</w:t>
+      </w:r>
+      <w:r>
+        <w:rPr>
+          <w:rStyle w:val="NormalTok"/>
+        </w:rPr>
+        <w:t xml:space="preserve"> cv2</w:t>
+      </w:r>
+      <w:r>
+        <w:br/>
+      </w:r>
+      <w:r>
+        <w:rPr>
+          <w:rStyle w:val="ImportTok"/>
+        </w:rPr>
+        <w:t xml:space="preserve">import</w:t>
+      </w:r>
+      <w:r>
+        <w:rPr>
+          <w:rStyle w:val="NormalTok"/>
+        </w:rPr>
+        <w:t xml:space="preserve"> numpy </w:t>
+      </w:r>
+      <w:r>
+        <w:rPr>
+          <w:rStyle w:val="ImportTok"/>
+        </w:rPr>
+        <w:t xml:space="preserve">as</w:t>
+      </w:r>
+      <w:r>
+        <w:rPr>
+          <w:rStyle w:val="NormalTok"/>
+        </w:rPr>
+        <w:t xml:space="preserve"> np</w:t>
+      </w:r>
+      <w:r>
+        <w:br/>
+      </w:r>
+      <w:r>
+        <w:rPr>
+          <w:rStyle w:val="ImportTok"/>
+        </w:rPr>
+        <w:t xml:space="preserve">import</w:t>
+      </w:r>
+      <w:r>
+        <w:rPr>
+          <w:rStyle w:val="NormalTok"/>
+        </w:rPr>
+        <w:t xml:space="preserve"> matplotlib.pyplot </w:t>
+      </w:r>
+      <w:r>
+        <w:rPr>
+          <w:rStyle w:val="ImportTok"/>
+        </w:rPr>
+        <w:t xml:space="preserve">as</w:t>
+      </w:r>
+      <w:r>
+        <w:rPr>
+          <w:rStyle w:val="NormalTok"/>
+        </w:rPr>
+        <w:t xml:space="preserve"> plt</w:t>
+      </w:r>
+      <w:r>
+        <w:br/>
+      </w:r>
+      <w:r>
+        <w:br/>
+      </w:r>
+      <w:r>
+        <w:rPr>
+          <w:rStyle w:val="CommentTok"/>
+        </w:rPr>
+        <w:t xml:space="preserve"># 读取图像</w:t>
+      </w:r>
+      <w:r>
+        <w:br/>
+      </w:r>
+      <w:r>
+        <w:rPr>
+          <w:rStyle w:val="NormalTok"/>
+        </w:rPr>
+        <w:t xml:space="preserve">img </w:t>
+      </w:r>
+      <w:r>
+        <w:rPr>
+          <w:rStyle w:val="OperatorTok"/>
+        </w:rPr>
+        <w:t xml:space="preserve">=</w:t>
+      </w:r>
+      <w:r>
+        <w:rPr>
+          <w:rStyle w:val="NormalTok"/>
+        </w:rPr>
+        <w:t xml:space="preserve"> cv2.imread(</w:t>
+      </w:r>
+      <w:r>
+        <w:rPr>
+          <w:rStyle w:val="StringTok"/>
+        </w:rPr>
+        <w:t xml:space="preserve">'iris.jpg'</w:t>
+      </w:r>
+      <w:r>
+        <w:rPr>
+          <w:rStyle w:val="NormalTok"/>
+        </w:rPr>
+        <w:t xml:space="preserve">, </w:t>
+      </w:r>
+      <w:r>
+        <w:rPr>
+          <w:rStyle w:val="DecValTok"/>
+        </w:rPr>
+        <w:t xml:space="preserve">0</w:t>
+      </w:r>
+      <w:r>
+        <w:rPr>
+          <w:rStyle w:val="NormalTok"/>
+        </w:rPr>
+        <w:t xml:space="preserve">)</w:t>
+      </w:r>
+      <w:r>
+        <w:br/>
+      </w:r>
+      <w:r>
+        <w:br/>
+      </w:r>
+      <w:r>
+        <w:rPr>
+          <w:rStyle w:val="CommentTok"/>
+        </w:rPr>
+        <w:t xml:space="preserve"># 全局线性变换实现图像变亮 (例如乘以1.5)</w:t>
+      </w:r>
+      <w:r>
+        <w:br/>
+      </w:r>
+      <w:r>
+        <w:rPr>
+          <w:rStyle w:val="NormalTok"/>
+        </w:rPr>
+        <w:t xml:space="preserve">img_bright </w:t>
+      </w:r>
+      <w:r>
+        <w:rPr>
+          <w:rStyle w:val="OperatorTok"/>
+        </w:rPr>
+        <w:t xml:space="preserve">=</w:t>
+      </w:r>
+      <w:r>
+        <w:rPr>
+          <w:rStyle w:val="NormalTok"/>
+        </w:rPr>
+        <w:t xml:space="preserve"> np.clip(img </w:t>
+      </w:r>
+      <w:r>
+        <w:rPr>
+          <w:rStyle w:val="OperatorTok"/>
+        </w:rPr>
+        <w:t xml:space="preserve">*</w:t>
+      </w:r>
+      <w:r>
+        <w:rPr>
+          <w:rStyle w:val="NormalTok"/>
+        </w:rPr>
         <w:t xml:space="preserve"> </w:t>
       </w:r>
+      <w:r>
+        <w:rPr>
+          <w:rStyle w:val="FloatTok"/>
+        </w:rPr>
+        <w:t xml:space="preserve">1.5</w:t>
+      </w:r>
+      <w:r>
+        <w:rPr>
+          <w:rStyle w:val="NormalTok"/>
+        </w:rPr>
+        <w:t xml:space="preserve">, </w:t>
+      </w:r>
+      <w:r>
+        <w:rPr>
+          <w:rStyle w:val="DecValTok"/>
+        </w:rPr>
+        <w:t xml:space="preserve">0</w:t>
+      </w:r>
+      <w:r>
+        <w:rPr>
+          <w:rStyle w:val="NormalTok"/>
+        </w:rPr>
+        <w:t xml:space="preserve">, </w:t>
+      </w:r>
+      <w:r>
+        <w:rPr>
+          <w:rStyle w:val="DecValTok"/>
+        </w:rPr>
+        <w:t xml:space="preserve">255</w:t>
+      </w:r>
+      <w:r>
+        <w:rPr>
+          <w:rStyle w:val="NormalTok"/>
+        </w:rPr>
+        <w:t xml:space="preserve">).astype(np.uint8)</w:t>
+      </w:r>
+      <w:r>
+        <w:br/>
+      </w:r>
+      <w:r>
+        <w:br/>
+      </w:r>
+      <w:r>
+        <w:rPr>
+          <w:rStyle w:val="CommentTok"/>
+        </w:rPr>
+        <w:t xml:space="preserve"># 全局线性变换实现图像变暗 (例如乘以0.5)</w:t>
+      </w:r>
+      <w:r>
+        <w:br/>
+      </w:r>
+      <w:r>
+        <w:rPr>
+          <w:rStyle w:val="NormalTok"/>
+        </w:rPr>
+        <w:t xml:space="preserve">img_dark </w:t>
+      </w:r>
+      <w:r>
+        <w:rPr>
+          <w:rStyle w:val="OperatorTok"/>
+        </w:rPr>
+        <w:t xml:space="preserve">=</w:t>
+      </w:r>
+      <w:r>
+        <w:rPr>
+          <w:rStyle w:val="NormalTok"/>
+        </w:rPr>
+        <w:t xml:space="preserve"> np.clip(img </w:t>
+      </w:r>
+      <w:r>
+        <w:rPr>
+          <w:rStyle w:val="OperatorTok"/>
+        </w:rPr>
+        <w:t xml:space="preserve">*</w:t>
+      </w:r>
+      <w:r>
+        <w:rPr>
+          <w:rStyle w:val="NormalTok"/>
+        </w:rPr>
+        <w:t xml:space="preserve"> </w:t>
+      </w:r>
+      <w:r>
+        <w:rPr>
+          <w:rStyle w:val="FloatTok"/>
+        </w:rPr>
+        <w:t xml:space="preserve">0.5</w:t>
+      </w:r>
+      <w:r>
+        <w:rPr>
+          <w:rStyle w:val="NormalTok"/>
+        </w:rPr>
+        <w:t xml:space="preserve">, </w:t>
+      </w:r>
+      <w:r>
+        <w:rPr>
+          <w:rStyle w:val="DecValTok"/>
+        </w:rPr>
+        <w:t xml:space="preserve">0</w:t>
+      </w:r>
+      <w:r>
+        <w:rPr>
+          <w:rStyle w:val="NormalTok"/>
+        </w:rPr>
+        <w:t xml:space="preserve">, </w:t>
+      </w:r>
+      <w:r>
+        <w:rPr>
+          <w:rStyle w:val="DecValTok"/>
+        </w:rPr>
+        <w:t xml:space="preserve">255</w:t>
+      </w:r>
+      <w:r>
+        <w:rPr>
+          <w:rStyle w:val="NormalTok"/>
+        </w:rPr>
+        <w:t xml:space="preserve">).astype(np.uint8)</w:t>
+      </w:r>
+      <w:r>
+        <w:br/>
+      </w:r>
+      <w:r>
+        <w:br/>
+      </w:r>
+      <w:r>
+        <w:rPr>
+          <w:rStyle w:val="CommentTok"/>
+        </w:rPr>
+        <w:t xml:space="preserve"># 降低对比度 (例如线性变换压缩像素范围)</w:t>
+      </w:r>
+      <w:r>
+        <w:br/>
+      </w:r>
+      <w:r>
+        <w:rPr>
+          <w:rStyle w:val="NormalTok"/>
+        </w:rPr>
+        <w:t xml:space="preserve">img_low_contrast </w:t>
+      </w:r>
+      <w:r>
+        <w:rPr>
+          <w:rStyle w:val="OperatorTok"/>
+        </w:rPr>
+        <w:t xml:space="preserve">=</w:t>
+      </w:r>
+      <w:r>
+        <w:rPr>
+          <w:rStyle w:val="NormalTok"/>
+        </w:rPr>
+        <w:t xml:space="preserve"> np.clip((img </w:t>
+      </w:r>
+      <w:r>
+        <w:rPr>
+          <w:rStyle w:val="OperatorTok"/>
+        </w:rPr>
+        <w:t xml:space="preserve">-</w:t>
+      </w:r>
+      <w:r>
+        <w:rPr>
+          <w:rStyle w:val="NormalTok"/>
+        </w:rPr>
+        <w:t xml:space="preserve"> </w:t>
+      </w:r>
+      <w:r>
+        <w:rPr>
+          <w:rStyle w:val="DecValTok"/>
+        </w:rPr>
+        <w:t xml:space="preserve">128</w:t>
+      </w:r>
+      <w:r>
+        <w:rPr>
+          <w:rStyle w:val="NormalTok"/>
+        </w:rPr>
+        <w:t xml:space="preserve">) </w:t>
+      </w:r>
+      <w:r>
+        <w:rPr>
+          <w:rStyle w:val="OperatorTok"/>
+        </w:rPr>
+        <w:t xml:space="preserve">*</w:t>
+      </w:r>
+      <w:r>
+        <w:rPr>
+          <w:rStyle w:val="NormalTok"/>
+        </w:rPr>
+        <w:t xml:space="preserve"> </w:t>
+      </w:r>
+      <w:r>
+        <w:rPr>
+          <w:rStyle w:val="FloatTok"/>
+        </w:rPr>
+        <w:t xml:space="preserve">0.5</w:t>
+      </w:r>
+      <w:r>
+        <w:rPr>
+          <w:rStyle w:val="NormalTok"/>
+        </w:rPr>
+        <w:t xml:space="preserve"> </w:t>
+      </w:r>
+      <w:r>
+        <w:rPr>
+          <w:rStyle w:val="OperatorTok"/>
+        </w:rPr>
+        <w:t xml:space="preserve">+</w:t>
+      </w:r>
+      <w:r>
+        <w:rPr>
+          <w:rStyle w:val="NormalTok"/>
+        </w:rPr>
+        <w:t xml:space="preserve"> </w:t>
+      </w:r>
+      <w:r>
+        <w:rPr>
+          <w:rStyle w:val="DecValTok"/>
+        </w:rPr>
+        <w:t xml:space="preserve">128</w:t>
+      </w:r>
+      <w:r>
+        <w:rPr>
+          <w:rStyle w:val="NormalTok"/>
+        </w:rPr>
+        <w:t xml:space="preserve">, </w:t>
+      </w:r>
+      <w:r>
+        <w:rPr>
+          <w:rStyle w:val="DecValTok"/>
+        </w:rPr>
+        <w:t xml:space="preserve">0</w:t>
+      </w:r>
+      <w:r>
+        <w:rPr>
+          <w:rStyle w:val="NormalTok"/>
+        </w:rPr>
+        <w:t xml:space="preserve">, </w:t>
+      </w:r>
+      <w:r>
+        <w:rPr>
+          <w:rStyle w:val="DecValTok"/>
+        </w:rPr>
+        <w:t xml:space="preserve">255</w:t>
+      </w:r>
+      <w:r>
+        <w:rPr>
+          <w:rStyle w:val="NormalTok"/>
+        </w:rPr>
+        <w:t xml:space="preserve">).astype(np.uint8)</w:t>
+      </w:r>
+      <w:r>
+        <w:br/>
+      </w:r>
+      <w:r>
+        <w:br/>
+      </w:r>
+      <w:r>
+        <w:rPr>
+          <w:rStyle w:val="CommentTok"/>
+        </w:rPr>
+        <w:t xml:space="preserve"># 直方图均衡化</w:t>
+      </w:r>
+      <w:r>
+        <w:br/>
+      </w:r>
+      <w:r>
+        <w:rPr>
+          <w:rStyle w:val="NormalTok"/>
+        </w:rPr>
+        <w:t xml:space="preserve">img_equalized </w:t>
+      </w:r>
+      <w:r>
+        <w:rPr>
+          <w:rStyle w:val="OperatorTok"/>
+        </w:rPr>
+        <w:t xml:space="preserve">=</w:t>
+      </w:r>
+      <w:r>
+        <w:rPr>
+          <w:rStyle w:val="NormalTok"/>
+        </w:rPr>
+        <w:t xml:space="preserve"> cv2.equalizeHist(img)</w:t>
+      </w:r>
+      <w:r>
+        <w:br/>
+      </w:r>
+      <w:r>
+        <w:br/>
+      </w:r>
+      <w:r>
+        <w:rPr>
+          <w:rStyle w:val="CommentTok"/>
+        </w:rPr>
+        <w:t xml:space="preserve"># 显示结果</w:t>
+      </w:r>
+      <w:r>
+        <w:br/>
+      </w:r>
+      <w:r>
+        <w:rPr>
+          <w:rStyle w:val="NormalTok"/>
+        </w:rPr>
+        <w:t xml:space="preserve">plt.figure(figsize</w:t>
+      </w:r>
+      <w:r>
+        <w:rPr>
+          <w:rStyle w:val="OperatorTok"/>
+        </w:rPr>
+        <w:t xml:space="preserve">=</w:t>
+      </w:r>
+      <w:r>
+        <w:rPr>
+          <w:rStyle w:val="NormalTok"/>
+        </w:rPr>
+        <w:t xml:space="preserve">(</w:t>
+      </w:r>
+      <w:r>
+        <w:rPr>
+          <w:rStyle w:val="DecValTok"/>
+        </w:rPr>
+        <w:t xml:space="preserve">12</w:t>
+      </w:r>
+      <w:r>
+        <w:rPr>
+          <w:rStyle w:val="NormalTok"/>
+        </w:rPr>
+        <w:t xml:space="preserve">, </w:t>
+      </w:r>
+      <w:r>
+        <w:rPr>
+          <w:rStyle w:val="DecValTok"/>
+        </w:rPr>
+        <w:t xml:space="preserve">8</w:t>
+      </w:r>
+      <w:r>
+        <w:rPr>
+          <w:rStyle w:val="NormalTok"/>
+        </w:rPr>
+        <w:t xml:space="preserve">))</w:t>
+      </w:r>
+      <w:r>
+        <w:br/>
+      </w:r>
+      <w:r>
+        <w:rPr>
+          <w:rStyle w:val="NormalTok"/>
+        </w:rPr>
+        <w:t xml:space="preserve">plt.subplot(</w:t>
+      </w:r>
+      <w:r>
+        <w:rPr>
+          <w:rStyle w:val="DecValTok"/>
+        </w:rPr>
+        <w:t xml:space="preserve">231</w:t>
+      </w:r>
+      <w:r>
+        <w:rPr>
+          <w:rStyle w:val="NormalTok"/>
+        </w:rPr>
+        <w:t xml:space="preserve">), plt.imshow(img, cmap</w:t>
+      </w:r>
+      <w:r>
+        <w:rPr>
+          <w:rStyle w:val="OperatorTok"/>
+        </w:rPr>
+        <w:t xml:space="preserve">=</w:t>
+      </w:r>
+      <w:r>
+        <w:rPr>
+          <w:rStyle w:val="StringTok"/>
+        </w:rPr>
+        <w:t xml:space="preserve">'gray'</w:t>
+      </w:r>
+      <w:r>
+        <w:rPr>
+          <w:rStyle w:val="NormalTok"/>
+        </w:rPr>
+        <w:t xml:space="preserve">), plt.title(</w:t>
+      </w:r>
+      <w:r>
+        <w:rPr>
+          <w:rStyle w:val="StringTok"/>
+        </w:rPr>
+        <w:t xml:space="preserve">'Original Image'</w:t>
+      </w:r>
+      <w:r>
+        <w:rPr>
+          <w:rStyle w:val="NormalTok"/>
+        </w:rPr>
+        <w:t xml:space="preserve">)</w:t>
+      </w:r>
+      <w:r>
+        <w:br/>
+      </w:r>
+      <w:r>
+        <w:rPr>
+          <w:rStyle w:val="NormalTok"/>
+        </w:rPr>
+        <w:t xml:space="preserve">plt.subplot(</w:t>
+      </w:r>
+      <w:r>
+        <w:rPr>
+          <w:rStyle w:val="DecValTok"/>
+        </w:rPr>
+        <w:t xml:space="preserve">232</w:t>
+      </w:r>
+      <w:r>
+        <w:rPr>
+          <w:rStyle w:val="NormalTok"/>
+        </w:rPr>
+        <w:t xml:space="preserve">), plt.imshow(img_bright, cmap</w:t>
+      </w:r>
+      <w:r>
+        <w:rPr>
+          <w:rStyle w:val="OperatorTok"/>
+        </w:rPr>
+        <w:t xml:space="preserve">=</w:t>
+      </w:r>
+      <w:r>
+        <w:rPr>
+          <w:rStyle w:val="StringTok"/>
+        </w:rPr>
+        <w:t xml:space="preserve">'gray'</w:t>
+      </w:r>
+      <w:r>
+        <w:rPr>
+          <w:rStyle w:val="NormalTok"/>
+        </w:rPr>
+        <w:t xml:space="preserve">), plt.title(</w:t>
+      </w:r>
+      <w:r>
+        <w:rPr>
+          <w:rStyle w:val="StringTok"/>
+        </w:rPr>
+        <w:t xml:space="preserve">'Bright Image'</w:t>
+      </w:r>
+      <w:r>
+        <w:rPr>
+          <w:rStyle w:val="NormalTok"/>
+        </w:rPr>
+        <w:t xml:space="preserve">)</w:t>
+      </w:r>
+      <w:r>
+        <w:br/>
+      </w:r>
+      <w:r>
+        <w:rPr>
+          <w:rStyle w:val="NormalTok"/>
+        </w:rPr>
+        <w:t xml:space="preserve">plt.subplot(</w:t>
+      </w:r>
+      <w:r>
+        <w:rPr>
+          <w:rStyle w:val="DecValTok"/>
+        </w:rPr>
+        <w:t xml:space="preserve">233</w:t>
+      </w:r>
+      <w:r>
+        <w:rPr>
+          <w:rStyle w:val="NormalTok"/>
+        </w:rPr>
+        <w:t xml:space="preserve">), plt.imshow(img_dark, cmap</w:t>
+      </w:r>
+      <w:r>
+        <w:rPr>
+          <w:rStyle w:val="OperatorTok"/>
+        </w:rPr>
+        <w:t xml:space="preserve">=</w:t>
+      </w:r>
+      <w:r>
+        <w:rPr>
+          <w:rStyle w:val="StringTok"/>
+        </w:rPr>
+        <w:t xml:space="preserve">'gray'</w:t>
+      </w:r>
+      <w:r>
+        <w:rPr>
+          <w:rStyle w:val="NormalTok"/>
+        </w:rPr>
+        <w:t xml:space="preserve">), plt.title(</w:t>
+      </w:r>
+      <w:r>
+        <w:rPr>
+          <w:rStyle w:val="StringTok"/>
+        </w:rPr>
+        <w:t xml:space="preserve">'Dark Image'</w:t>
+      </w:r>
+      <w:r>
+        <w:rPr>
+          <w:rStyle w:val="NormalTok"/>
+        </w:rPr>
+        <w:t xml:space="preserve">)</w:t>
+      </w:r>
+      <w:r>
+        <w:br/>
+      </w:r>
+      <w:r>
+        <w:rPr>
+          <w:rStyle w:val="NormalTok"/>
+        </w:rPr>
+        <w:t xml:space="preserve">plt.subplot(</w:t>
+      </w:r>
+      <w:r>
+        <w:rPr>
+          <w:rStyle w:val="DecValTok"/>
+        </w:rPr>
+        <w:t xml:space="preserve">234</w:t>
+      </w:r>
+      <w:r>
+        <w:rPr>
+          <w:rStyle w:val="NormalTok"/>
+        </w:rPr>
+        <w:t xml:space="preserve">), plt.imshow(img_low_contrast, cmap</w:t>
+      </w:r>
+      <w:r>
+        <w:rPr>
+          <w:rStyle w:val="OperatorTok"/>
+        </w:rPr>
+        <w:t xml:space="preserve">=</w:t>
+      </w:r>
+      <w:r>
+        <w:rPr>
+          <w:rStyle w:val="StringTok"/>
+        </w:rPr>
+        <w:t xml:space="preserve">'gray'</w:t>
+      </w:r>
+      <w:r>
+        <w:rPr>
+          <w:rStyle w:val="NormalTok"/>
+        </w:rPr>
+        <w:t xml:space="preserve">), plt.title(</w:t>
+      </w:r>
+      <w:r>
+        <w:rPr>
+          <w:rStyle w:val="StringTok"/>
+        </w:rPr>
+        <w:t xml:space="preserve">'Low Contrast Image'</w:t>
+      </w:r>
+      <w:r>
+        <w:rPr>
+          <w:rStyle w:val="NormalTok"/>
+        </w:rPr>
+        <w:t xml:space="preserve">)</w:t>
+      </w:r>
+      <w:r>
+        <w:br/>
+      </w:r>
+      <w:r>
+        <w:rPr>
+          <w:rStyle w:val="NormalTok"/>
+        </w:rPr>
+        <w:t xml:space="preserve">plt.subplot(</w:t>
+      </w:r>
+      <w:r>
+        <w:rPr>
+          <w:rStyle w:val="DecValTok"/>
+        </w:rPr>
+        <w:t xml:space="preserve">235</w:t>
+      </w:r>
+      <w:r>
+        <w:rPr>
+          <w:rStyle w:val="NormalTok"/>
+        </w:rPr>
+        <w:t xml:space="preserve">), plt.imshow(img_equalized, cmap</w:t>
+      </w:r>
+      <w:r>
+        <w:rPr>
+          <w:rStyle w:val="OperatorTok"/>
+        </w:rPr>
+        <w:t xml:space="preserve">=</w:t>
+      </w:r>
+      <w:r>
+        <w:rPr>
+          <w:rStyle w:val="StringTok"/>
+        </w:rPr>
+        <w:t xml:space="preserve">'gray'</w:t>
+      </w:r>
+      <w:r>
+        <w:rPr>
+          <w:rStyle w:val="NormalTok"/>
+        </w:rPr>
+        <w:t xml:space="preserve">), plt.title(</w:t>
+      </w:r>
+      <w:r>
+        <w:rPr>
+          <w:rStyle w:val="StringTok"/>
+        </w:rPr>
+        <w:t xml:space="preserve">'Equalized Image'</w:t>
+      </w:r>
+      <w:r>
+        <w:rPr>
+          <w:rStyle w:val="NormalTok"/>
+        </w:rPr>
+        <w:t xml:space="preserve">)</w:t>
+      </w:r>
+      <w:r>
+        <w:br/>
+      </w:r>
+      <w:r>
+        <w:br/>
+      </w:r>
+      <w:r>
+        <w:rPr>
+          <w:rStyle w:val="CommentTok"/>
+        </w:rPr>
+        <w:t xml:space="preserve"># 绘制直方图</w:t>
+      </w:r>
+      <w:r>
+        <w:br/>
+      </w:r>
+      <w:r>
+        <w:rPr>
+          <w:rStyle w:val="NormalTok"/>
+        </w:rPr>
+        <w:t xml:space="preserve">plt.figure(figsize</w:t>
+      </w:r>
+      <w:r>
+        <w:rPr>
+          <w:rStyle w:val="OperatorTok"/>
+        </w:rPr>
+        <w:t xml:space="preserve">=</w:t>
+      </w:r>
+      <w:r>
+        <w:rPr>
+          <w:rStyle w:val="NormalTok"/>
+        </w:rPr>
+        <w:t xml:space="preserve">(</w:t>
+      </w:r>
+      <w:r>
+        <w:rPr>
+          <w:rStyle w:val="DecValTok"/>
+        </w:rPr>
+        <w:t xml:space="preserve">12</w:t>
+      </w:r>
+      <w:r>
+        <w:rPr>
+          <w:rStyle w:val="NormalTok"/>
+        </w:rPr>
+        <w:t xml:space="preserve">, </w:t>
+      </w:r>
+      <w:r>
+        <w:rPr>
+          <w:rStyle w:val="DecValTok"/>
+        </w:rPr>
+        <w:t xml:space="preserve">8</w:t>
+      </w:r>
+      <w:r>
+        <w:rPr>
+          <w:rStyle w:val="NormalTok"/>
+        </w:rPr>
+        <w:t xml:space="preserve">))</w:t>
+      </w:r>
+      <w:r>
+        <w:br/>
+      </w:r>
+      <w:r>
+        <w:rPr>
+          <w:rStyle w:val="NormalTok"/>
+        </w:rPr>
+        <w:t xml:space="preserve">plt.subplot(</w:t>
+      </w:r>
+      <w:r>
+        <w:rPr>
+          <w:rStyle w:val="DecValTok"/>
+        </w:rPr>
+        <w:t xml:space="preserve">231</w:t>
+      </w:r>
+      <w:r>
+        <w:rPr>
+          <w:rStyle w:val="NormalTok"/>
+        </w:rPr>
+        <w:t xml:space="preserve">), plt.hist(img.ravel(), </w:t>
+      </w:r>
+      <w:r>
+        <w:rPr>
+          <w:rStyle w:val="DecValTok"/>
+        </w:rPr>
+        <w:t xml:space="preserve">256</w:t>
+      </w:r>
+      <w:r>
+        <w:rPr>
+          <w:rStyle w:val="NormalTok"/>
+        </w:rPr>
+        <w:t xml:space="preserve">, [</w:t>
+      </w:r>
+      <w:r>
+        <w:rPr>
+          <w:rStyle w:val="DecValTok"/>
+        </w:rPr>
+        <w:t xml:space="preserve">0</w:t>
+      </w:r>
+      <w:r>
+        <w:rPr>
+          <w:rStyle w:val="NormalTok"/>
+        </w:rPr>
+        <w:t xml:space="preserve">, </w:t>
+      </w:r>
+      <w:r>
+        <w:rPr>
+          <w:rStyle w:val="DecValTok"/>
+        </w:rPr>
+        <w:t xml:space="preserve">256</w:t>
+      </w:r>
+      <w:r>
+        <w:rPr>
+          <w:rStyle w:val="NormalTok"/>
+        </w:rPr>
+        <w:t xml:space="preserve">]), plt.title(</w:t>
+      </w:r>
+      <w:r>
+        <w:rPr>
+          <w:rStyle w:val="StringTok"/>
+        </w:rPr>
+        <w:t xml:space="preserve">'Original Histogram'</w:t>
+      </w:r>
+      <w:r>
+        <w:rPr>
+          <w:rStyle w:val="NormalTok"/>
+        </w:rPr>
+        <w:t xml:space="preserve">)</w:t>
+      </w:r>
+      <w:r>
+        <w:br/>
+      </w:r>
+      <w:r>
+        <w:rPr>
+          <w:rStyle w:val="NormalTok"/>
+        </w:rPr>
+        <w:t xml:space="preserve">plt.subplot(</w:t>
+      </w:r>
+      <w:r>
+        <w:rPr>
+          <w:rStyle w:val="DecValTok"/>
+        </w:rPr>
+        <w:t xml:space="preserve">232</w:t>
+      </w:r>
+      <w:r>
+        <w:rPr>
+          <w:rStyle w:val="NormalTok"/>
+        </w:rPr>
+        <w:t xml:space="preserve">), plt.hist(img_bright.ravel(), </w:t>
+      </w:r>
+      <w:r>
+        <w:rPr>
+          <w:rStyle w:val="DecValTok"/>
+        </w:rPr>
+        <w:t xml:space="preserve">256</w:t>
+      </w:r>
+      <w:r>
+        <w:rPr>
+          <w:rStyle w:val="NormalTok"/>
+        </w:rPr>
+        <w:t xml:space="preserve">, [</w:t>
+      </w:r>
+      <w:r>
+        <w:rPr>
+          <w:rStyle w:val="DecValTok"/>
+        </w:rPr>
+        <w:t xml:space="preserve">0</w:t>
+      </w:r>
+      <w:r>
+        <w:rPr>
+          <w:rStyle w:val="NormalTok"/>
+        </w:rPr>
+        <w:t xml:space="preserve">, </w:t>
+      </w:r>
+      <w:r>
+        <w:rPr>
+          <w:rStyle w:val="DecValTok"/>
+        </w:rPr>
+        <w:t xml:space="preserve">256</w:t>
+      </w:r>
+      <w:r>
+        <w:rPr>
+          <w:rStyle w:val="NormalTok"/>
+        </w:rPr>
+        <w:t xml:space="preserve">]), plt.title(</w:t>
+      </w:r>
+      <w:r>
+        <w:rPr>
+          <w:rStyle w:val="StringTok"/>
+        </w:rPr>
+        <w:t xml:space="preserve">'Bright Histogram'</w:t>
+      </w:r>
+      <w:r>
+        <w:rPr>
+          <w:rStyle w:val="NormalTok"/>
+        </w:rPr>
+        <w:t xml:space="preserve">)</w:t>
+      </w:r>
+      <w:r>
+        <w:br/>
+      </w:r>
+      <w:r>
+        <w:rPr>
+          <w:rStyle w:val="NormalTok"/>
+        </w:rPr>
+        <w:t xml:space="preserve">plt.subplot(</w:t>
+      </w:r>
+      <w:r>
+        <w:rPr>
+          <w:rStyle w:val="DecValTok"/>
+        </w:rPr>
+        <w:t xml:space="preserve">233</w:t>
+      </w:r>
+      <w:r>
+        <w:rPr>
+          <w:rStyle w:val="NormalTok"/>
+        </w:rPr>
+        <w:t xml:space="preserve">), plt.hist(img_dark.ravel(), </w:t>
+      </w:r>
+      <w:r>
+        <w:rPr>
+          <w:rStyle w:val="DecValTok"/>
+        </w:rPr>
+        <w:t xml:space="preserve">256</w:t>
+      </w:r>
+      <w:r>
+        <w:rPr>
+          <w:rStyle w:val="NormalTok"/>
+        </w:rPr>
+        <w:t xml:space="preserve">, [</w:t>
+      </w:r>
+      <w:r>
+        <w:rPr>
+          <w:rStyle w:val="DecValTok"/>
+        </w:rPr>
+        <w:t xml:space="preserve">0</w:t>
+      </w:r>
+      <w:r>
+        <w:rPr>
+          <w:rStyle w:val="NormalTok"/>
+        </w:rPr>
+        <w:t xml:space="preserve">, </w:t>
+      </w:r>
+      <w:r>
+        <w:rPr>
+          <w:rStyle w:val="DecValTok"/>
+        </w:rPr>
+        <w:t xml:space="preserve">256</w:t>
+      </w:r>
+      <w:r>
+        <w:rPr>
+          <w:rStyle w:val="NormalTok"/>
+        </w:rPr>
+        <w:t xml:space="preserve">]), plt.title(</w:t>
+      </w:r>
+      <w:r>
+        <w:rPr>
+          <w:rStyle w:val="StringTok"/>
+        </w:rPr>
+        <w:t xml:space="preserve">'Dark Histogram'</w:t>
+      </w:r>
+      <w:r>
+        <w:rPr>
+          <w:rStyle w:val="NormalTok"/>
+        </w:rPr>
+        <w:t xml:space="preserve">)</w:t>
+      </w:r>
+      <w:r>
+        <w:br/>
+      </w:r>
+      <w:r>
+        <w:rPr>
+          <w:rStyle w:val="NormalTok"/>
+        </w:rPr>
+        <w:t xml:space="preserve">plt.subplot(</w:t>
+      </w:r>
+      <w:r>
+        <w:rPr>
+          <w:rStyle w:val="DecValTok"/>
+        </w:rPr>
+        <w:t xml:space="preserve">234</w:t>
+      </w:r>
+      <w:r>
+        <w:rPr>
+          <w:rStyle w:val="NormalTok"/>
+        </w:rPr>
+        <w:t xml:space="preserve">), plt.hist(img_low_contrast.ravel(), </w:t>
+      </w:r>
+      <w:r>
+        <w:rPr>
+          <w:rStyle w:val="DecValTok"/>
+        </w:rPr>
+        <w:t xml:space="preserve">256</w:t>
+      </w:r>
+      <w:r>
+        <w:rPr>
+          <w:rStyle w:val="NormalTok"/>
+        </w:rPr>
+        <w:t xml:space="preserve">, [</w:t>
+      </w:r>
+      <w:r>
+        <w:rPr>
+          <w:rStyle w:val="DecValTok"/>
+        </w:rPr>
+        <w:t xml:space="preserve">0</w:t>
+      </w:r>
+      <w:r>
+        <w:rPr>
+          <w:rStyle w:val="NormalTok"/>
+        </w:rPr>
+        <w:t xml:space="preserve">, </w:t>
+      </w:r>
+      <w:r>
+        <w:rPr>
+          <w:rStyle w:val="DecValTok"/>
+        </w:rPr>
+        <w:t xml:space="preserve">256</w:t>
+      </w:r>
+      <w:r>
+        <w:rPr>
+          <w:rStyle w:val="NormalTok"/>
+        </w:rPr>
+        <w:t xml:space="preserve">]), plt.title(</w:t>
+      </w:r>
+      <w:r>
+        <w:rPr>
+          <w:rStyle w:val="StringTok"/>
+        </w:rPr>
+        <w:t xml:space="preserve">'Low Contrast Histogram'</w:t>
+      </w:r>
+      <w:r>
+        <w:rPr>
+          <w:rStyle w:val="NormalTok"/>
+        </w:rPr>
+        <w:t xml:space="preserve">)</w:t>
+      </w:r>
+      <w:r>
+        <w:br/>
+      </w:r>
+      <w:r>
+        <w:rPr>
+          <w:rStyle w:val="NormalTok"/>
+        </w:rPr>
+        <w:t xml:space="preserve">plt.subplot(</w:t>
+      </w:r>
+      <w:r>
+        <w:rPr>
+          <w:rStyle w:val="DecValTok"/>
+        </w:rPr>
+        <w:t xml:space="preserve">235</w:t>
+      </w:r>
+      <w:r>
+        <w:rPr>
+          <w:rStyle w:val="NormalTok"/>
+        </w:rPr>
+        <w:t xml:space="preserve">), plt.hist(img_equalized.ravel(), </w:t>
+      </w:r>
+      <w:r>
+        <w:rPr>
+          <w:rStyle w:val="DecValTok"/>
+        </w:rPr>
+        <w:t xml:space="preserve">256</w:t>
+      </w:r>
+      <w:r>
+        <w:rPr>
+          <w:rStyle w:val="NormalTok"/>
+        </w:rPr>
+        <w:t xml:space="preserve">, [</w:t>
+      </w:r>
+      <w:r>
+        <w:rPr>
+          <w:rStyle w:val="DecValTok"/>
+        </w:rPr>
+        <w:t xml:space="preserve">0</w:t>
+      </w:r>
+      <w:r>
+        <w:rPr>
+          <w:rStyle w:val="NormalTok"/>
+        </w:rPr>
+        <w:t xml:space="preserve">, </w:t>
+      </w:r>
+      <w:r>
+        <w:rPr>
+          <w:rStyle w:val="DecValTok"/>
+        </w:rPr>
+        <w:t xml:space="preserve">256</w:t>
+      </w:r>
+      <w:r>
+        <w:rPr>
+          <w:rStyle w:val="NormalTok"/>
+        </w:rPr>
+        <w:t xml:space="preserve">]), plt.title(</w:t>
+      </w:r>
+      <w:r>
+        <w:rPr>
+          <w:rStyle w:val="StringTok"/>
+        </w:rPr>
+        <w:t xml:space="preserve">'Equalized Histogram'</w:t>
+      </w:r>
+      <w:r>
+        <w:rPr>
+          <w:rStyle w:val="NormalTok"/>
+        </w:rPr>
+        <w:t xml:space="preserve">)</w:t>
+      </w:r>
+      <w:r>
+        <w:br/>
+      </w:r>
+      <w:r>
+        <w:br/>
+      </w:r>
+      <w:r>
+        <w:rPr>
+          <w:rStyle w:val="NormalTok"/>
+        </w:rPr>
+        <w:t xml:space="preserve">plt.show()</w:t>
+      </w:r>
+    </w:p>
+    <w:p>
+      <w:pPr>
+        <w:pStyle w:val="FirstParagraph"/>
+      </w:pPr>
+      <w:r>
+        <w:rPr>
+          <w:b/>
+          <w:bCs/>
+        </w:rPr>
+        <w:t xml:space="preserve">2. Gamma 变换</w:t>
+      </w:r>
+    </w:p>
+    <w:p>
+      <w:pPr>
+        <w:pStyle w:val="SourceCode"/>
+      </w:pPr>
+      <w:r>
+        <w:rPr>
+          <w:rStyle w:val="ImportTok"/>
+        </w:rPr>
+        <w:t xml:space="preserve">import</w:t>
+      </w:r>
+      <w:r>
+        <w:rPr>
+          <w:rStyle w:val="NormalTok"/>
+        </w:rPr>
+        <w:t xml:space="preserve"> cv2</w:t>
+      </w:r>
+      <w:r>
+        <w:br/>
+      </w:r>
+      <w:r>
+        <w:rPr>
+          <w:rStyle w:val="ImportTok"/>
+        </w:rPr>
+        <w:t xml:space="preserve">import</w:t>
+      </w:r>
+      <w:r>
+        <w:rPr>
+          <w:rStyle w:val="NormalTok"/>
+        </w:rPr>
+        <w:t xml:space="preserve"> numpy </w:t>
+      </w:r>
+      <w:r>
+        <w:rPr>
+          <w:rStyle w:val="ImportTok"/>
+        </w:rPr>
+        <w:t xml:space="preserve">as</w:t>
+      </w:r>
+      <w:r>
+        <w:rPr>
+          <w:rStyle w:val="NormalTok"/>
+        </w:rPr>
+        <w:t xml:space="preserve"> np</w:t>
+      </w:r>
+      <w:r>
+        <w:br/>
+      </w:r>
+      <w:r>
+        <w:rPr>
+          <w:rStyle w:val="ImportTok"/>
+        </w:rPr>
+        <w:t xml:space="preserve">import</w:t>
+      </w:r>
+      <w:r>
+        <w:rPr>
+          <w:rStyle w:val="NormalTok"/>
+        </w:rPr>
+        <w:t xml:space="preserve"> matplotlib.pyplot </w:t>
+      </w:r>
+      <w:r>
+        <w:rPr>
+          <w:rStyle w:val="ImportTok"/>
+        </w:rPr>
+        <w:t xml:space="preserve">as</w:t>
+      </w:r>
+      <w:r>
+        <w:rPr>
+          <w:rStyle w:val="NormalTok"/>
+        </w:rPr>
+        <w:t xml:space="preserve"> plt</w:t>
+      </w:r>
+      <w:r>
+        <w:br/>
+      </w:r>
+      <w:r>
+        <w:br/>
+      </w:r>
+      <w:r>
+        <w:rPr>
+          <w:rStyle w:val="KeywordTok"/>
+        </w:rPr>
+        <w:t xml:space="preserve">def</w:t>
+      </w:r>
+      <w:r>
+        <w:rPr>
+          <w:rStyle w:val="NormalTok"/>
+        </w:rPr>
+        <w:t xml:space="preserve"> gamma_trans(img, gamma):</w:t>
+      </w:r>
+      <w:r>
+        <w:br/>
+      </w:r>
+      <w:r>
+        <w:rPr>
+          <w:rStyle w:val="NormalTok"/>
+        </w:rPr>
+        <w:t xml:space="preserve">    </w:t>
+      </w:r>
+      <w:r>
+        <w:rPr>
+          <w:rStyle w:val="CommentTok"/>
+        </w:rPr>
+        <w:t xml:space="preserve"># 具体做法是先归一化到1, 然后gamma作为指数值求出新的像素值再还原</w:t>
+      </w:r>
+      <w:r>
+        <w:br/>
+      </w:r>
+      <w:r>
+        <w:rPr>
+          <w:rStyle w:val="NormalTok"/>
+        </w:rPr>
+        <w:t xml:space="preserve">    gamma_table </w:t>
+      </w:r>
+      <w:r>
+        <w:rPr>
+          <w:rStyle w:val="OperatorTok"/>
+        </w:rPr>
+        <w:t xml:space="preserve">=</w:t>
+      </w:r>
+      <w:r>
+        <w:rPr>
+          <w:rStyle w:val="NormalTok"/>
+        </w:rPr>
+        <w:t xml:space="preserve"> [np.power(x </w:t>
+      </w:r>
+      <w:r>
+        <w:rPr>
+          <w:rStyle w:val="OperatorTok"/>
+        </w:rPr>
+        <w:t xml:space="preserve">/</w:t>
+      </w:r>
+      <w:r>
+        <w:rPr>
+          <w:rStyle w:val="NormalTok"/>
+        </w:rPr>
+        <w:t xml:space="preserve"> </w:t>
+      </w:r>
+      <w:r>
+        <w:rPr>
+          <w:rStyle w:val="FloatTok"/>
+        </w:rPr>
+        <w:t xml:space="preserve">255.0</w:t>
+      </w:r>
+      <w:r>
+        <w:rPr>
+          <w:rStyle w:val="NormalTok"/>
+        </w:rPr>
+        <w:t xml:space="preserve">, gamma) </w:t>
+      </w:r>
+      <w:r>
+        <w:rPr>
+          <w:rStyle w:val="OperatorTok"/>
+        </w:rPr>
+        <w:t xml:space="preserve">*</w:t>
+      </w:r>
+      <w:r>
+        <w:rPr>
+          <w:rStyle w:val="NormalTok"/>
+        </w:rPr>
+        <w:t xml:space="preserve"> </w:t>
+      </w:r>
+      <w:r>
+        <w:rPr>
+          <w:rStyle w:val="FloatTok"/>
+        </w:rPr>
+        <w:t xml:space="preserve">255.0</w:t>
+      </w:r>
+      <w:r>
+        <w:rPr>
+          <w:rStyle w:val="NormalTok"/>
+        </w:rPr>
+        <w:t xml:space="preserve"> </w:t>
+      </w:r>
+      <w:r>
+        <w:rPr>
+          <w:rStyle w:val="ControlFlowTok"/>
+        </w:rPr>
+        <w:t xml:space="preserve">for</w:t>
+      </w:r>
+      <w:r>
+        <w:rPr>
+          <w:rStyle w:val="NormalTok"/>
+        </w:rPr>
+        <w:t xml:space="preserve"> x </w:t>
+      </w:r>
+      <w:r>
+        <w:rPr>
+          <w:rStyle w:val="KeywordTok"/>
+        </w:rPr>
+        <w:t xml:space="preserve">in</w:t>
+      </w:r>
+      <w:r>
+        <w:rPr>
+          <w:rStyle w:val="NormalTok"/>
+        </w:rPr>
+        <w:t xml:space="preserve"> </w:t>
+      </w:r>
+      <w:r>
+        <w:rPr>
+          <w:rStyle w:val="BuiltInTok"/>
+        </w:rPr>
+        <w:t xml:space="preserve">range</w:t>
+      </w:r>
+      <w:r>
+        <w:rPr>
+          <w:rStyle w:val="NormalTok"/>
+        </w:rPr>
+        <w:t xml:space="preserve">(</w:t>
+      </w:r>
+      <w:r>
+        <w:rPr>
+          <w:rStyle w:val="DecValTok"/>
+        </w:rPr>
+        <w:t xml:space="preserve">256</w:t>
+      </w:r>
+      <w:r>
+        <w:rPr>
+          <w:rStyle w:val="NormalTok"/>
+        </w:rPr>
+        <w:t xml:space="preserve">)]</w:t>
+      </w:r>
+      <w:r>
+        <w:br/>
+      </w:r>
+      <w:r>
+        <w:rPr>
+          <w:rStyle w:val="NormalTok"/>
+        </w:rPr>
+        <w:t xml:space="preserve">    gamma_table </w:t>
+      </w:r>
+      <w:r>
+        <w:rPr>
+          <w:rStyle w:val="OperatorTok"/>
+        </w:rPr>
+        <w:t xml:space="preserve">=</w:t>
+      </w:r>
+      <w:r>
+        <w:rPr>
+          <w:rStyle w:val="NormalTok"/>
+        </w:rPr>
+        <w:t xml:space="preserve"> np.</w:t>
+      </w:r>
+      <w:r>
+        <w:rPr>
+          <w:rStyle w:val="BuiltInTok"/>
+        </w:rPr>
+        <w:t xml:space="preserve">round</w:t>
+      </w:r>
+      <w:r>
+        <w:rPr>
+          <w:rStyle w:val="NormalTok"/>
+        </w:rPr>
+        <w:t xml:space="preserve">(np.array(gamma_table)).astype(np.uint8)</w:t>
+      </w:r>
+      <w:r>
+        <w:br/>
+      </w:r>
+      <w:r>
+        <w:rPr>
+          <w:rStyle w:val="NormalTok"/>
+        </w:rPr>
+        <w:t xml:space="preserve">    </w:t>
+      </w:r>
+      <w:r>
+        <w:rPr>
+          <w:rStyle w:val="CommentTok"/>
+        </w:rPr>
+        <w:t xml:space="preserve"># 实现这个映射用的是OpenCV的查表函数</w:t>
+      </w:r>
+      <w:r>
+        <w:br/>
+      </w:r>
+      <w:r>
+        <w:rPr>
+          <w:rStyle w:val="NormalTok"/>
+        </w:rPr>
+        <w:t xml:space="preserve">    </w:t>
+      </w:r>
+      <w:r>
+        <w:rPr>
+          <w:rStyle w:val="ControlFlowTok"/>
+        </w:rPr>
+        <w:t xml:space="preserve">return</w:t>
+      </w:r>
+      <w:r>
+        <w:rPr>
+          <w:rStyle w:val="NormalTok"/>
+        </w:rPr>
+        <w:t xml:space="preserve"> cv2.LUT(img, gamma_table)</w:t>
+      </w:r>
+      <w:r>
+        <w:br/>
+      </w:r>
+      <w:r>
+        <w:br/>
+      </w:r>
+      <w:r>
+        <w:rPr>
+          <w:rStyle w:val="CommentTok"/>
+        </w:rPr>
+        <w:t xml:space="preserve"># 读取图像</w:t>
+      </w:r>
+      <w:r>
+        <w:br/>
+      </w:r>
+      <w:r>
+        <w:rPr>
+          <w:rStyle w:val="NormalTok"/>
+        </w:rPr>
+        <w:t xml:space="preserve">img </w:t>
+      </w:r>
+      <w:r>
+        <w:rPr>
+          <w:rStyle w:val="OperatorTok"/>
+        </w:rPr>
+        <w:t xml:space="preserve">=</w:t>
+      </w:r>
+      <w:r>
+        <w:rPr>
+          <w:rStyle w:val="NormalTok"/>
+        </w:rPr>
+        <w:t xml:space="preserve"> cv2.imread(</w:t>
+      </w:r>
+      <w:r>
+        <w:rPr>
+          <w:rStyle w:val="StringTok"/>
+        </w:rPr>
+        <w:t xml:space="preserve">'iris.jpg'</w:t>
+      </w:r>
+      <w:r>
+        <w:rPr>
+          <w:rStyle w:val="NormalTok"/>
+        </w:rPr>
+        <w:t xml:space="preserve">, </w:t>
+      </w:r>
+      <w:r>
+        <w:rPr>
+          <w:rStyle w:val="DecValTok"/>
+        </w:rPr>
+        <w:t xml:space="preserve">0</w:t>
+      </w:r>
+      <w:r>
+        <w:rPr>
+          <w:rStyle w:val="NormalTok"/>
+        </w:rPr>
+        <w:t xml:space="preserve">)</w:t>
+      </w:r>
+      <w:r>
+        <w:br/>
+      </w:r>
+      <w:r>
+        <w:br/>
+      </w:r>
+      <w:r>
+        <w:rPr>
+          <w:rStyle w:val="CommentTok"/>
+        </w:rPr>
+        <w:t xml:space="preserve"># gamma小于1的图像</w:t>
+      </w:r>
+      <w:r>
+        <w:br/>
+      </w:r>
+      <w:r>
+        <w:rPr>
+          <w:rStyle w:val="NormalTok"/>
+        </w:rPr>
+        <w:t xml:space="preserve">img_gamma_less </w:t>
+      </w:r>
+      <w:r>
+        <w:rPr>
+          <w:rStyle w:val="OperatorTok"/>
+        </w:rPr>
+        <w:t xml:space="preserve">=</w:t>
+      </w:r>
+      <w:r>
+        <w:rPr>
+          <w:rStyle w:val="NormalTok"/>
+        </w:rPr>
+        <w:t xml:space="preserve"> gamma_trans(img, </w:t>
+      </w:r>
+      <w:r>
+        <w:rPr>
+          <w:rStyle w:val="FloatTok"/>
+        </w:rPr>
+        <w:t xml:space="preserve">0.5</w:t>
+      </w:r>
+      <w:r>
+        <w:rPr>
+          <w:rStyle w:val="NormalTok"/>
+        </w:rPr>
+        <w:t xml:space="preserve">)</w:t>
+      </w:r>
+      <w:r>
+        <w:br/>
+      </w:r>
+      <w:r>
+        <w:br/>
+      </w:r>
+      <w:r>
+        <w:rPr>
+          <w:rStyle w:val="CommentTok"/>
+        </w:rPr>
+        <w:t xml:space="preserve"># gamma大于1的图像</w:t>
+      </w:r>
+      <w:r>
+        <w:br/>
+      </w:r>
+      <w:r>
+        <w:rPr>
+          <w:rStyle w:val="NormalTok"/>
+        </w:rPr>
+        <w:t xml:space="preserve">img_gamma_more </w:t>
+      </w:r>
+      <w:r>
+        <w:rPr>
+          <w:rStyle w:val="OperatorTok"/>
+        </w:rPr>
+        <w:t xml:space="preserve">=</w:t>
+      </w:r>
+      <w:r>
+        <w:rPr>
+          <w:rStyle w:val="NormalTok"/>
+        </w:rPr>
+        <w:t xml:space="preserve"> gamma_trans(img, </w:t>
+      </w:r>
+      <w:r>
+        <w:rPr>
+          <w:rStyle w:val="DecValTok"/>
+        </w:rPr>
+        <w:t xml:space="preserve">2</w:t>
+      </w:r>
+      <w:r>
+        <w:rPr>
+          <w:rStyle w:val="NormalTok"/>
+        </w:rPr>
+        <w:t xml:space="preserve">)</w:t>
+      </w:r>
+      <w:r>
+        <w:br/>
+      </w:r>
+      <w:r>
+        <w:br/>
+      </w:r>
+      <w:r>
+        <w:rPr>
+          <w:rStyle w:val="CommentTok"/>
+        </w:rPr>
+        <w:t xml:space="preserve"># 显示结果</w:t>
+      </w:r>
+      <w:r>
+        <w:br/>
+      </w:r>
+      <w:r>
+        <w:rPr>
+          <w:rStyle w:val="NormalTok"/>
+        </w:rPr>
+        <w:t xml:space="preserve">plt.figure(figsize</w:t>
+      </w:r>
+      <w:r>
+        <w:rPr>
+          <w:rStyle w:val="OperatorTok"/>
+        </w:rPr>
+        <w:t xml:space="preserve">=</w:t>
+      </w:r>
+      <w:r>
+        <w:rPr>
+          <w:rStyle w:val="NormalTok"/>
+        </w:rPr>
+        <w:t xml:space="preserve">(</w:t>
+      </w:r>
+      <w:r>
+        <w:rPr>
+          <w:rStyle w:val="DecValTok"/>
+        </w:rPr>
+        <w:t xml:space="preserve">12</w:t>
+      </w:r>
+      <w:r>
+        <w:rPr>
+          <w:rStyle w:val="NormalTok"/>
+        </w:rPr>
+        <w:t xml:space="preserve">, </w:t>
+      </w:r>
+      <w:r>
+        <w:rPr>
+          <w:rStyle w:val="DecValTok"/>
+        </w:rPr>
+        <w:t xml:space="preserve">8</w:t>
+      </w:r>
+      <w:r>
+        <w:rPr>
+          <w:rStyle w:val="NormalTok"/>
+        </w:rPr>
+        <w:t xml:space="preserve">))</w:t>
+      </w:r>
+      <w:r>
+        <w:br/>
+      </w:r>
+      <w:r>
+        <w:rPr>
+          <w:rStyle w:val="NormalTok"/>
+        </w:rPr>
+        <w:t xml:space="preserve">plt.subplot(</w:t>
+      </w:r>
+      <w:r>
+        <w:rPr>
+          <w:rStyle w:val="DecValTok"/>
+        </w:rPr>
+        <w:t xml:space="preserve">131</w:t>
+      </w:r>
+      <w:r>
+        <w:rPr>
+          <w:rStyle w:val="NormalTok"/>
+        </w:rPr>
+        <w:t xml:space="preserve">), plt.imshow(img, cmap</w:t>
+      </w:r>
+      <w:r>
+        <w:rPr>
+          <w:rStyle w:val="OperatorTok"/>
+        </w:rPr>
+        <w:t xml:space="preserve">=</w:t>
+      </w:r>
+      <w:r>
+        <w:rPr>
+          <w:rStyle w:val="StringTok"/>
+        </w:rPr>
+        <w:t xml:space="preserve">'gray'</w:t>
+      </w:r>
+      <w:r>
+        <w:rPr>
+          <w:rStyle w:val="NormalTok"/>
+        </w:rPr>
+        <w:t xml:space="preserve">), plt.title(</w:t>
+      </w:r>
+      <w:r>
+        <w:rPr>
+          <w:rStyle w:val="StringTok"/>
+        </w:rPr>
+        <w:t xml:space="preserve">'Original Image'</w:t>
+      </w:r>
+      <w:r>
+        <w:rPr>
+          <w:rStyle w:val="NormalTok"/>
+        </w:rPr>
+        <w:t xml:space="preserve">)</w:t>
+      </w:r>
+      <w:r>
+        <w:br/>
+      </w:r>
+      <w:r>
+        <w:rPr>
+          <w:rStyle w:val="NormalTok"/>
+        </w:rPr>
+        <w:t xml:space="preserve">plt.subplot(</w:t>
+      </w:r>
+      <w:r>
+        <w:rPr>
+          <w:rStyle w:val="DecValTok"/>
+        </w:rPr>
+        <w:t xml:space="preserve">132</w:t>
+      </w:r>
+      <w:r>
+        <w:rPr>
+          <w:rStyle w:val="NormalTok"/>
+        </w:rPr>
+        <w:t xml:space="preserve">), plt.imshow(img_gamma_less, cmap</w:t>
+      </w:r>
+      <w:r>
+        <w:rPr>
+          <w:rStyle w:val="OperatorTok"/>
+        </w:rPr>
+        <w:t xml:space="preserve">=</w:t>
+      </w:r>
+      <w:r>
+        <w:rPr>
+          <w:rStyle w:val="StringTok"/>
+        </w:rPr>
+        <w:t xml:space="preserve">'gray'</w:t>
+      </w:r>
+      <w:r>
+        <w:rPr>
+          <w:rStyle w:val="NormalTok"/>
+        </w:rPr>
+        <w:t xml:space="preserve">), plt.title(</w:t>
+      </w:r>
+      <w:r>
+        <w:rPr>
+          <w:rStyle w:val="StringTok"/>
+        </w:rPr>
+        <w:t xml:space="preserve">'Gamma &lt; 1 Image'</w:t>
+      </w:r>
+      <w:r>
+        <w:rPr>
+          <w:rStyle w:val="NormalTok"/>
+        </w:rPr>
+        <w:t xml:space="preserve">)</w:t>
+      </w:r>
+      <w:r>
+        <w:br/>
+      </w:r>
+      <w:r>
+        <w:rPr>
+          <w:rStyle w:val="NormalTok"/>
+        </w:rPr>
+        <w:t xml:space="preserve">plt.subplot(</w:t>
+      </w:r>
+      <w:r>
+        <w:rPr>
+          <w:rStyle w:val="DecValTok"/>
+        </w:rPr>
+        <w:t xml:space="preserve">133</w:t>
+      </w:r>
+      <w:r>
+        <w:rPr>
+          <w:rStyle w:val="NormalTok"/>
+        </w:rPr>
+        <w:t xml:space="preserve">), plt.imshow(img_gamma_more, cmap</w:t>
+      </w:r>
+      <w:r>
+        <w:rPr>
+          <w:rStyle w:val="OperatorTok"/>
+        </w:rPr>
+        <w:t xml:space="preserve">=</w:t>
+      </w:r>
+      <w:r>
+        <w:rPr>
+          <w:rStyle w:val="StringTok"/>
+        </w:rPr>
+        <w:t xml:space="preserve">'gray'</w:t>
+      </w:r>
+      <w:r>
+        <w:rPr>
+          <w:rStyle w:val="NormalTok"/>
+        </w:rPr>
+        <w:t xml:space="preserve">), plt.title(</w:t>
+      </w:r>
+      <w:r>
+        <w:rPr>
+          <w:rStyle w:val="StringTok"/>
+        </w:rPr>
+        <w:t xml:space="preserve">'Gamma &gt; 1 Image'</w:t>
+      </w:r>
+      <w:r>
+        <w:rPr>
+          <w:rStyle w:val="NormalTok"/>
+        </w:rPr>
+        <w:t xml:space="preserve">)</w:t>
+      </w:r>
+      <w:r>
+        <w:br/>
+      </w:r>
+      <w:r>
+        <w:rPr>
+          <w:rStyle w:val="NormalTok"/>
+        </w:rPr>
+        <w:t xml:space="preserve">plt.show()</w:t>
+      </w:r>
+    </w:p>
+    <w:p>
+      <w:pPr>
+        <w:pStyle w:val="FirstParagraph"/>
+      </w:pPr>
+      <w:r>
+        <w:rPr>
+          <w:b/>
+          <w:bCs/>
+        </w:rPr>
+        <w:t xml:space="preserve">3. 图像空域滤波</w:t>
+      </w:r>
+    </w:p>
+    <w:p>
+      <w:pPr>
+        <w:pStyle w:val="SourceCode"/>
+      </w:pPr>
+      <w:r>
+        <w:rPr>
+          <w:rStyle w:val="ImportTok"/>
+        </w:rPr>
+        <w:t xml:space="preserve">import</w:t>
+      </w:r>
+      <w:r>
+        <w:rPr>
+          <w:rStyle w:val="NormalTok"/>
+        </w:rPr>
+        <w:t xml:space="preserve"> matplotlib.pyplot </w:t>
+      </w:r>
+      <w:r>
+        <w:rPr>
+          <w:rStyle w:val="ImportTok"/>
+        </w:rPr>
+        <w:t xml:space="preserve">as</w:t>
+      </w:r>
+      <w:r>
+        <w:rPr>
+          <w:rStyle w:val="NormalTok"/>
+        </w:rPr>
+        <w:t xml:space="preserve"> plt</w:t>
+      </w:r>
+      <w:r>
+        <w:br/>
+      </w:r>
+      <w:r>
+        <w:rPr>
+          <w:rStyle w:val="ImportTok"/>
+        </w:rPr>
+        <w:t xml:space="preserve">import</w:t>
+      </w:r>
+      <w:r>
+        <w:rPr>
+          <w:rStyle w:val="NormalTok"/>
+        </w:rPr>
+        <w:t xml:space="preserve"> cv2</w:t>
+      </w:r>
+      <w:r>
+        <w:br/>
+      </w:r>
+      <w:r>
+        <w:rPr>
+          <w:rStyle w:val="ImportTok"/>
+        </w:rPr>
+        <w:t xml:space="preserve">import</w:t>
+      </w:r>
+      <w:r>
+        <w:rPr>
+          <w:rStyle w:val="NormalTok"/>
+        </w:rPr>
+        <w:t xml:space="preserve"> numpy </w:t>
+      </w:r>
+      <w:r>
+        <w:rPr>
+          <w:rStyle w:val="ImportTok"/>
+        </w:rPr>
+        <w:t xml:space="preserve">as</w:t>
+      </w:r>
+      <w:r>
+        <w:rPr>
+          <w:rStyle w:val="NormalTok"/>
+        </w:rPr>
+        <w:t xml:space="preserve"> np</w:t>
+      </w:r>
+      <w:r>
+        <w:br/>
+      </w:r>
+      <w:r>
+        <w:br/>
+      </w:r>
+      <w:r>
+        <w:rPr>
+          <w:rStyle w:val="CommentTok"/>
+        </w:rPr>
+        <w:t xml:space="preserve"># 读取图像</w:t>
+      </w:r>
+      <w:r>
+        <w:br/>
+      </w:r>
+      <w:r>
+        <w:rPr>
+          <w:rStyle w:val="NormalTok"/>
+        </w:rPr>
+        <w:t xml:space="preserve">img </w:t>
+      </w:r>
+      <w:r>
+        <w:rPr>
+          <w:rStyle w:val="OperatorTok"/>
+        </w:rPr>
+        <w:t xml:space="preserve">=</w:t>
+      </w:r>
+      <w:r>
+        <w:rPr>
+          <w:rStyle w:val="NormalTok"/>
+        </w:rPr>
+        <w:t xml:space="preserve"> cv2.imread(</w:t>
+      </w:r>
+      <w:r>
+        <w:rPr>
+          <w:rStyle w:val="StringTok"/>
+        </w:rPr>
+        <w:t xml:space="preserve">'kennysmall.jpg'</w:t>
+      </w:r>
+      <w:r>
+        <w:rPr>
+          <w:rStyle w:val="NormalTok"/>
+        </w:rPr>
+        <w:t xml:space="preserve">, </w:t>
+      </w:r>
+      <w:r>
+        <w:rPr>
+          <w:rStyle w:val="DecValTok"/>
+        </w:rPr>
+        <w:t xml:space="preserve">0</w:t>
+      </w:r>
+      <w:r>
+        <w:rPr>
+          <w:rStyle w:val="NormalTok"/>
+        </w:rPr>
+        <w:t xml:space="preserve">)</w:t>
+      </w:r>
+      <w:r>
+        <w:br/>
+      </w:r>
+      <w:r>
+        <w:rPr>
+          <w:rStyle w:val="NormalTok"/>
+        </w:rPr>
+        <w:t xml:space="preserve">cv2.imshow(</w:t>
+      </w:r>
+      <w:r>
+        <w:rPr>
+          <w:rStyle w:val="StringTok"/>
+        </w:rPr>
+        <w:t xml:space="preserve">'original image'</w:t>
+      </w:r>
+      <w:r>
+        <w:rPr>
+          <w:rStyle w:val="NormalTok"/>
+        </w:rPr>
+        <w:t xml:space="preserve">, img)</w:t>
+      </w:r>
+      <w:r>
+        <w:br/>
+      </w:r>
+      <w:r>
+        <w:br/>
+      </w:r>
+      <w:r>
+        <w:rPr>
+          <w:rStyle w:val="CommentTok"/>
+        </w:rPr>
+        <w:t xml:space="preserve"># 设置滤波核</w:t>
+      </w:r>
+      <w:r>
+        <w:br/>
+      </w:r>
+      <w:r>
+        <w:rPr>
+          <w:rStyle w:val="NormalTok"/>
+        </w:rPr>
+        <w:t xml:space="preserve">fil1 </w:t>
+      </w:r>
+      <w:r>
+        <w:rPr>
+          <w:rStyle w:val="OperatorTok"/>
+        </w:rPr>
+        <w:t xml:space="preserve">=</w:t>
+      </w:r>
+      <w:r>
+        <w:rPr>
+          <w:rStyle w:val="NormalTok"/>
+        </w:rPr>
+        <w:t xml:space="preserve"> </w:t>
+      </w:r>
+      <w:r>
+        <w:rPr>
+          <w:rStyle w:val="DecValTok"/>
+        </w:rPr>
+        <w:t xml:space="preserve">1</w:t>
+      </w:r>
+      <w:r>
+        <w:rPr>
+          <w:rStyle w:val="NormalTok"/>
+        </w:rPr>
+        <w:t xml:space="preserve"> </w:t>
+      </w:r>
+      <w:r>
+        <w:rPr>
+          <w:rStyle w:val="OperatorTok"/>
+        </w:rPr>
+        <w:t xml:space="preserve">/</w:t>
+      </w:r>
+      <w:r>
+        <w:rPr>
+          <w:rStyle w:val="NormalTok"/>
+        </w:rPr>
+        <w:t xml:space="preserve"> </w:t>
+      </w:r>
+      <w:r>
+        <w:rPr>
+          <w:rStyle w:val="DecValTok"/>
+        </w:rPr>
+        <w:t xml:space="preserve">16</w:t>
+      </w:r>
+      <w:r>
+        <w:rPr>
+          <w:rStyle w:val="NormalTok"/>
+        </w:rPr>
+        <w:t xml:space="preserve"> </w:t>
+      </w:r>
+      <w:r>
+        <w:rPr>
+          <w:rStyle w:val="OperatorTok"/>
+        </w:rPr>
+        <w:t xml:space="preserve">*</w:t>
+      </w:r>
+      <w:r>
+        <w:rPr>
+          <w:rStyle w:val="NormalTok"/>
+        </w:rPr>
+        <w:t xml:space="preserve"> np.array([[</w:t>
+      </w:r>
+      <w:r>
+        <w:rPr>
+          <w:rStyle w:val="DecValTok"/>
+        </w:rPr>
+        <w:t xml:space="preserve">1</w:t>
+      </w:r>
+      <w:r>
+        <w:rPr>
+          <w:rStyle w:val="NormalTok"/>
+        </w:rPr>
+        <w:t xml:space="preserve">, </w:t>
+      </w:r>
+      <w:r>
+        <w:rPr>
+          <w:rStyle w:val="DecValTok"/>
+        </w:rPr>
+        <w:t xml:space="preserve">2</w:t>
+      </w:r>
+      <w:r>
+        <w:rPr>
+          <w:rStyle w:val="NormalTok"/>
+        </w:rPr>
+        <w:t xml:space="preserve">, </w:t>
+      </w:r>
+      <w:r>
+        <w:rPr>
+          <w:rStyle w:val="DecValTok"/>
+        </w:rPr>
+        <w:t xml:space="preserve">1</w:t>
+      </w:r>
+      <w:r>
+        <w:rPr>
+          <w:rStyle w:val="NormalTok"/>
+        </w:rPr>
+        <w:t xml:space="preserve">],</w:t>
+      </w:r>
+      <w:r>
+        <w:br/>
+      </w:r>
+      <w:r>
+        <w:rPr>
+          <w:rStyle w:val="NormalTok"/>
+        </w:rPr>
+        <w:t xml:space="preserve">                          [</w:t>
+      </w:r>
+      <w:r>
+        <w:rPr>
+          <w:rStyle w:val="DecValTok"/>
+        </w:rPr>
+        <w:t xml:space="preserve">2</w:t>
+      </w:r>
+      <w:r>
+        <w:rPr>
+          <w:rStyle w:val="NormalTok"/>
+        </w:rPr>
+        <w:t xml:space="preserve">, </w:t>
+      </w:r>
+      <w:r>
+        <w:rPr>
+          <w:rStyle w:val="DecValTok"/>
+        </w:rPr>
+        <w:t xml:space="preserve">4</w:t>
+      </w:r>
+      <w:r>
+        <w:rPr>
+          <w:rStyle w:val="NormalTok"/>
+        </w:rPr>
+        <w:t xml:space="preserve">, </w:t>
+      </w:r>
+      <w:r>
+        <w:rPr>
+          <w:rStyle w:val="DecValTok"/>
+        </w:rPr>
+        <w:t xml:space="preserve">2</w:t>
+      </w:r>
+      <w:r>
+        <w:rPr>
+          <w:rStyle w:val="NormalTok"/>
+        </w:rPr>
+        <w:t xml:space="preserve">],</w:t>
+      </w:r>
+      <w:r>
+        <w:br/>
+      </w:r>
+      <w:r>
+        <w:rPr>
+          <w:rStyle w:val="NormalTok"/>
+        </w:rPr>
+        <w:t xml:space="preserve">                          [</w:t>
+      </w:r>
+      <w:r>
+        <w:rPr>
+          <w:rStyle w:val="DecValTok"/>
+        </w:rPr>
+        <w:t xml:space="preserve">1</w:t>
+      </w:r>
+      <w:r>
+        <w:rPr>
+          <w:rStyle w:val="NormalTok"/>
+        </w:rPr>
+        <w:t xml:space="preserve">, </w:t>
+      </w:r>
+      <w:r>
+        <w:rPr>
+          <w:rStyle w:val="DecValTok"/>
+        </w:rPr>
+        <w:t xml:space="preserve">2</w:t>
+      </w:r>
+      <w:r>
+        <w:rPr>
+          <w:rStyle w:val="NormalTok"/>
+        </w:rPr>
+        <w:t xml:space="preserve">, </w:t>
+      </w:r>
+      <w:r>
+        <w:rPr>
+          <w:rStyle w:val="DecValTok"/>
+        </w:rPr>
+        <w:t xml:space="preserve">1</w:t>
+      </w:r>
+      <w:r>
+        <w:rPr>
+          <w:rStyle w:val="NormalTok"/>
+        </w:rPr>
+        <w:t xml:space="preserve">]])</w:t>
+      </w:r>
+      <w:r>
+        <w:br/>
+      </w:r>
+      <w:r>
+        <w:br/>
+      </w:r>
+      <w:r>
+        <w:rPr>
+          <w:rStyle w:val="CommentTok"/>
+        </w:rPr>
+        <w:t xml:space="preserve"># 使用OpenCV的卷积函数</w:t>
+      </w:r>
+      <w:r>
+        <w:br/>
+      </w:r>
+      <w:r>
+        <w:rPr>
+          <w:rStyle w:val="NormalTok"/>
+        </w:rPr>
+        <w:t xml:space="preserve">ImgSmoothed </w:t>
+      </w:r>
+      <w:r>
+        <w:rPr>
+          <w:rStyle w:val="OperatorTok"/>
+        </w:rPr>
+        <w:t xml:space="preserve">=</w:t>
+      </w:r>
+      <w:r>
+        <w:rPr>
+          <w:rStyle w:val="NormalTok"/>
+        </w:rPr>
+        <w:t xml:space="preserve"> cv2.filter2D(img, </w:t>
+      </w:r>
+      <w:r>
+        <w:rPr>
+          <w:rStyle w:val="OperatorTok"/>
+        </w:rPr>
+        <w:t xml:space="preserve">-</w:t>
+      </w:r>
+      <w:r>
+        <w:rPr>
+          <w:rStyle w:val="DecValTok"/>
+        </w:rPr>
+        <w:t xml:space="preserve">1</w:t>
+      </w:r>
+      <w:r>
+        <w:rPr>
+          <w:rStyle w:val="NormalTok"/>
+        </w:rPr>
+        <w:t xml:space="preserve">, fil1, borderType</w:t>
+      </w:r>
+      <w:r>
+        <w:rPr>
+          <w:rStyle w:val="OperatorTok"/>
+        </w:rPr>
+        <w:t xml:space="preserve">=</w:t>
+      </w:r>
+      <w:r>
+        <w:rPr>
+          <w:rStyle w:val="NormalTok"/>
+        </w:rPr>
+        <w:t xml:space="preserve">cv2.BORDER_DEFAULT)</w:t>
+      </w:r>
+      <w:r>
+        <w:br/>
+      </w:r>
+      <w:r>
+        <w:br/>
+      </w:r>
+      <w:r>
+        <w:rPr>
+          <w:rStyle w:val="NormalTok"/>
+        </w:rPr>
+        <w:t xml:space="preserve">cv2.imshow(</w:t>
+      </w:r>
+      <w:r>
+        <w:rPr>
+          <w:rStyle w:val="StringTok"/>
+        </w:rPr>
+        <w:t xml:space="preserve">'Smoothed image'</w:t>
+      </w:r>
+      <w:r>
+        <w:rPr>
+          <w:rStyle w:val="NormalTok"/>
+        </w:rPr>
+        <w:t xml:space="preserve">, ImgSmoothed)</w:t>
+      </w:r>
+      <w:r>
+        <w:br/>
+      </w:r>
+      <w:r>
+        <w:rPr>
+          <w:rStyle w:val="NormalTok"/>
+        </w:rPr>
+        <w:t xml:space="preserve">cv2.waitKey(</w:t>
+      </w:r>
+      <w:r>
+        <w:rPr>
+          <w:rStyle w:val="DecValTok"/>
+        </w:rPr>
+        <w:t xml:space="preserve">0</w:t>
+      </w:r>
+      <w:r>
+        <w:rPr>
+          <w:rStyle w:val="NormalTok"/>
+        </w:rPr>
+        <w:t xml:space="preserve">)</w:t>
+      </w:r>
+      <w:r>
+        <w:br/>
+      </w:r>
+      <w:r>
+        <w:rPr>
+          <w:rStyle w:val="NormalTok"/>
+        </w:rPr>
+        <w:t xml:space="preserve">cv2.destroyAllWindows()</w:t>
+      </w:r>
+    </w:p>
+    <w:p>
+      <w:pPr>
+        <w:pStyle w:val="FirstParagraph"/>
+      </w:pPr>
+      <w:r>
+        <w:rPr>
+          <w:b/>
+          <w:bCs/>
+        </w:rPr>
+        <w:t xml:space="preserve">4. 图像添加椒盐噪声</w:t>
+      </w:r>
+    </w:p>
+    <w:p>
+      <w:pPr>
+        <w:pStyle w:val="SourceCode"/>
+      </w:pPr>
+      <w:r>
+        <w:rPr>
+          <w:rStyle w:val="ImportTok"/>
+        </w:rPr>
+        <w:t xml:space="preserve">import</w:t>
+      </w:r>
+      <w:r>
+        <w:rPr>
+          <w:rStyle w:val="NormalTok"/>
+        </w:rPr>
+        <w:t xml:space="preserve"> cv2</w:t>
+      </w:r>
+      <w:r>
+        <w:br/>
+      </w:r>
+      <w:r>
+        <w:rPr>
+          <w:rStyle w:val="ImportTok"/>
+        </w:rPr>
+        <w:t xml:space="preserve">import</w:t>
+      </w:r>
+      <w:r>
+        <w:rPr>
+          <w:rStyle w:val="NormalTok"/>
+        </w:rPr>
+        <w:t xml:space="preserve"> numpy </w:t>
+      </w:r>
+      <w:r>
+        <w:rPr>
+          <w:rStyle w:val="ImportTok"/>
+        </w:rPr>
+        <w:t xml:space="preserve">as</w:t>
+      </w:r>
+      <w:r>
+        <w:rPr>
+          <w:rStyle w:val="NormalTok"/>
+        </w:rPr>
+        <w:t xml:space="preserve"> np</w:t>
+      </w:r>
+      <w:r>
+        <w:br/>
+      </w:r>
+      <w:r>
+        <w:rPr>
+          <w:rStyle w:val="ImportTok"/>
+        </w:rPr>
+        <w:t xml:space="preserve">import</w:t>
+      </w:r>
+      <w:r>
+        <w:rPr>
+          <w:rStyle w:val="NormalTok"/>
+        </w:rPr>
+        <w:t xml:space="preserve"> random</w:t>
+      </w:r>
+      <w:r>
+        <w:br/>
+      </w:r>
+      <w:r>
+        <w:br/>
+      </w:r>
+      <w:r>
+        <w:rPr>
+          <w:rStyle w:val="KeywordTok"/>
+        </w:rPr>
+        <w:t xml:space="preserve">def</w:t>
+      </w:r>
+      <w:r>
+        <w:rPr>
+          <w:rStyle w:val="NormalTok"/>
+        </w:rPr>
+        <w:t xml:space="preserve"> addSaltAndPepper(src, percentage):</w:t>
+      </w:r>
+      <w:r>
+        <w:br/>
+      </w:r>
+      <w:r>
+        <w:rPr>
+          <w:rStyle w:val="NormalTok"/>
+        </w:rPr>
+        <w:t xml:space="preserve">    NoiseImg </w:t>
+      </w:r>
+      <w:r>
+        <w:rPr>
+          <w:rStyle w:val="OperatorTok"/>
+        </w:rPr>
+        <w:t xml:space="preserve">=</w:t>
+      </w:r>
+      <w:r>
+        <w:rPr>
+          <w:rStyle w:val="NormalTok"/>
+        </w:rPr>
+        <w:t xml:space="preserve"> src.copy()</w:t>
+      </w:r>
+      <w:r>
+        <w:br/>
+      </w:r>
+      <w:r>
+        <w:rPr>
+          <w:rStyle w:val="NormalTok"/>
+        </w:rPr>
+        <w:t xml:space="preserve">    NoiseNum </w:t>
+      </w:r>
+      <w:r>
+        <w:rPr>
+          <w:rStyle w:val="OperatorTok"/>
+        </w:rPr>
+        <w:t xml:space="preserve">=</w:t>
+      </w:r>
+      <w:r>
+        <w:rPr>
+          <w:rStyle w:val="NormalTok"/>
+        </w:rPr>
+        <w:t xml:space="preserve"> </w:t>
+      </w:r>
+      <w:r>
+        <w:rPr>
+          <w:rStyle w:val="BuiltInTok"/>
+        </w:rPr>
+        <w:t xml:space="preserve">int</w:t>
+      </w:r>
+      <w:r>
+        <w:rPr>
+          <w:rStyle w:val="NormalTok"/>
+        </w:rPr>
+        <w:t xml:space="preserve">(percentage </w:t>
+      </w:r>
+      <w:r>
+        <w:rPr>
+          <w:rStyle w:val="OperatorTok"/>
+        </w:rPr>
+        <w:t xml:space="preserve">*</w:t>
+      </w:r>
+      <w:r>
+        <w:rPr>
+          <w:rStyle w:val="NormalTok"/>
+        </w:rPr>
+        <w:t xml:space="preserve"> src.shape[</w:t>
+      </w:r>
+      <w:r>
+        <w:rPr>
+          <w:rStyle w:val="DecValTok"/>
+        </w:rPr>
+        <w:t xml:space="preserve">0</w:t>
+      </w:r>
+      <w:r>
+        <w:rPr>
+          <w:rStyle w:val="NormalTok"/>
+        </w:rPr>
+        <w:t xml:space="preserve">] </w:t>
+      </w:r>
+      <w:r>
+        <w:rPr>
+          <w:rStyle w:val="OperatorTok"/>
+        </w:rPr>
+        <w:t xml:space="preserve">*</w:t>
+      </w:r>
+      <w:r>
+        <w:rPr>
+          <w:rStyle w:val="NormalTok"/>
+        </w:rPr>
+        <w:t xml:space="preserve"> src.shape[</w:t>
+      </w:r>
+      <w:r>
+        <w:rPr>
+          <w:rStyle w:val="DecValTok"/>
+        </w:rPr>
+        <w:t xml:space="preserve">1</w:t>
+      </w:r>
+      <w:r>
+        <w:rPr>
+          <w:rStyle w:val="NormalTok"/>
+        </w:rPr>
+        <w:t xml:space="preserve">])</w:t>
+      </w:r>
+      <w:r>
+        <w:br/>
+      </w:r>
+      <w:r>
+        <w:rPr>
+          <w:rStyle w:val="NormalTok"/>
+        </w:rPr>
+        <w:t xml:space="preserve">    </w:t>
+      </w:r>
+      <w:r>
+        <w:rPr>
+          <w:rStyle w:val="ControlFlowTok"/>
+        </w:rPr>
+        <w:t xml:space="preserve">for</w:t>
+      </w:r>
+      <w:r>
+        <w:rPr>
+          <w:rStyle w:val="NormalTok"/>
+        </w:rPr>
+        <w:t xml:space="preserve"> i </w:t>
+      </w:r>
+      <w:r>
+        <w:rPr>
+          <w:rStyle w:val="KeywordTok"/>
+        </w:rPr>
+        <w:t xml:space="preserve">in</w:t>
+      </w:r>
+      <w:r>
+        <w:rPr>
+          <w:rStyle w:val="NormalTok"/>
+        </w:rPr>
+        <w:t xml:space="preserve"> </w:t>
+      </w:r>
+      <w:r>
+        <w:rPr>
+          <w:rStyle w:val="BuiltInTok"/>
+        </w:rPr>
+        <w:t xml:space="preserve">range</w:t>
+      </w:r>
+      <w:r>
+        <w:rPr>
+          <w:rStyle w:val="NormalTok"/>
+        </w:rPr>
+        <w:t xml:space="preserve">(NoiseNum):</w:t>
+      </w:r>
+      <w:r>
+        <w:br/>
+      </w:r>
+      <w:r>
+        <w:rPr>
+          <w:rStyle w:val="NormalTok"/>
+        </w:rPr>
+        <w:t xml:space="preserve">        randX </w:t>
+      </w:r>
+      <w:r>
+        <w:rPr>
+          <w:rStyle w:val="OperatorTok"/>
+        </w:rPr>
+        <w:t xml:space="preserve">=</w:t>
+      </w:r>
+      <w:r>
+        <w:rPr>
+          <w:rStyle w:val="NormalTok"/>
+        </w:rPr>
+        <w:t xml:space="preserve"> random.randint(</w:t>
+      </w:r>
+      <w:r>
+        <w:rPr>
+          <w:rStyle w:val="DecValTok"/>
+        </w:rPr>
+        <w:t xml:space="preserve">0</w:t>
+      </w:r>
+      <w:r>
+        <w:rPr>
+          <w:rStyle w:val="NormalTok"/>
+        </w:rPr>
+        <w:t xml:space="preserve">, src.shape[</w:t>
+      </w:r>
+      <w:r>
+        <w:rPr>
+          <w:rStyle w:val="DecValTok"/>
+        </w:rPr>
+        <w:t xml:space="preserve">0</w:t>
+      </w:r>
+      <w:r>
+        <w:rPr>
+          <w:rStyle w:val="NormalTok"/>
+        </w:rPr>
+        <w:t xml:space="preserve">] </w:t>
+      </w:r>
+      <w:r>
+        <w:rPr>
+          <w:rStyle w:val="OperatorTok"/>
+        </w:rPr>
+        <w:t xml:space="preserve">-</w:t>
+      </w:r>
+      <w:r>
+        <w:rPr>
+          <w:rStyle w:val="NormalTok"/>
+        </w:rPr>
+        <w:t xml:space="preserve"> </w:t>
+      </w:r>
+      <w:r>
+        <w:rPr>
+          <w:rStyle w:val="DecValTok"/>
+        </w:rPr>
+        <w:t xml:space="preserve">1</w:t>
+      </w:r>
+      <w:r>
+        <w:rPr>
+          <w:rStyle w:val="NormalTok"/>
+        </w:rPr>
+        <w:t xml:space="preserve">)</w:t>
+      </w:r>
+      <w:r>
+        <w:br/>
+      </w:r>
+      <w:r>
+        <w:rPr>
+          <w:rStyle w:val="NormalTok"/>
+        </w:rPr>
+        <w:t xml:space="preserve">        randY </w:t>
+      </w:r>
+      <w:r>
+        <w:rPr>
+          <w:rStyle w:val="OperatorTok"/>
+        </w:rPr>
+        <w:t xml:space="preserve">=</w:t>
+      </w:r>
+      <w:r>
+        <w:rPr>
+          <w:rStyle w:val="NormalTok"/>
+        </w:rPr>
+        <w:t xml:space="preserve"> random.randint(</w:t>
+      </w:r>
+      <w:r>
+        <w:rPr>
+          <w:rStyle w:val="DecValTok"/>
+        </w:rPr>
+        <w:t xml:space="preserve">0</w:t>
+      </w:r>
+      <w:r>
+        <w:rPr>
+          <w:rStyle w:val="NormalTok"/>
+        </w:rPr>
+        <w:t xml:space="preserve">, src.shape[</w:t>
+      </w:r>
+      <w:r>
+        <w:rPr>
+          <w:rStyle w:val="DecValTok"/>
+        </w:rPr>
+        <w:t xml:space="preserve">1</w:t>
+      </w:r>
+      <w:r>
+        <w:rPr>
+          <w:rStyle w:val="NormalTok"/>
+        </w:rPr>
+        <w:t xml:space="preserve">] </w:t>
+      </w:r>
+      <w:r>
+        <w:rPr>
+          <w:rStyle w:val="OperatorTok"/>
+        </w:rPr>
+        <w:t xml:space="preserve">-</w:t>
+      </w:r>
+      <w:r>
+        <w:rPr>
+          <w:rStyle w:val="NormalTok"/>
+        </w:rPr>
+        <w:t xml:space="preserve"> </w:t>
+      </w:r>
+      <w:r>
+        <w:rPr>
+          <w:rStyle w:val="DecValTok"/>
+        </w:rPr>
+        <w:t xml:space="preserve">1</w:t>
+      </w:r>
+      <w:r>
+        <w:rPr>
+          <w:rStyle w:val="NormalTok"/>
+        </w:rPr>
+        <w:t xml:space="preserve">)</w:t>
+      </w:r>
+      <w:r>
+        <w:br/>
+      </w:r>
+      <w:r>
+        <w:rPr>
+          <w:rStyle w:val="NormalTok"/>
+        </w:rPr>
+        <w:t xml:space="preserve">        </w:t>
+      </w:r>
+      <w:r>
+        <w:rPr>
+          <w:rStyle w:val="ControlFlowTok"/>
+        </w:rPr>
+        <w:t xml:space="preserve">if</w:t>
+      </w:r>
+      <w:r>
+        <w:rPr>
+          <w:rStyle w:val="NormalTok"/>
+        </w:rPr>
+        <w:t xml:space="preserve"> random.randint(</w:t>
+      </w:r>
+      <w:r>
+        <w:rPr>
+          <w:rStyle w:val="DecValTok"/>
+        </w:rPr>
+        <w:t xml:space="preserve">0</w:t>
+      </w:r>
+      <w:r>
+        <w:rPr>
+          <w:rStyle w:val="NormalTok"/>
+        </w:rPr>
+        <w:t xml:space="preserve">, </w:t>
+      </w:r>
+      <w:r>
+        <w:rPr>
+          <w:rStyle w:val="DecValTok"/>
+        </w:rPr>
+        <w:t xml:space="preserve">1</w:t>
+      </w:r>
+      <w:r>
+        <w:rPr>
+          <w:rStyle w:val="NormalTok"/>
+        </w:rPr>
+        <w:t xml:space="preserve">) </w:t>
+      </w:r>
+      <w:r>
+        <w:rPr>
+          <w:rStyle w:val="OperatorTok"/>
+        </w:rPr>
+        <w:t xml:space="preserve">==</w:t>
+      </w:r>
+      <w:r>
+        <w:rPr>
+          <w:rStyle w:val="NormalTok"/>
+        </w:rPr>
+        <w:t xml:space="preserve"> </w:t>
+      </w:r>
+      <w:r>
+        <w:rPr>
+          <w:rStyle w:val="DecValTok"/>
+        </w:rPr>
+        <w:t xml:space="preserve">0</w:t>
+      </w:r>
+      <w:r>
+        <w:rPr>
+          <w:rStyle w:val="NormalTok"/>
+        </w:rPr>
+        <w:t xml:space="preserve">:</w:t>
+      </w:r>
+      <w:r>
+        <w:br/>
+      </w:r>
+      <w:r>
+        <w:rPr>
+          <w:rStyle w:val="NormalTok"/>
+        </w:rPr>
+        <w:t xml:space="preserve">            NoiseImg[randX, randY] </w:t>
+      </w:r>
+      <w:r>
+        <w:rPr>
+          <w:rStyle w:val="OperatorTok"/>
+        </w:rPr>
+        <w:t xml:space="preserve">=</w:t>
+      </w:r>
+      <w:r>
+        <w:rPr>
+          <w:rStyle w:val="NormalTok"/>
+        </w:rPr>
+        <w:t xml:space="preserve"> </w:t>
+      </w:r>
+      <w:r>
+        <w:rPr>
+          <w:rStyle w:val="DecValTok"/>
+        </w:rPr>
+        <w:t xml:space="preserve">0</w:t>
+      </w:r>
+      <w:r>
+        <w:br/>
+      </w:r>
+      <w:r>
+        <w:rPr>
+          <w:rStyle w:val="NormalTok"/>
+        </w:rPr>
+        <w:t xml:space="preserve">        </w:t>
+      </w:r>
+      <w:r>
+        <w:rPr>
+          <w:rStyle w:val="ControlFlowTok"/>
+        </w:rPr>
+        <w:t xml:space="preserve">else</w:t>
+      </w:r>
+      <w:r>
+        <w:rPr>
+          <w:rStyle w:val="NormalTok"/>
+        </w:rPr>
+        <w:t xml:space="preserve">:</w:t>
+      </w:r>
+      <w:r>
+        <w:br/>
+      </w:r>
+      <w:r>
+        <w:rPr>
+          <w:rStyle w:val="NormalTok"/>
+        </w:rPr>
+        <w:t xml:space="preserve">            NoiseImg[randX, randY] </w:t>
+      </w:r>
+      <w:r>
+        <w:rPr>
+          <w:rStyle w:val="OperatorTok"/>
+        </w:rPr>
+        <w:t xml:space="preserve">=</w:t>
+      </w:r>
+      <w:r>
+        <w:rPr>
+          <w:rStyle w:val="NormalTok"/>
+        </w:rPr>
+        <w:t xml:space="preserve"> </w:t>
+      </w:r>
+      <w:r>
+        <w:rPr>
+          <w:rStyle w:val="DecValTok"/>
+        </w:rPr>
+        <w:t xml:space="preserve">255</w:t>
+      </w:r>
+      <w:r>
+        <w:br/>
+      </w:r>
+      <w:r>
+        <w:rPr>
+          <w:rStyle w:val="NormalTok"/>
+        </w:rPr>
+        <w:t xml:space="preserve">    </w:t>
+      </w:r>
+      <w:r>
+        <w:rPr>
+          <w:rStyle w:val="ControlFlowTok"/>
+        </w:rPr>
+        <w:t xml:space="preserve">return</w:t>
+      </w:r>
+      <w:r>
+        <w:rPr>
+          <w:rStyle w:val="NormalTok"/>
+        </w:rPr>
+        <w:t xml:space="preserve"> NoiseImg</w:t>
+      </w:r>
+      <w:r>
+        <w:br/>
+      </w:r>
+      <w:r>
+        <w:br/>
+      </w:r>
+      <w:r>
+        <w:rPr>
+          <w:rStyle w:val="CommentTok"/>
+        </w:rPr>
+        <w:t xml:space="preserve"># 读取图像</w:t>
+      </w:r>
+      <w:r>
+        <w:br/>
+      </w:r>
+      <w:r>
+        <w:rPr>
+          <w:rStyle w:val="NormalTok"/>
+        </w:rPr>
+        <w:t xml:space="preserve">img </w:t>
+      </w:r>
+      <w:r>
+        <w:rPr>
+          <w:rStyle w:val="OperatorTok"/>
+        </w:rPr>
+        <w:t xml:space="preserve">=</w:t>
+      </w:r>
+      <w:r>
+        <w:rPr>
+          <w:rStyle w:val="NormalTok"/>
+        </w:rPr>
+        <w:t xml:space="preserve"> cv2.imread(</w:t>
+      </w:r>
+      <w:r>
+        <w:rPr>
+          <w:rStyle w:val="StringTok"/>
+        </w:rPr>
+        <w:t xml:space="preserve">'kennysmall.jpg'</w:t>
+      </w:r>
+      <w:r>
+        <w:rPr>
+          <w:rStyle w:val="NormalTok"/>
+        </w:rPr>
+        <w:t xml:space="preserve">, </w:t>
+      </w:r>
+      <w:r>
+        <w:rPr>
+          <w:rStyle w:val="DecValTok"/>
+        </w:rPr>
+        <w:t xml:space="preserve">0</w:t>
+      </w:r>
+      <w:r>
+        <w:rPr>
+          <w:rStyle w:val="NormalTok"/>
+        </w:rPr>
+        <w:t xml:space="preserve">)</w:t>
+      </w:r>
+      <w:r>
+        <w:br/>
+      </w:r>
+      <w:r>
+        <w:rPr>
+          <w:rStyle w:val="CommentTok"/>
+        </w:rPr>
+        <w:t xml:space="preserve"># 添加椒盐噪声，例如噪声比例为0.05</w:t>
+      </w:r>
+      <w:r>
+        <w:br/>
+      </w:r>
+      <w:r>
+        <w:rPr>
+          <w:rStyle w:val="NormalTok"/>
+        </w:rPr>
+        <w:t xml:space="preserve">noisy_img </w:t>
+      </w:r>
+      <w:r>
+        <w:rPr>
+          <w:rStyle w:val="OperatorTok"/>
+        </w:rPr>
+        <w:t xml:space="preserve">=</w:t>
+      </w:r>
+      <w:r>
+        <w:rPr>
+          <w:rStyle w:val="NormalTok"/>
+        </w:rPr>
+        <w:t xml:space="preserve"> addSaltAndPepper(img, </w:t>
+      </w:r>
+      <w:r>
+        <w:rPr>
+          <w:rStyle w:val="FloatTok"/>
+        </w:rPr>
+        <w:t xml:space="preserve">0.05</w:t>
+      </w:r>
+      <w:r>
+        <w:rPr>
+          <w:rStyle w:val="NormalTok"/>
+        </w:rPr>
+        <w:t xml:space="preserve">)</w:t>
+      </w:r>
+      <w:r>
+        <w:br/>
+      </w:r>
+      <w:r>
+        <w:br/>
+      </w:r>
+      <w:r>
+        <w:rPr>
+          <w:rStyle w:val="CommentTok"/>
+        </w:rPr>
+        <w:t xml:space="preserve"># 均值滤波</w:t>
+      </w:r>
+      <w:r>
+        <w:br/>
+      </w:r>
+      <w:r>
+        <w:rPr>
+          <w:rStyle w:val="NormalTok"/>
+        </w:rPr>
+        <w:t xml:space="preserve">mean_filtered </w:t>
+      </w:r>
+      <w:r>
+        <w:rPr>
+          <w:rStyle w:val="OperatorTok"/>
+        </w:rPr>
+        <w:t xml:space="preserve">=</w:t>
+      </w:r>
+      <w:r>
+        <w:rPr>
+          <w:rStyle w:val="NormalTok"/>
+        </w:rPr>
+        <w:t xml:space="preserve"> cv2.blur(noisy_img, (</w:t>
+      </w:r>
+      <w:r>
+        <w:rPr>
+          <w:rStyle w:val="DecValTok"/>
+        </w:rPr>
+        <w:t xml:space="preserve">3</w:t>
+      </w:r>
+      <w:r>
+        <w:rPr>
+          <w:rStyle w:val="NormalTok"/>
+        </w:rPr>
+        <w:t xml:space="preserve">, </w:t>
+      </w:r>
+      <w:r>
+        <w:rPr>
+          <w:rStyle w:val="DecValTok"/>
+        </w:rPr>
+        <w:t xml:space="preserve">3</w:t>
+      </w:r>
+      <w:r>
+        <w:rPr>
+          <w:rStyle w:val="NormalTok"/>
+        </w:rPr>
+        <w:t xml:space="preserve">))</w:t>
+      </w:r>
+      <w:r>
+        <w:br/>
+      </w:r>
+      <w:r>
+        <w:rPr>
+          <w:rStyle w:val="CommentTok"/>
+        </w:rPr>
+        <w:t xml:space="preserve"># 中值滤波</w:t>
+      </w:r>
+      <w:r>
+        <w:br/>
+      </w:r>
+      <w:r>
+        <w:rPr>
+          <w:rStyle w:val="NormalTok"/>
+        </w:rPr>
+        <w:t xml:space="preserve">median_filtered </w:t>
+      </w:r>
+      <w:r>
+        <w:rPr>
+          <w:rStyle w:val="OperatorTok"/>
+        </w:rPr>
+        <w:t xml:space="preserve">=</w:t>
+      </w:r>
+      <w:r>
+        <w:rPr>
+          <w:rStyle w:val="NormalTok"/>
+        </w:rPr>
+        <w:t xml:space="preserve"> cv2.medianBlur(noisy_img, </w:t>
+      </w:r>
+      <w:r>
+        <w:rPr>
+          <w:rStyle w:val="DecValTok"/>
+        </w:rPr>
+        <w:t xml:space="preserve">3</w:t>
+      </w:r>
+      <w:r>
+        <w:rPr>
+          <w:rStyle w:val="NormalTok"/>
+        </w:rPr>
+        <w:t xml:space="preserve">)</w:t>
+      </w:r>
+      <w:r>
+        <w:br/>
+      </w:r>
+      <w:r>
+        <w:rPr>
+          <w:rStyle w:val="CommentTok"/>
+        </w:rPr>
+        <w:t xml:space="preserve"># 高斯滤波</w:t>
+      </w:r>
+      <w:r>
+        <w:br/>
+      </w:r>
+      <w:r>
+        <w:rPr>
+          <w:rStyle w:val="NormalTok"/>
+        </w:rPr>
+        <w:t xml:space="preserve">gaussian_filtered </w:t>
+      </w:r>
+      <w:r>
+        <w:rPr>
+          <w:rStyle w:val="OperatorTok"/>
+        </w:rPr>
+        <w:t xml:space="preserve">=</w:t>
+      </w:r>
+      <w:r>
+        <w:rPr>
+          <w:rStyle w:val="NormalTok"/>
+        </w:rPr>
+        <w:t xml:space="preserve"> cv2.GaussianBlur(noisy_img, (</w:t>
+      </w:r>
+      <w:r>
+        <w:rPr>
+          <w:rStyle w:val="DecValTok"/>
+        </w:rPr>
+        <w:t xml:space="preserve">3</w:t>
+      </w:r>
+      <w:r>
+        <w:rPr>
+          <w:rStyle w:val="NormalTok"/>
+        </w:rPr>
+        <w:t xml:space="preserve">, </w:t>
+      </w:r>
+      <w:r>
+        <w:rPr>
+          <w:rStyle w:val="DecValTok"/>
+        </w:rPr>
+        <w:t xml:space="preserve">3</w:t>
+      </w:r>
+      <w:r>
+        <w:rPr>
+          <w:rStyle w:val="NormalTok"/>
+        </w:rPr>
+        <w:t xml:space="preserve">), </w:t>
+      </w:r>
+      <w:r>
+        <w:rPr>
+          <w:rStyle w:val="DecValTok"/>
+        </w:rPr>
+        <w:t xml:space="preserve">1</w:t>
+      </w:r>
+      <w:r>
+        <w:rPr>
+          <w:rStyle w:val="NormalTok"/>
+        </w:rPr>
+        <w:t xml:space="preserve">)</w:t>
+      </w:r>
+      <w:r>
+        <w:br/>
+      </w:r>
+      <w:r>
+        <w:br/>
+      </w:r>
+      <w:r>
+        <w:rPr>
+          <w:rStyle w:val="CommentTok"/>
+        </w:rPr>
+        <w:t xml:space="preserve"># 显示结果</w:t>
+      </w:r>
+      <w:r>
+        <w:br/>
+      </w:r>
+      <w:r>
+        <w:rPr>
+          <w:rStyle w:val="NormalTok"/>
+        </w:rPr>
+        <w:t xml:space="preserve">cv2.imshow(</w:t>
+      </w:r>
+      <w:r>
+        <w:rPr>
+          <w:rStyle w:val="StringTok"/>
+        </w:rPr>
+        <w:t xml:space="preserve">'Original Image'</w:t>
+      </w:r>
+      <w:r>
+        <w:rPr>
+          <w:rStyle w:val="NormalTok"/>
+        </w:rPr>
+        <w:t xml:space="preserve">, img)</w:t>
+      </w:r>
+      <w:r>
+        <w:br/>
+      </w:r>
+      <w:r>
+        <w:rPr>
+          <w:rStyle w:val="NormalTok"/>
+        </w:rPr>
+        <w:t xml:space="preserve">cv2.imshow(</w:t>
+      </w:r>
+      <w:r>
+        <w:rPr>
+          <w:rStyle w:val="StringTok"/>
+        </w:rPr>
+        <w:t xml:space="preserve">'Noisy Image'</w:t>
+      </w:r>
+      <w:r>
+        <w:rPr>
+          <w:rStyle w:val="NormalTok"/>
+        </w:rPr>
+        <w:t xml:space="preserve">, noisy_img)</w:t>
+      </w:r>
+      <w:r>
+        <w:br/>
+      </w:r>
+      <w:r>
+        <w:rPr>
+          <w:rStyle w:val="NormalTok"/>
+        </w:rPr>
+        <w:t xml:space="preserve">cv2.imshow(</w:t>
+      </w:r>
+      <w:r>
+        <w:rPr>
+          <w:rStyle w:val="StringTok"/>
+        </w:rPr>
+        <w:t xml:space="preserve">'Mean Filtered Image'</w:t>
+      </w:r>
+      <w:r>
+        <w:rPr>
+          <w:rStyle w:val="NormalTok"/>
+        </w:rPr>
+        <w:t xml:space="preserve">, mean_filtered)</w:t>
+      </w:r>
+      <w:r>
+        <w:br/>
+      </w:r>
+      <w:r>
+        <w:rPr>
+          <w:rStyle w:val="NormalTok"/>
+        </w:rPr>
+        <w:t xml:space="preserve">cv2.imshow(</w:t>
+      </w:r>
+      <w:r>
+        <w:rPr>
+          <w:rStyle w:val="StringTok"/>
+        </w:rPr>
+        <w:t xml:space="preserve">'Median Filtered Image'</w:t>
+      </w:r>
+      <w:r>
+        <w:rPr>
+          <w:rStyle w:val="NormalTok"/>
+        </w:rPr>
+        <w:t xml:space="preserve">, median_filtered)</w:t>
+      </w:r>
+      <w:r>
+        <w:br/>
+      </w:r>
+      <w:r>
+        <w:rPr>
+          <w:rStyle w:val="NormalTok"/>
+        </w:rPr>
+        <w:t xml:space="preserve">cv2.imshow(</w:t>
+      </w:r>
+      <w:r>
+        <w:rPr>
+          <w:rStyle w:val="StringTok"/>
+        </w:rPr>
+        <w:t xml:space="preserve">'Gaussian Filtered Image'</w:t>
+      </w:r>
+      <w:r>
+        <w:rPr>
+          <w:rStyle w:val="NormalTok"/>
+        </w:rPr>
+        <w:t xml:space="preserve">, gaussian_filtered)</w:t>
+      </w:r>
+      <w:r>
+        <w:br/>
+      </w:r>
+      <w:r>
+        <w:rPr>
+          <w:rStyle w:val="NormalTok"/>
+        </w:rPr>
+        <w:t xml:space="preserve">cv2.waitKey(</w:t>
+      </w:r>
+      <w:r>
+        <w:rPr>
+          <w:rStyle w:val="DecValTok"/>
+        </w:rPr>
+        <w:t xml:space="preserve">0</w:t>
+      </w:r>
+      <w:r>
+        <w:rPr>
+          <w:rStyle w:val="NormalTok"/>
+        </w:rPr>
+        <w:t xml:space="preserve">)</w:t>
+      </w:r>
+      <w:r>
+        <w:br/>
+      </w:r>
+      <w:r>
+        <w:rPr>
+          <w:rStyle w:val="NormalTok"/>
+        </w:rPr>
+        <w:t xml:space="preserve">cv2.destroyAllWindows()</w:t>
+      </w:r>
+    </w:p>
+    <w:p>
+      <w:pPr>
+        <w:pStyle w:val="FirstParagraph"/>
+      </w:pPr>
+      <w:r>
+        <w:rPr>
+          <w:b/>
+          <w:bCs/>
+        </w:rPr>
+        <w:t xml:space="preserve">5. 拉普拉斯锐化和拉普拉斯增强</w:t>
+      </w:r>
+    </w:p>
+    <w:p>
+      <w:pPr>
+        <w:pStyle w:val="SourceCode"/>
+      </w:pPr>
+      <w:r>
+        <w:rPr>
+          <w:rStyle w:val="ImportTok"/>
+        </w:rPr>
+        <w:t xml:space="preserve">import</w:t>
+      </w:r>
+      <w:r>
+        <w:rPr>
+          <w:rStyle w:val="NormalTok"/>
+        </w:rPr>
+        <w:t xml:space="preserve"> cv2</w:t>
+      </w:r>
+      <w:r>
+        <w:br/>
+      </w:r>
+      <w:r>
+        <w:rPr>
+          <w:rStyle w:val="ImportTok"/>
+        </w:rPr>
+        <w:t xml:space="preserve">import</w:t>
+      </w:r>
+      <w:r>
+        <w:rPr>
+          <w:rStyle w:val="NormalTok"/>
+        </w:rPr>
+        <w:t xml:space="preserve"> numpy </w:t>
+      </w:r>
+      <w:r>
+        <w:rPr>
+          <w:rStyle w:val="ImportTok"/>
+        </w:rPr>
+        <w:t xml:space="preserve">as</w:t>
+      </w:r>
+      <w:r>
+        <w:rPr>
+          <w:rStyle w:val="NormalTok"/>
+        </w:rPr>
+        <w:t xml:space="preserve"> np</w:t>
+      </w:r>
+      <w:r>
+        <w:br/>
+      </w:r>
+      <w:r>
+        <w:rPr>
+          <w:rStyle w:val="ImportTok"/>
+        </w:rPr>
+        <w:t xml:space="preserve">import</w:t>
+      </w:r>
+      <w:r>
+        <w:rPr>
+          <w:rStyle w:val="NormalTok"/>
+        </w:rPr>
+        <w:t xml:space="preserve"> matplotlib.pyplot </w:t>
+      </w:r>
+      <w:r>
+        <w:rPr>
+          <w:rStyle w:val="ImportTok"/>
+        </w:rPr>
+        <w:t xml:space="preserve">as</w:t>
+      </w:r>
+      <w:r>
+        <w:rPr>
+          <w:rStyle w:val="NormalTok"/>
+        </w:rPr>
+        <w:t xml:space="preserve"> plt</w:t>
+      </w:r>
+      <w:r>
+        <w:br/>
+      </w:r>
+      <w:r>
+        <w:br/>
+      </w:r>
+      <w:r>
+        <w:rPr>
+          <w:rStyle w:val="CommentTok"/>
+        </w:rPr>
+        <w:t xml:space="preserve"># 读取图像</w:t>
+      </w:r>
+      <w:r>
+        <w:br/>
+      </w:r>
+      <w:r>
+        <w:rPr>
+          <w:rStyle w:val="NormalTok"/>
+        </w:rPr>
+        <w:t xml:space="preserve">img </w:t>
+      </w:r>
+      <w:r>
+        <w:rPr>
+          <w:rStyle w:val="OperatorTok"/>
+        </w:rPr>
+        <w:t xml:space="preserve">=</w:t>
+      </w:r>
+      <w:r>
+        <w:rPr>
+          <w:rStyle w:val="NormalTok"/>
+        </w:rPr>
+        <w:t xml:space="preserve"> cv2.imread(</w:t>
+      </w:r>
+      <w:r>
+        <w:rPr>
+          <w:rStyle w:val="StringTok"/>
+        </w:rPr>
+        <w:t xml:space="preserve">'moon.jpg'</w:t>
+      </w:r>
+      <w:r>
+        <w:rPr>
+          <w:rStyle w:val="NormalTok"/>
+        </w:rPr>
+        <w:t xml:space="preserve">, </w:t>
+      </w:r>
+      <w:r>
+        <w:rPr>
+          <w:rStyle w:val="DecValTok"/>
+        </w:rPr>
+        <w:t xml:space="preserve">0</w:t>
+      </w:r>
+      <w:r>
+        <w:rPr>
+          <w:rStyle w:val="NormalTok"/>
+        </w:rPr>
+        <w:t xml:space="preserve">)</w:t>
+      </w:r>
+      <w:r>
+        <w:br/>
+      </w:r>
+      <w:r>
+        <w:br/>
+      </w:r>
+      <w:r>
+        <w:rPr>
+          <w:rStyle w:val="CommentTok"/>
+        </w:rPr>
+        <w:t xml:space="preserve"># 拉普拉斯锐化滤波核</w:t>
+      </w:r>
+      <w:r>
+        <w:br/>
+      </w:r>
+      <w:r>
+        <w:rPr>
+          <w:rStyle w:val="NormalTok"/>
+        </w:rPr>
+        <w:t xml:space="preserve">laplacian_kernel </w:t>
+      </w:r>
+      <w:r>
+        <w:rPr>
+          <w:rStyle w:val="OperatorTok"/>
+        </w:rPr>
+        <w:t xml:space="preserve">=</w:t>
+      </w:r>
+      <w:r>
+        <w:rPr>
+          <w:rStyle w:val="NormalTok"/>
+        </w:rPr>
+        <w:t xml:space="preserve"> np.array([[</w:t>
+      </w:r>
+      <w:r>
+        <w:rPr>
+          <w:rStyle w:val="DecValTok"/>
+        </w:rPr>
+        <w:t xml:space="preserve">0</w:t>
+      </w:r>
+      <w:r>
+        <w:rPr>
+          <w:rStyle w:val="NormalTok"/>
+        </w:rPr>
+        <w:t xml:space="preserve">, </w:t>
+      </w:r>
+      <w:r>
+        <w:rPr>
+          <w:rStyle w:val="DecValTok"/>
+        </w:rPr>
+        <w:t xml:space="preserve">1</w:t>
+      </w:r>
+      <w:r>
+        <w:rPr>
+          <w:rStyle w:val="NormalTok"/>
+        </w:rPr>
+        <w:t xml:space="preserve">, </w:t>
+      </w:r>
+      <w:r>
+        <w:rPr>
+          <w:rStyle w:val="DecValTok"/>
+        </w:rPr>
+        <w:t xml:space="preserve">0</w:t>
+      </w:r>
+      <w:r>
+        <w:rPr>
+          <w:rStyle w:val="NormalTok"/>
+        </w:rPr>
+        <w:t xml:space="preserve">],</w:t>
+      </w:r>
+      <w:r>
+        <w:br/>
+      </w:r>
+      <w:r>
+        <w:rPr>
+          <w:rStyle w:val="NormalTok"/>
+        </w:rPr>
+        <w:t xml:space="preserve">                             [</w:t>
+      </w:r>
+      <w:r>
+        <w:rPr>
+          <w:rStyle w:val="DecValTok"/>
+        </w:rPr>
+        <w:t xml:space="preserve">1</w:t>
+      </w:r>
+      <w:r>
+        <w:rPr>
+          <w:rStyle w:val="NormalTok"/>
+        </w:rPr>
+        <w:t xml:space="preserve">, </w:t>
+      </w:r>
+      <w:r>
+        <w:rPr>
+          <w:rStyle w:val="OperatorTok"/>
+        </w:rPr>
+        <w:t xml:space="preserve">-</w:t>
+      </w:r>
+      <w:r>
+        <w:rPr>
+          <w:rStyle w:val="DecValTok"/>
+        </w:rPr>
+        <w:t xml:space="preserve">4</w:t>
+      </w:r>
+      <w:r>
+        <w:rPr>
+          <w:rStyle w:val="NormalTok"/>
+        </w:rPr>
+        <w:t xml:space="preserve">, </w:t>
+      </w:r>
+      <w:r>
+        <w:rPr>
+          <w:rStyle w:val="DecValTok"/>
+        </w:rPr>
+        <w:t xml:space="preserve">1</w:t>
+      </w:r>
+      <w:r>
+        <w:rPr>
+          <w:rStyle w:val="NormalTok"/>
+        </w:rPr>
+        <w:t xml:space="preserve">],</w:t>
+      </w:r>
+      <w:r>
+        <w:br/>
+      </w:r>
+      <w:r>
+        <w:rPr>
+          <w:rStyle w:val="NormalTok"/>
+        </w:rPr>
+        <w:t xml:space="preserve">                             [</w:t>
+      </w:r>
+      <w:r>
+        <w:rPr>
+          <w:rStyle w:val="DecValTok"/>
+        </w:rPr>
+        <w:t xml:space="preserve">0</w:t>
+      </w:r>
+      <w:r>
+        <w:rPr>
+          <w:rStyle w:val="NormalTok"/>
+        </w:rPr>
+        <w:t xml:space="preserve">, </w:t>
+      </w:r>
+      <w:r>
+        <w:rPr>
+          <w:rStyle w:val="DecValTok"/>
+        </w:rPr>
+        <w:t xml:space="preserve">1</w:t>
+      </w:r>
+      <w:r>
+        <w:rPr>
+          <w:rStyle w:val="NormalTok"/>
+        </w:rPr>
+        <w:t xml:space="preserve">, </w:t>
+      </w:r>
+      <w:r>
+        <w:rPr>
+          <w:rStyle w:val="DecValTok"/>
+        </w:rPr>
+        <w:t xml:space="preserve">0</w:t>
+      </w:r>
+      <w:r>
+        <w:rPr>
+          <w:rStyle w:val="NormalTok"/>
+        </w:rPr>
+        <w:t xml:space="preserve">]])</w:t>
+      </w:r>
+      <w:r>
+        <w:br/>
+      </w:r>
+      <w:r>
+        <w:rPr>
+          <w:rStyle w:val="CommentTok"/>
+        </w:rPr>
+        <w:t xml:space="preserve"># 拉普拉斯锐化增强滤波核</w:t>
+      </w:r>
+      <w:r>
+        <w:br/>
+      </w:r>
+      <w:r>
+        <w:rPr>
+          <w:rStyle w:val="NormalTok"/>
+        </w:rPr>
+        <w:t xml:space="preserve">laplacian_enhance_kernel </w:t>
+      </w:r>
+      <w:r>
+        <w:rPr>
+          <w:rStyle w:val="OperatorTok"/>
+        </w:rPr>
+        <w:t xml:space="preserve">=</w:t>
+      </w:r>
+      <w:r>
+        <w:rPr>
+          <w:rStyle w:val="NormalTok"/>
+        </w:rPr>
+        <w:t xml:space="preserve"> np.array([[</w:t>
+      </w:r>
+      <w:r>
+        <w:rPr>
+          <w:rStyle w:val="DecValTok"/>
+        </w:rPr>
+        <w:t xml:space="preserve">0</w:t>
+      </w:r>
+      <w:r>
+        <w:rPr>
+          <w:rStyle w:val="NormalTok"/>
+        </w:rPr>
+        <w:t xml:space="preserve">, </w:t>
+      </w:r>
+      <w:r>
+        <w:rPr>
+          <w:rStyle w:val="OperatorTok"/>
+        </w:rPr>
+        <w:t xml:space="preserve">-</w:t>
+      </w:r>
+      <w:r>
+        <w:rPr>
+          <w:rStyle w:val="DecValTok"/>
+        </w:rPr>
+        <w:t xml:space="preserve">1</w:t>
+      </w:r>
+      <w:r>
+        <w:rPr>
+          <w:rStyle w:val="NormalTok"/>
+        </w:rPr>
+        <w:t xml:space="preserve">, </w:t>
+      </w:r>
+      <w:r>
+        <w:rPr>
+          <w:rStyle w:val="DecValTok"/>
+        </w:rPr>
+        <w:t xml:space="preserve">0</w:t>
+      </w:r>
+      <w:r>
+        <w:rPr>
+          <w:rStyle w:val="NormalTok"/>
+        </w:rPr>
+        <w:t xml:space="preserve">],</w:t>
+      </w:r>
+      <w:r>
+        <w:br/>
+      </w:r>
+      <w:r>
+        <w:rPr>
+          <w:rStyle w:val="NormalTok"/>
+        </w:rPr>
+        <w:t xml:space="preserve">                                     [</w:t>
+      </w:r>
+      <w:r>
+        <w:rPr>
+          <w:rStyle w:val="OperatorTok"/>
+        </w:rPr>
+        <w:t xml:space="preserve">-</w:t>
+      </w:r>
+      <w:r>
+        <w:rPr>
+          <w:rStyle w:val="DecValTok"/>
+        </w:rPr>
+        <w:t xml:space="preserve">1</w:t>
+      </w:r>
+      <w:r>
+        <w:rPr>
+          <w:rStyle w:val="NormalTok"/>
+        </w:rPr>
+        <w:t xml:space="preserve">, </w:t>
+      </w:r>
+      <w:r>
+        <w:rPr>
+          <w:rStyle w:val="DecValTok"/>
+        </w:rPr>
+        <w:t xml:space="preserve">5</w:t>
+      </w:r>
+      <w:r>
+        <w:rPr>
+          <w:rStyle w:val="NormalTok"/>
+        </w:rPr>
+        <w:t xml:space="preserve">, </w:t>
+      </w:r>
+      <w:r>
+        <w:rPr>
+          <w:rStyle w:val="OperatorTok"/>
+        </w:rPr>
+        <w:t xml:space="preserve">-</w:t>
+      </w:r>
+      <w:r>
+        <w:rPr>
+          <w:rStyle w:val="DecValTok"/>
+        </w:rPr>
+        <w:t xml:space="preserve">1</w:t>
+      </w:r>
+      <w:r>
+        <w:rPr>
+          <w:rStyle w:val="NormalTok"/>
+        </w:rPr>
+        <w:t xml:space="preserve">],</w:t>
+      </w:r>
+      <w:r>
+        <w:br/>
+      </w:r>
+      <w:r>
+        <w:rPr>
+          <w:rStyle w:val="NormalTok"/>
+        </w:rPr>
+        <w:t xml:space="preserve">                                     [</w:t>
+      </w:r>
+      <w:r>
+        <w:rPr>
+          <w:rStyle w:val="DecValTok"/>
+        </w:rPr>
+        <w:t xml:space="preserve">0</w:t>
+      </w:r>
+      <w:r>
+        <w:rPr>
+          <w:rStyle w:val="NormalTok"/>
+        </w:rPr>
+        <w:t xml:space="preserve">, </w:t>
+      </w:r>
+      <w:r>
+        <w:rPr>
+          <w:rStyle w:val="OperatorTok"/>
+        </w:rPr>
+        <w:t xml:space="preserve">-</w:t>
+      </w:r>
+      <w:r>
+        <w:rPr>
+          <w:rStyle w:val="DecValTok"/>
+        </w:rPr>
+        <w:t xml:space="preserve">1</w:t>
+      </w:r>
+      <w:r>
+        <w:rPr>
+          <w:rStyle w:val="NormalTok"/>
+        </w:rPr>
+        <w:t xml:space="preserve">, </w:t>
+      </w:r>
+      <w:r>
+        <w:rPr>
+          <w:rStyle w:val="DecValTok"/>
+        </w:rPr>
+        <w:t xml:space="preserve">0</w:t>
+      </w:r>
+      <w:r>
+        <w:rPr>
+          <w:rStyle w:val="NormalTok"/>
+        </w:rPr>
+        <w:t xml:space="preserve">]])</w:t>
+      </w:r>
+      <w:r>
+        <w:br/>
+      </w:r>
+      <w:r>
+        <w:br/>
+      </w:r>
+      <w:r>
+        <w:rPr>
+          <w:rStyle w:val="CommentTok"/>
+        </w:rPr>
+        <w:t xml:space="preserve"># 拉普拉斯锐化</w:t>
+      </w:r>
+      <w:r>
+        <w:br/>
+      </w:r>
+      <w:r>
+        <w:rPr>
+          <w:rStyle w:val="NormalTok"/>
+        </w:rPr>
+        <w:t xml:space="preserve">laplacian_img </w:t>
+      </w:r>
+      <w:r>
+        <w:rPr>
+          <w:rStyle w:val="OperatorTok"/>
+        </w:rPr>
+        <w:t xml:space="preserve">=</w:t>
+      </w:r>
+      <w:r>
+        <w:rPr>
+          <w:rStyle w:val="NormalTok"/>
+        </w:rPr>
+        <w:t xml:space="preserve"> cv2.filter2D(img, </w:t>
+      </w:r>
+      <w:r>
+        <w:rPr>
+          <w:rStyle w:val="OperatorTok"/>
+        </w:rPr>
+        <w:t xml:space="preserve">-</w:t>
+      </w:r>
+      <w:r>
+        <w:rPr>
+          <w:rStyle w:val="DecValTok"/>
+        </w:rPr>
+        <w:t xml:space="preserve">1</w:t>
+      </w:r>
+      <w:r>
+        <w:rPr>
+          <w:rStyle w:val="NormalTok"/>
+        </w:rPr>
+        <w:t xml:space="preserve">, laplacian_kernel)</w:t>
+      </w:r>
+      <w:r>
+        <w:br/>
+      </w:r>
+      <w:r>
+        <w:rPr>
+          <w:rStyle w:val="CommentTok"/>
+        </w:rPr>
+        <w:t xml:space="preserve"># 拉普拉斯锐化增强</w:t>
+      </w:r>
+      <w:r>
+        <w:br/>
+      </w:r>
+      <w:r>
+        <w:rPr>
+          <w:rStyle w:val="NormalTok"/>
+        </w:rPr>
+        <w:t xml:space="preserve">laplacian_enhance_img </w:t>
+      </w:r>
+      <w:r>
+        <w:rPr>
+          <w:rStyle w:val="OperatorTok"/>
+        </w:rPr>
+        <w:t xml:space="preserve">=</w:t>
+      </w:r>
+      <w:r>
+        <w:rPr>
+          <w:rStyle w:val="NormalTok"/>
+        </w:rPr>
+        <w:t xml:space="preserve"> cv2.filter2D(img, </w:t>
+      </w:r>
+      <w:r>
+        <w:rPr>
+          <w:rStyle w:val="OperatorTok"/>
+        </w:rPr>
+        <w:t xml:space="preserve">-</w:t>
+      </w:r>
+      <w:r>
+        <w:rPr>
+          <w:rStyle w:val="DecValTok"/>
+        </w:rPr>
+        <w:t xml:space="preserve">1</w:t>
+      </w:r>
+      <w:r>
+        <w:rPr>
+          <w:rStyle w:val="NormalTok"/>
+        </w:rPr>
+        <w:t xml:space="preserve">, laplacian_enhance_kernel)</w:t>
+      </w:r>
+      <w:r>
+        <w:br/>
+      </w:r>
+      <w:r>
+        <w:br/>
+      </w:r>
+      <w:r>
+        <w:rPr>
+          <w:rStyle w:val="CommentTok"/>
+        </w:rPr>
+        <w:t xml:space="preserve"># 显示结果</w:t>
+      </w:r>
+      <w:r>
+        <w:br/>
+      </w:r>
+      <w:r>
+        <w:rPr>
+          <w:rStyle w:val="NormalTok"/>
+        </w:rPr>
+        <w:t xml:space="preserve">plt.figure(figsize</w:t>
+      </w:r>
+      <w:r>
+        <w:rPr>
+          <w:rStyle w:val="OperatorTok"/>
+        </w:rPr>
+        <w:t xml:space="preserve">=</w:t>
+      </w:r>
+      <w:r>
+        <w:rPr>
+          <w:rStyle w:val="NormalTok"/>
+        </w:rPr>
+        <w:t xml:space="preserve">(</w:t>
+      </w:r>
+      <w:r>
+        <w:rPr>
+          <w:rStyle w:val="DecValTok"/>
+        </w:rPr>
+        <w:t xml:space="preserve">12</w:t>
+      </w:r>
+      <w:r>
+        <w:rPr>
+          <w:rStyle w:val="NormalTok"/>
+        </w:rPr>
+        <w:t xml:space="preserve">, </w:t>
+      </w:r>
+      <w:r>
+        <w:rPr>
+          <w:rStyle w:val="DecValTok"/>
+        </w:rPr>
+        <w:t xml:space="preserve">8</w:t>
+      </w:r>
+      <w:r>
+        <w:rPr>
+          <w:rStyle w:val="NormalTok"/>
+        </w:rPr>
+        <w:t xml:space="preserve">))</w:t>
+      </w:r>
+      <w:r>
+        <w:br/>
+      </w:r>
+      <w:r>
+        <w:rPr>
+          <w:rStyle w:val="NormalTok"/>
+        </w:rPr>
+        <w:t xml:space="preserve">plt.subplot(</w:t>
+      </w:r>
+      <w:r>
+        <w:rPr>
+          <w:rStyle w:val="DecValTok"/>
+        </w:rPr>
+        <w:t xml:space="preserve">131</w:t>
+      </w:r>
+      <w:r>
+        <w:rPr>
+          <w:rStyle w:val="NormalTok"/>
+        </w:rPr>
+        <w:t xml:space="preserve">), plt.imshow(img, cmap</w:t>
+      </w:r>
+      <w:r>
+        <w:rPr>
+          <w:rStyle w:val="OperatorTok"/>
+        </w:rPr>
+        <w:t xml:space="preserve">=</w:t>
+      </w:r>
+      <w:r>
+        <w:rPr>
+          <w:rStyle w:val="StringTok"/>
+        </w:rPr>
+        <w:t xml:space="preserve">'gray'</w:t>
+      </w:r>
+      <w:r>
+        <w:rPr>
+          <w:rStyle w:val="NormalTok"/>
+        </w:rPr>
+        <w:t xml:space="preserve">), plt.title(</w:t>
+      </w:r>
+      <w:r>
+        <w:rPr>
+          <w:rStyle w:val="StringTok"/>
+        </w:rPr>
+        <w:t xml:space="preserve">'Original Image'</w:t>
+      </w:r>
+      <w:r>
+        <w:rPr>
+          <w:rStyle w:val="NormalTok"/>
+        </w:rPr>
+        <w:t xml:space="preserve">)</w:t>
+      </w:r>
+      <w:r>
+        <w:br/>
+      </w:r>
+      <w:r>
+        <w:rPr>
+          <w:rStyle w:val="NormalTok"/>
+        </w:rPr>
+        <w:t xml:space="preserve">plt.subplot(</w:t>
+      </w:r>
+      <w:r>
+        <w:rPr>
+          <w:rStyle w:val="DecValTok"/>
+        </w:rPr>
+        <w:t xml:space="preserve">132</w:t>
+      </w:r>
+      <w:r>
+        <w:rPr>
+          <w:rStyle w:val="NormalTok"/>
+        </w:rPr>
+        <w:t xml:space="preserve">), plt.imshow(laplacian_img, cmap</w:t>
+      </w:r>
+      <w:r>
+        <w:rPr>
+          <w:rStyle w:val="OperatorTok"/>
+        </w:rPr>
+        <w:t xml:space="preserve">=</w:t>
+      </w:r>
+      <w:r>
+        <w:rPr>
+          <w:rStyle w:val="StringTok"/>
+        </w:rPr>
+        <w:t xml:space="preserve">'gray'</w:t>
+      </w:r>
+      <w:r>
+        <w:rPr>
+          <w:rStyle w:val="NormalTok"/>
+        </w:rPr>
+        <w:t xml:space="preserve">), plt.title(</w:t>
+      </w:r>
+      <w:r>
+        <w:rPr>
+          <w:rStyle w:val="StringTok"/>
+        </w:rPr>
+        <w:t xml:space="preserve">'Laplacian Image'</w:t>
+      </w:r>
+      <w:r>
+        <w:rPr>
+          <w:rStyle w:val="NormalTok"/>
+        </w:rPr>
+        <w:t xml:space="preserve">)</w:t>
+      </w:r>
+      <w:r>
+        <w:br/>
+      </w:r>
+      <w:r>
+        <w:rPr>
+          <w:rStyle w:val="NormalTok"/>
+        </w:rPr>
+        <w:t xml:space="preserve">plt.subplot(</w:t>
+      </w:r>
+      <w:r>
+        <w:rPr>
+          <w:rStyle w:val="DecValTok"/>
+        </w:rPr>
+        <w:t xml:space="preserve">133</w:t>
+      </w:r>
+      <w:r>
+        <w:rPr>
+          <w:rStyle w:val="NormalTok"/>
+        </w:rPr>
+        <w:t xml:space="preserve">), plt.imshow(laplacian_enhance_img, cmap</w:t>
+      </w:r>
+      <w:r>
+        <w:rPr>
+          <w:rStyle w:val="OperatorTok"/>
+        </w:rPr>
+        <w:t xml:space="preserve">=</w:t>
+      </w:r>
+      <w:r>
+        <w:rPr>
+          <w:rStyle w:val="StringTok"/>
+        </w:rPr>
+        <w:t xml:space="preserve">'gray'</w:t>
+      </w:r>
+      <w:r>
+        <w:rPr>
+          <w:rStyle w:val="NormalTok"/>
+        </w:rPr>
+        <w:t xml:space="preserve">), plt.title(</w:t>
+      </w:r>
+      <w:r>
+        <w:rPr>
+          <w:rStyle w:val="StringTok"/>
+        </w:rPr>
+        <w:t xml:space="preserve">'Laplacian Enhance Image'</w:t>
+      </w:r>
+      <w:r>
+        <w:rPr>
+          <w:rStyle w:val="NormalTok"/>
+        </w:rPr>
+        <w:t xml:space="preserve">)</w:t>
+      </w:r>
+      <w:r>
+        <w:br/>
+      </w:r>
+      <w:r>
+        <w:rPr>
+          <w:rStyle w:val="NormalTok"/>
+        </w:rPr>
+        <w:t xml:space="preserve">plt.show()</w:t>
+      </w:r>
+    </w:p>
+    <w:bookmarkEnd w:id="23"/>
+    <w:bookmarkStart w:id="42" w:name="运行测试结果"/>
+    <w:p>
+      <w:pPr>
+        <w:pStyle w:val="10"/>
+      </w:pPr>
+      <w:r>
+        <w:t xml:space="preserve">运行测试结果</w:t>
+      </w:r>
+    </w:p>
+    <w:p>
+      <w:pPr>
+        <w:pStyle w:val="FirstParagraph"/>
+      </w:pPr>
+      <w:r>
+        <w:rPr>
+          <w:b/>
+          <w:bCs/>
+        </w:rPr>
+        <w:t xml:space="preserve">步骤1</w:t>
+      </w:r>
+    </w:p>
+    <w:p>
+      <w:pPr>
+        <w:pStyle w:val="CaptionedFigure"/>
+      </w:pPr>
       <w:r>
         <w:drawing>
           <wp:inline>
-            <wp:extent cx="5486400" cy="3286125"/>
+            <wp:extent cx="5486400" cy="3657599"/>
             <wp:effectExtent b="0" l="0" r="0" t="0"/>
-            <wp:docPr descr="安装依赖" title="" id="24" name="Picture"/>
+            <wp:docPr descr="图1" title="" id="25" name="Picture"/>
             <a:graphic>
               <a:graphicData uri="http://schemas.openxmlformats.org/drawingml/2006/picture">
                 <pic:pic>
                   <pic:nvPicPr>
-                    <pic:cNvPr descr="./assets/1-install.png" id="25" name="Picture"/>
+                    <pic:cNvPr descr="assets/Pasted%20image%2020250414011335.png" id="26" name="Picture"/>
                     <pic:cNvPicPr>
                       <a:picLocks noChangeArrowheads="1" noChangeAspect="1"/>
                     </pic:cNvPicPr>
                   </pic:nvPicPr>
                   <pic:blipFill>
-                    <a:blip r:embed="rId23"/>
+                    <a:blip r:embed="rId24"/>
+                    <a:stretch>
+                      <a:fillRect/>
+                    </a:stretch>
+                  </pic:blipFill>
+                  <pic:spPr bwMode="auto">
+                    <a:xfrm>
+                      <a:off x="0" y="0"/>
+                      <a:ext cx="5486400" cy="3657599"/>
+                    </a:xfrm>
+                    <a:prstGeom prst="rect">
+                      <a:avLst/>
+                    </a:prstGeom>
+                    <a:noFill/>
+                    <a:ln w="9525">
+                      <a:noFill/>
+                      <a:headEnd/>
+                      <a:tailEnd/>
+                    </a:ln>
+                  </pic:spPr>
+                </pic:pic>
+              </a:graphicData>
+            </a:graphic>
+          </wp:inline>
+        </w:drawing>
+      </w:r>
+    </w:p>
+    <w:p>
+      <w:pPr>
+        <w:pStyle w:val="ImageCaption"/>
+      </w:pPr>
+      <w:r>
+        <w:t xml:space="preserve">图1</w:t>
+      </w:r>
+    </w:p>
+    <w:p>
+      <w:pPr>
+        <w:pStyle w:val="CaptionedFigure"/>
+      </w:pPr>
+      <w:r>
+        <w:drawing>
+          <wp:inline>
+            <wp:extent cx="5486400" cy="3657599"/>
+            <wp:effectExtent b="0" l="0" r="0" t="0"/>
+            <wp:docPr descr="图2" title="" id="28" name="Picture"/>
+            <a:graphic>
+              <a:graphicData uri="http://schemas.openxmlformats.org/drawingml/2006/picture">
+                <pic:pic>
+                  <pic:nvPicPr>
+                    <pic:cNvPr descr="assets/Pasted%20image%2020250414011356.png" id="29" name="Picture"/>
+                    <pic:cNvPicPr>
+                      <a:picLocks noChangeArrowheads="1" noChangeAspect="1"/>
+                    </pic:cNvPicPr>
+                  </pic:nvPicPr>
+                  <pic:blipFill>
+                    <a:blip r:embed="rId27"/>
+                    <a:stretch>
+                      <a:fillRect/>
+                    </a:stretch>
+                  </pic:blipFill>
+                  <pic:spPr bwMode="auto">
+                    <a:xfrm>
+                      <a:off x="0" y="0"/>
+                      <a:ext cx="5486400" cy="3657599"/>
+                    </a:xfrm>
+                    <a:prstGeom prst="rect">
+                      <a:avLst/>
+                    </a:prstGeom>
+                    <a:noFill/>
+                    <a:ln w="9525">
+                      <a:noFill/>
+                      <a:headEnd/>
+                      <a:tailEnd/>
+                    </a:ln>
+                  </pic:spPr>
+                </pic:pic>
+              </a:graphicData>
+            </a:graphic>
+          </wp:inline>
+        </w:drawing>
+      </w:r>
+    </w:p>
+    <w:p>
+      <w:pPr>
+        <w:pStyle w:val="ImageCaption"/>
+      </w:pPr>
+      <w:r>
+        <w:t xml:space="preserve">图2</w:t>
+      </w:r>
+    </w:p>
+    <w:p>
+      <w:pPr>
+        <w:pStyle w:val="a0"/>
+      </w:pPr>
+      <w:r>
+        <w:rPr>
+          <w:b/>
+          <w:bCs/>
+        </w:rPr>
+        <w:t xml:space="preserve">步骤2</w:t>
+      </w:r>
+    </w:p>
+    <w:p>
+      <w:pPr>
+        <w:pStyle w:val="CaptionedFigure"/>
+      </w:pPr>
+      <w:r>
+        <w:drawing>
+          <wp:inline>
+            <wp:extent cx="5486400" cy="3657599"/>
+            <wp:effectExtent b="0" l="0" r="0" t="0"/>
+            <wp:docPr descr="图3" title="" id="31" name="Picture"/>
+            <a:graphic>
+              <a:graphicData uri="http://schemas.openxmlformats.org/drawingml/2006/picture">
+                <pic:pic>
+                  <pic:nvPicPr>
+                    <pic:cNvPr descr="assets/Pasted%20image%2020250414011737.png" id="32" name="Picture"/>
+                    <pic:cNvPicPr>
+                      <a:picLocks noChangeArrowheads="1" noChangeAspect="1"/>
+                    </pic:cNvPicPr>
+                  </pic:nvPicPr>
+                  <pic:blipFill>
+                    <a:blip r:embed="rId30"/>
+                    <a:stretch>
+                      <a:fillRect/>
+                    </a:stretch>
+                  </pic:blipFill>
+                  <pic:spPr bwMode="auto">
+                    <a:xfrm>
+                      <a:off x="0" y="0"/>
+                      <a:ext cx="5486400" cy="3657599"/>
+                    </a:xfrm>
+                    <a:prstGeom prst="rect">
+                      <a:avLst/>
+                    </a:prstGeom>
+                    <a:noFill/>
+                    <a:ln w="9525">
+                      <a:noFill/>
+                      <a:headEnd/>
+                      <a:tailEnd/>
+                    </a:ln>
+                  </pic:spPr>
+                </pic:pic>
+              </a:graphicData>
+            </a:graphic>
+          </wp:inline>
+        </w:drawing>
+      </w:r>
+    </w:p>
+    <w:p>
+      <w:pPr>
+        <w:pStyle w:val="ImageCaption"/>
+      </w:pPr>
+      <w:r>
+        <w:t xml:space="preserve">图3</w:t>
+      </w:r>
+    </w:p>
+    <w:p>
+      <w:pPr>
+        <w:pStyle w:val="a0"/>
+      </w:pPr>
+      <w:r>
+        <w:rPr>
+          <w:b/>
+          <w:bCs/>
+        </w:rPr>
+        <w:t xml:space="preserve">步骤3</w:t>
+      </w:r>
+    </w:p>
+    <w:p>
+      <w:pPr>
+        <w:pStyle w:val="CaptionedFigure"/>
+      </w:pPr>
+      <w:r>
+        <w:drawing>
+          <wp:inline>
+            <wp:extent cx="5486400" cy="1483318"/>
+            <wp:effectExtent b="0" l="0" r="0" t="0"/>
+            <wp:docPr descr="图4" title="" id="34" name="Picture"/>
+            <a:graphic>
+              <a:graphicData uri="http://schemas.openxmlformats.org/drawingml/2006/picture">
+                <pic:pic>
+                  <pic:nvPicPr>
+                    <pic:cNvPr descr="assets/Pasted%20image%2020250414012304.png" id="35" name="Picture"/>
+                    <pic:cNvPicPr>
+                      <a:picLocks noChangeArrowheads="1" noChangeAspect="1"/>
+                    </pic:cNvPicPr>
+                  </pic:nvPicPr>
+                  <pic:blipFill>
+                    <a:blip r:embed="rId33"/>
+                    <a:stretch>
+                      <a:fillRect/>
+                    </a:stretch>
+                  </pic:blipFill>
+                  <pic:spPr bwMode="auto">
+                    <a:xfrm>
+                      <a:off x="0" y="0"/>
+                      <a:ext cx="5486400" cy="1483318"/>
+                    </a:xfrm>
+                    <a:prstGeom prst="rect">
+                      <a:avLst/>
+                    </a:prstGeom>
+                    <a:noFill/>
+                    <a:ln w="9525">
+                      <a:noFill/>
+                      <a:headEnd/>
+                      <a:tailEnd/>
+                    </a:ln>
+                  </pic:spPr>
+                </pic:pic>
+              </a:graphicData>
+            </a:graphic>
+          </wp:inline>
+        </w:drawing>
+      </w:r>
+    </w:p>
+    <w:p>
+      <w:pPr>
+        <w:pStyle w:val="ImageCaption"/>
+      </w:pPr>
+      <w:r>
+        <w:t xml:space="preserve">图4</w:t>
+      </w:r>
+    </w:p>
+    <w:p>
+      <w:pPr>
+        <w:pStyle w:val="a0"/>
+      </w:pPr>
+      <w:r>
+        <w:rPr>
+          <w:b/>
+          <w:bCs/>
+        </w:rPr>
+        <w:t xml:space="preserve">步骤4</w:t>
+      </w:r>
+    </w:p>
+    <w:p>
+      <w:pPr>
+        <w:pStyle w:val="CaptionedFigure"/>
+      </w:pPr>
+      <w:r>
+        <w:drawing>
+          <wp:inline>
+            <wp:extent cx="5486400" cy="3286125"/>
+            <wp:effectExtent b="0" l="0" r="0" t="0"/>
+            <wp:docPr descr="图5" title="" id="37" name="Picture"/>
+            <a:graphic>
+              <a:graphicData uri="http://schemas.openxmlformats.org/drawingml/2006/picture">
+                <pic:pic>
+                  <pic:nvPicPr>
+                    <pic:cNvPr descr="assets/Pasted%20image%2020250414012512.png" id="38" name="Picture"/>
+                    <pic:cNvPicPr>
+                      <a:picLocks noChangeArrowheads="1" noChangeAspect="1"/>
+                    </pic:cNvPicPr>
+                  </pic:nvPicPr>
+                  <pic:blipFill>
+                    <a:blip r:embed="rId36"/>
                     <a:stretch>
                       <a:fillRect/>
                     </a:stretch>
@@ -558,19 +5026,13 @@
           </wp:inline>
         </w:drawing>
       </w:r>
-      <w:r>
-        <w:t xml:space="preserve"> </w:t>
-      </w:r>
-      <w:r>
-        <w:t xml:space="preserve">2．应用OpenCV函数读取、显示并保存图像；能够区分OpenCV下标和Numpy下标的异同，并绘制简单图像；</w:t>
-      </w:r>
     </w:p>
     <w:p>
       <w:pPr>
-        <w:pStyle w:val="a0"/>
-      </w:pPr>
-      <w:r>
-        <w:t xml:space="preserve">3．应用Matplotlib函数显示及保存图像；</w:t>
+        <w:pStyle w:val="ImageCaption"/>
+      </w:pPr>
+      <w:r>
+        <w:t xml:space="preserve">图5</w:t>
       </w:r>
     </w:p>
     <w:p>
@@ -578,1924 +5040,34 @@
         <w:pStyle w:val="a0"/>
       </w:pPr>
       <w:r>
-        <w:t xml:space="preserve">4．要求绘制图形，并且统计绘制其直方图，并显示结果。</w:t>
+        <w:rPr>
+          <w:b/>
+          <w:bCs/>
+        </w:rPr>
+        <w:t xml:space="preserve">步骤5</w:t>
       </w:r>
     </w:p>
     <w:p>
       <w:pPr>
-        <w:pStyle w:val="a0"/>
-      </w:pPr>
-      <w:r>
-        <w:t xml:space="preserve">代码参考教材附录-图像处理实验指导P217-219.</w:t>
-      </w:r>
-    </w:p>
-    <w:bookmarkEnd w:id="26"/>
-    <w:bookmarkStart w:id="27" w:name="源代码及代码注释或解释"/>
-    <w:p>
-      <w:pPr>
-        <w:pStyle w:val="10"/>
-      </w:pPr>
-      <w:r>
-        <w:t xml:space="preserve">源代码及代码注释或解释</w:t>
-      </w:r>
-    </w:p>
-    <w:p>
-      <w:pPr>
-        <w:pStyle w:val="FirstParagraph"/>
-      </w:pPr>
-      <w:r>
-        <w:t xml:space="preserve">用opencv读取、保存图像。</w:t>
-      </w:r>
-    </w:p>
-    <w:p>
-      <w:pPr>
-        <w:pStyle w:val="SourceCode"/>
-      </w:pPr>
-      <w:r>
-        <w:rPr>
-          <w:rStyle w:val="ImportTok"/>
-        </w:rPr>
-        <w:t xml:space="preserve">import</w:t>
-      </w:r>
-      <w:r>
-        <w:rPr>
-          <w:rStyle w:val="NormalTok"/>
-        </w:rPr>
-        <w:t xml:space="preserve"> cv2</w:t>
-      </w:r>
-      <w:r>
-        <w:br/>
-      </w:r>
-      <w:r>
-        <w:br/>
-      </w:r>
-      <w:r>
-        <w:rPr>
-          <w:rStyle w:val="NormalTok"/>
-        </w:rPr>
-        <w:t xml:space="preserve">lenna</w:t>
-      </w:r>
-      <w:r>
-        <w:rPr>
-          <w:rStyle w:val="OperatorTok"/>
-        </w:rPr>
-        <w:t xml:space="preserve">=</w:t>
-      </w:r>
-      <w:r>
-        <w:rPr>
-          <w:rStyle w:val="NormalTok"/>
-        </w:rPr>
-        <w:t xml:space="preserve">cv2.imread(</w:t>
-      </w:r>
-      <w:r>
-        <w:rPr>
-          <w:rStyle w:val="StringTok"/>
-        </w:rPr>
-        <w:t xml:space="preserve">".</w:t>
-      </w:r>
-      <w:r>
-        <w:rPr>
-          <w:rStyle w:val="CharTok"/>
-        </w:rPr>
-        <w:t xml:space="preserve">\\</w:t>
-      </w:r>
-      <w:r>
-        <w:rPr>
-          <w:rStyle w:val="StringTok"/>
-        </w:rPr>
-        <w:t xml:space="preserve">exp1</w:t>
-      </w:r>
-      <w:r>
-        <w:rPr>
-          <w:rStyle w:val="CharTok"/>
-        </w:rPr>
-        <w:t xml:space="preserve">\\</w:t>
-      </w:r>
-      <w:r>
-        <w:rPr>
-          <w:rStyle w:val="StringTok"/>
-        </w:rPr>
-        <w:t xml:space="preserve">assets</w:t>
-      </w:r>
-      <w:r>
-        <w:rPr>
-          <w:rStyle w:val="CharTok"/>
-        </w:rPr>
-        <w:t xml:space="preserve">\\</w:t>
-      </w:r>
-      <w:r>
-        <w:rPr>
-          <w:rStyle w:val="StringTok"/>
-        </w:rPr>
-        <w:t xml:space="preserve">test.png"</w:t>
-      </w:r>
-      <w:r>
-        <w:rPr>
-          <w:rStyle w:val="NormalTok"/>
-        </w:rPr>
-        <w:t xml:space="preserve">)</w:t>
-      </w:r>
-      <w:r>
-        <w:rPr>
-          <w:rStyle w:val="CommentTok"/>
-        </w:rPr>
-        <w:t xml:space="preserve">#试试修改路径</w:t>
-      </w:r>
-      <w:r>
-        <w:br/>
-      </w:r>
-      <w:r>
-        <w:br/>
-      </w:r>
-      <w:r>
-        <w:rPr>
-          <w:rStyle w:val="BuiltInTok"/>
-        </w:rPr>
-        <w:t xml:space="preserve">print</w:t>
-      </w:r>
-      <w:r>
-        <w:rPr>
-          <w:rStyle w:val="NormalTok"/>
-        </w:rPr>
-        <w:t xml:space="preserve">(</w:t>
-      </w:r>
-      <w:r>
-        <w:rPr>
-          <w:rStyle w:val="BuiltInTok"/>
-        </w:rPr>
-        <w:t xml:space="preserve">type</w:t>
-      </w:r>
-      <w:r>
-        <w:rPr>
-          <w:rStyle w:val="NormalTok"/>
-        </w:rPr>
-        <w:t xml:space="preserve">(lenna))</w:t>
-      </w:r>
-      <w:r>
-        <w:rPr>
-          <w:rStyle w:val="CommentTok"/>
-        </w:rPr>
-        <w:t xml:space="preserve">#返回numpy.ndarray这个class</w:t>
-      </w:r>
-      <w:r>
-        <w:br/>
-      </w:r>
-      <w:r>
-        <w:br/>
-      </w:r>
-      <w:r>
-        <w:rPr>
-          <w:rStyle w:val="NormalTok"/>
-        </w:rPr>
-        <w:t xml:space="preserve">cv2.namedWindow(</w:t>
-      </w:r>
-      <w:r>
-        <w:rPr>
-          <w:rStyle w:val="StringTok"/>
-        </w:rPr>
-        <w:t xml:space="preserve">"Lena"</w:t>
-      </w:r>
-      <w:r>
-        <w:rPr>
-          <w:rStyle w:val="NormalTok"/>
-        </w:rPr>
-        <w:t xml:space="preserve">, cv2.WINDOW_AUTOSIZE)</w:t>
-      </w:r>
-      <w:r>
-        <w:rPr>
-          <w:rStyle w:val="CommentTok"/>
-        </w:rPr>
-        <w:t xml:space="preserve">#试试修改窗口名</w:t>
-      </w:r>
-      <w:r>
-        <w:br/>
-      </w:r>
-      <w:r>
-        <w:br/>
-      </w:r>
-      <w:r>
-        <w:rPr>
-          <w:rStyle w:val="NormalTok"/>
-        </w:rPr>
-        <w:t xml:space="preserve">cv2.imshow(</w:t>
-      </w:r>
-      <w:r>
-        <w:rPr>
-          <w:rStyle w:val="StringTok"/>
-        </w:rPr>
-        <w:t xml:space="preserve">"Lena"</w:t>
-      </w:r>
-      <w:r>
-        <w:rPr>
-          <w:rStyle w:val="NormalTok"/>
-        </w:rPr>
-        <w:t xml:space="preserve">,lenna)</w:t>
-      </w:r>
-      <w:r>
-        <w:br/>
-      </w:r>
-      <w:r>
-        <w:br/>
-      </w:r>
-      <w:r>
-        <w:rPr>
-          <w:rStyle w:val="NormalTok"/>
-        </w:rPr>
-        <w:t xml:space="preserve">cv2.waitKey(</w:t>
-      </w:r>
-      <w:r>
-        <w:rPr>
-          <w:rStyle w:val="DecValTok"/>
-        </w:rPr>
-        <w:t xml:space="preserve">10000</w:t>
-      </w:r>
-      <w:r>
-        <w:rPr>
-          <w:rStyle w:val="NormalTok"/>
-        </w:rPr>
-        <w:t xml:space="preserve">)</w:t>
-      </w:r>
-      <w:r>
-        <w:rPr>
-          <w:rStyle w:val="CommentTok"/>
-        </w:rPr>
-        <w:t xml:space="preserve">#显示图像的暂停时间设置（单位为毫秒）</w:t>
-      </w:r>
-      <w:r>
-        <w:br/>
-      </w:r>
-      <w:r>
-        <w:br/>
-      </w:r>
-      <w:r>
-        <w:rPr>
-          <w:rStyle w:val="NormalTok"/>
-        </w:rPr>
-        <w:t xml:space="preserve">cv2.destroyWindow(</w:t>
-      </w:r>
-      <w:r>
-        <w:rPr>
-          <w:rStyle w:val="StringTok"/>
-        </w:rPr>
-        <w:t xml:space="preserve">"Lena"</w:t>
-      </w:r>
-      <w:r>
-        <w:rPr>
-          <w:rStyle w:val="NormalTok"/>
-        </w:rPr>
-        <w:t xml:space="preserve">)</w:t>
-      </w:r>
-      <w:r>
-        <w:br/>
-      </w:r>
-      <w:r>
-        <w:br/>
-      </w:r>
-      <w:r>
-        <w:rPr>
-          <w:rStyle w:val="NormalTok"/>
-        </w:rPr>
-        <w:t xml:space="preserve">cv2.imwrite(</w:t>
-      </w:r>
-      <w:r>
-        <w:rPr>
-          <w:rStyle w:val="StringTok"/>
-        </w:rPr>
-        <w:t xml:space="preserve">'test_imwrite.png'</w:t>
-      </w:r>
-      <w:r>
-        <w:rPr>
-          <w:rStyle w:val="NormalTok"/>
-        </w:rPr>
-        <w:t xml:space="preserve">, lenna, (cv2.IMWRITE_PNG_COMPRESSION, </w:t>
-      </w:r>
-      <w:r>
-        <w:rPr>
-          <w:rStyle w:val="DecValTok"/>
-        </w:rPr>
-        <w:t xml:space="preserve">5</w:t>
-      </w:r>
-      <w:r>
-        <w:rPr>
-          <w:rStyle w:val="NormalTok"/>
-        </w:rPr>
-        <w:t xml:space="preserve">))</w:t>
-      </w:r>
-    </w:p>
-    <w:p>
-      <w:pPr>
-        <w:pStyle w:val="FirstParagraph"/>
-      </w:pPr>
-      <w:r>
-        <w:t xml:space="preserve">用Matplotlib函数显示及保存图像</w:t>
-      </w:r>
-    </w:p>
-    <w:p>
-      <w:pPr>
-        <w:pStyle w:val="SourceCode"/>
-      </w:pPr>
-      <w:r>
-        <w:rPr>
-          <w:rStyle w:val="ImportTok"/>
-        </w:rPr>
-        <w:t xml:space="preserve">import</w:t>
-      </w:r>
-      <w:r>
-        <w:rPr>
-          <w:rStyle w:val="NormalTok"/>
-        </w:rPr>
-        <w:t xml:space="preserve"> cv2</w:t>
-      </w:r>
-      <w:r>
-        <w:br/>
-      </w:r>
-      <w:r>
-        <w:br/>
-      </w:r>
-      <w:r>
-        <w:rPr>
-          <w:rStyle w:val="ImportTok"/>
-        </w:rPr>
-        <w:t xml:space="preserve">import</w:t>
-      </w:r>
-      <w:r>
-        <w:rPr>
-          <w:rStyle w:val="NormalTok"/>
-        </w:rPr>
-        <w:t xml:space="preserve"> matplotlib</w:t>
-      </w:r>
-      <w:r>
-        <w:br/>
-      </w:r>
-      <w:r>
-        <w:br/>
-      </w:r>
-      <w:r>
-        <w:rPr>
-          <w:rStyle w:val="NormalTok"/>
-        </w:rPr>
-        <w:t xml:space="preserve">matplotlib.use(</w:t>
-      </w:r>
-      <w:r>
-        <w:rPr>
-          <w:rStyle w:val="StringTok"/>
-        </w:rPr>
-        <w:t xml:space="preserve">'Agg'</w:t>
-      </w:r>
-      <w:r>
-        <w:rPr>
-          <w:rStyle w:val="NormalTok"/>
-        </w:rPr>
-        <w:t xml:space="preserve">)  </w:t>
-      </w:r>
-      <w:r>
-        <w:rPr>
-          <w:rStyle w:val="CommentTok"/>
-        </w:rPr>
-        <w:t xml:space="preserve"># 使用 Agg 后端</w:t>
-      </w:r>
-      <w:r>
-        <w:br/>
-      </w:r>
-      <w:r>
-        <w:br/>
-      </w:r>
-      <w:r>
-        <w:rPr>
-          <w:rStyle w:val="ImportTok"/>
-        </w:rPr>
-        <w:t xml:space="preserve">import</w:t>
-      </w:r>
-      <w:r>
-        <w:rPr>
-          <w:rStyle w:val="NormalTok"/>
-        </w:rPr>
-        <w:t xml:space="preserve"> matplotlib.pyplot </w:t>
-      </w:r>
-      <w:r>
-        <w:rPr>
-          <w:rStyle w:val="ImportTok"/>
-        </w:rPr>
-        <w:t xml:space="preserve">as</w:t>
-      </w:r>
-      <w:r>
-        <w:rPr>
-          <w:rStyle w:val="NormalTok"/>
-        </w:rPr>
-        <w:t xml:space="preserve"> plt</w:t>
-      </w:r>
-      <w:r>
-        <w:br/>
-      </w:r>
-      <w:r>
-        <w:br/>
-      </w:r>
-      <w:r>
-        <w:rPr>
-          <w:rStyle w:val="NormalTok"/>
-        </w:rPr>
-        <w:t xml:space="preserve">plt.rcParams[</w:t>
-      </w:r>
-      <w:r>
-        <w:rPr>
-          <w:rStyle w:val="StringTok"/>
-        </w:rPr>
-        <w:t xml:space="preserve">'font.family'</w:t>
-      </w:r>
-      <w:r>
-        <w:rPr>
-          <w:rStyle w:val="NormalTok"/>
-        </w:rPr>
-        <w:t xml:space="preserve">] </w:t>
-      </w:r>
-      <w:r>
-        <w:rPr>
-          <w:rStyle w:val="OperatorTok"/>
-        </w:rPr>
-        <w:t xml:space="preserve">=</w:t>
-      </w:r>
-      <w:r>
-        <w:rPr>
-          <w:rStyle w:val="NormalTok"/>
-        </w:rPr>
-        <w:t xml:space="preserve"> [</w:t>
-      </w:r>
-      <w:r>
-        <w:rPr>
-          <w:rStyle w:val="StringTok"/>
-        </w:rPr>
-        <w:t xml:space="preserve">'SimHei'</w:t>
-      </w:r>
-      <w:r>
-        <w:rPr>
-          <w:rStyle w:val="NormalTok"/>
-        </w:rPr>
-        <w:t xml:space="preserve">]  </w:t>
-      </w:r>
-      <w:r>
-        <w:rPr>
-          <w:rStyle w:val="CommentTok"/>
-        </w:rPr>
-        <w:t xml:space="preserve"># 用来正常显示中文</w:t>
-      </w:r>
-      <w:r>
-        <w:br/>
-      </w:r>
-      <w:r>
-        <w:br/>
-      </w:r>
-      <w:r>
-        <w:rPr>
-          <w:rStyle w:val="NormalTok"/>
-        </w:rPr>
-        <w:t xml:space="preserve">plt.rcParams[</w:t>
-      </w:r>
-      <w:r>
-        <w:rPr>
-          <w:rStyle w:val="StringTok"/>
-        </w:rPr>
-        <w:t xml:space="preserve">'axes.unicode_minus'</w:t>
-      </w:r>
-      <w:r>
-        <w:rPr>
-          <w:rStyle w:val="NormalTok"/>
-        </w:rPr>
-        <w:t xml:space="preserve">] </w:t>
-      </w:r>
-      <w:r>
-        <w:rPr>
-          <w:rStyle w:val="OperatorTok"/>
-        </w:rPr>
-        <w:t xml:space="preserve">=</w:t>
-      </w:r>
-      <w:r>
-        <w:rPr>
-          <w:rStyle w:val="NormalTok"/>
-        </w:rPr>
-        <w:t xml:space="preserve"> </w:t>
-      </w:r>
-      <w:r>
-        <w:rPr>
-          <w:rStyle w:val="VariableTok"/>
-        </w:rPr>
-        <w:t xml:space="preserve">False</w:t>
-      </w:r>
-      <w:r>
-        <w:rPr>
-          <w:rStyle w:val="NormalTok"/>
-        </w:rPr>
-        <w:t xml:space="preserve">  </w:t>
-      </w:r>
-      <w:r>
-        <w:rPr>
-          <w:rStyle w:val="CommentTok"/>
-        </w:rPr>
-        <w:t xml:space="preserve"># 用来正常显示负号</w:t>
-      </w:r>
-      <w:r>
-        <w:br/>
-      </w:r>
-      <w:r>
-        <w:br/>
-      </w:r>
-      <w:r>
-        <w:rPr>
-          <w:rStyle w:val="NormalTok"/>
-        </w:rPr>
-        <w:t xml:space="preserve">img_BGR </w:t>
-      </w:r>
-      <w:r>
-        <w:rPr>
-          <w:rStyle w:val="OperatorTok"/>
-        </w:rPr>
-        <w:t xml:space="preserve">=</w:t>
-      </w:r>
-      <w:r>
-        <w:rPr>
-          <w:rStyle w:val="NormalTok"/>
-        </w:rPr>
-        <w:t xml:space="preserve"> cv2.imread(</w:t>
-      </w:r>
-      <w:r>
-        <w:rPr>
-          <w:rStyle w:val="StringTok"/>
-        </w:rPr>
-        <w:t xml:space="preserve">'.</w:t>
-      </w:r>
-      <w:r>
-        <w:rPr>
-          <w:rStyle w:val="CharTok"/>
-        </w:rPr>
-        <w:t xml:space="preserve">\\</w:t>
-      </w:r>
-      <w:r>
-        <w:rPr>
-          <w:rStyle w:val="StringTok"/>
-        </w:rPr>
-        <w:t xml:space="preserve">exp1</w:t>
-      </w:r>
-      <w:r>
-        <w:rPr>
-          <w:rStyle w:val="CharTok"/>
-        </w:rPr>
-        <w:t xml:space="preserve">\\</w:t>
-      </w:r>
-      <w:r>
-        <w:rPr>
-          <w:rStyle w:val="StringTok"/>
-        </w:rPr>
-        <w:t xml:space="preserve">assets</w:t>
-      </w:r>
-      <w:r>
-        <w:rPr>
-          <w:rStyle w:val="CharTok"/>
-        </w:rPr>
-        <w:t xml:space="preserve">\\</w:t>
-      </w:r>
-      <w:r>
-        <w:rPr>
-          <w:rStyle w:val="StringTok"/>
-        </w:rPr>
-        <w:t xml:space="preserve">test.png'</w:t>
-      </w:r>
-      <w:r>
-        <w:rPr>
-          <w:rStyle w:val="NormalTok"/>
-        </w:rPr>
-        <w:t xml:space="preserve">)  </w:t>
-      </w:r>
-      <w:r>
-        <w:rPr>
-          <w:rStyle w:val="CommentTok"/>
-        </w:rPr>
-        <w:t xml:space="preserve"># OpenCV默认为BGR彩色模型</w:t>
-      </w:r>
-      <w:r>
-        <w:br/>
-      </w:r>
-      <w:r>
-        <w:br/>
-      </w:r>
-      <w:r>
-        <w:rPr>
-          <w:rStyle w:val="NormalTok"/>
-        </w:rPr>
-        <w:t xml:space="preserve">img_RGB </w:t>
-      </w:r>
-      <w:r>
-        <w:rPr>
-          <w:rStyle w:val="OperatorTok"/>
-        </w:rPr>
-        <w:t xml:space="preserve">=</w:t>
-      </w:r>
-      <w:r>
-        <w:rPr>
-          <w:rStyle w:val="NormalTok"/>
-        </w:rPr>
-        <w:t xml:space="preserve"> cv2.cvtColor(img_BGR, cv2.COLOR_BGR2RGB)  </w:t>
-      </w:r>
-      <w:r>
-        <w:rPr>
-          <w:rStyle w:val="CommentTok"/>
-        </w:rPr>
-        <w:t xml:space="preserve"># 转换为RGB彩色模型</w:t>
-      </w:r>
-      <w:r>
-        <w:br/>
-      </w:r>
-      <w:r>
-        <w:br/>
-      </w:r>
-      <w:r>
-        <w:rPr>
-          <w:rStyle w:val="NormalTok"/>
-        </w:rPr>
-        <w:t xml:space="preserve">plt.imshow(img_RGB)  </w:t>
-      </w:r>
-      <w:r>
-        <w:rPr>
-          <w:rStyle w:val="CommentTok"/>
-        </w:rPr>
-        <w:t xml:space="preserve"># 显示图像</w:t>
-      </w:r>
-      <w:r>
-        <w:br/>
-      </w:r>
-      <w:r>
-        <w:br/>
-      </w:r>
-      <w:r>
-        <w:rPr>
-          <w:rStyle w:val="NormalTok"/>
-        </w:rPr>
-        <w:t xml:space="preserve">plt.savefig(</w:t>
-      </w:r>
-      <w:r>
-        <w:rPr>
-          <w:rStyle w:val="StringTok"/>
-        </w:rPr>
-        <w:t xml:space="preserve">'output.png'</w:t>
-      </w:r>
-      <w:r>
-        <w:rPr>
-          <w:rStyle w:val="NormalTok"/>
-        </w:rPr>
-        <w:t xml:space="preserve">)  </w:t>
-      </w:r>
-      <w:r>
-        <w:rPr>
-          <w:rStyle w:val="CommentTok"/>
-        </w:rPr>
-        <w:t xml:space="preserve"># 保存图像到文件</w:t>
-      </w:r>
-    </w:p>
-    <w:p>
-      <w:pPr>
-        <w:pStyle w:val="FirstParagraph"/>
-      </w:pPr>
-      <w:r>
-        <w:t xml:space="preserve">绘制直方图</w:t>
-      </w:r>
-    </w:p>
-    <w:p>
-      <w:pPr>
-        <w:pStyle w:val="SourceCode"/>
-      </w:pPr>
-      <w:r>
-        <w:rPr>
-          <w:rStyle w:val="ImportTok"/>
-        </w:rPr>
-        <w:t xml:space="preserve">import</w:t>
-      </w:r>
-      <w:r>
-        <w:rPr>
-          <w:rStyle w:val="NormalTok"/>
-        </w:rPr>
-        <w:t xml:space="preserve"> cv2</w:t>
-      </w:r>
-      <w:r>
-        <w:br/>
-      </w:r>
-      <w:r>
-        <w:br/>
-      </w:r>
-      <w:r>
-        <w:rPr>
-          <w:rStyle w:val="ImportTok"/>
-        </w:rPr>
-        <w:t xml:space="preserve">import</w:t>
-      </w:r>
-      <w:r>
-        <w:rPr>
-          <w:rStyle w:val="NormalTok"/>
-        </w:rPr>
-        <w:t xml:space="preserve"> matplotlib</w:t>
-      </w:r>
-      <w:r>
-        <w:br/>
-      </w:r>
-      <w:r>
-        <w:br/>
-      </w:r>
-      <w:r>
-        <w:rPr>
-          <w:rStyle w:val="NormalTok"/>
-        </w:rPr>
-        <w:t xml:space="preserve">matplotlib.use(</w:t>
-      </w:r>
-      <w:r>
-        <w:rPr>
-          <w:rStyle w:val="StringTok"/>
-        </w:rPr>
-        <w:t xml:space="preserve">'Agg'</w:t>
-      </w:r>
-      <w:r>
-        <w:rPr>
-          <w:rStyle w:val="NormalTok"/>
-        </w:rPr>
-        <w:t xml:space="preserve">)  </w:t>
-      </w:r>
-      <w:r>
-        <w:rPr>
-          <w:rStyle w:val="CommentTok"/>
-        </w:rPr>
-        <w:t xml:space="preserve"># 使用 Agg 后端</w:t>
-      </w:r>
-      <w:r>
-        <w:br/>
-      </w:r>
-      <w:r>
-        <w:br/>
-      </w:r>
-      <w:r>
-        <w:rPr>
-          <w:rStyle w:val="ImportTok"/>
-        </w:rPr>
-        <w:t xml:space="preserve">import</w:t>
-      </w:r>
-      <w:r>
-        <w:rPr>
-          <w:rStyle w:val="NormalTok"/>
-        </w:rPr>
-        <w:t xml:space="preserve"> matplotlib.pyplot </w:t>
-      </w:r>
-      <w:r>
-        <w:rPr>
-          <w:rStyle w:val="ImportTok"/>
-        </w:rPr>
-        <w:t xml:space="preserve">as</w:t>
-      </w:r>
-      <w:r>
-        <w:rPr>
-          <w:rStyle w:val="NormalTok"/>
-        </w:rPr>
-        <w:t xml:space="preserve"> plt</w:t>
-      </w:r>
-      <w:r>
-        <w:br/>
-      </w:r>
-      <w:r>
-        <w:br/>
-      </w:r>
-      <w:r>
-        <w:rPr>
-          <w:rStyle w:val="ImportTok"/>
-        </w:rPr>
-        <w:t xml:space="preserve">import</w:t>
-      </w:r>
-      <w:r>
-        <w:rPr>
-          <w:rStyle w:val="NormalTok"/>
-        </w:rPr>
-        <w:t xml:space="preserve"> math</w:t>
-      </w:r>
-      <w:r>
-        <w:br/>
-      </w:r>
-      <w:r>
-        <w:br/>
-      </w:r>
-      <w:r>
-        <w:rPr>
-          <w:rStyle w:val="ImportTok"/>
-        </w:rPr>
-        <w:t xml:space="preserve">import</w:t>
-      </w:r>
-      <w:r>
-        <w:rPr>
-          <w:rStyle w:val="NormalTok"/>
-        </w:rPr>
-        <w:t xml:space="preserve"> numpy </w:t>
-      </w:r>
-      <w:r>
-        <w:rPr>
-          <w:rStyle w:val="ImportTok"/>
-        </w:rPr>
-        <w:t xml:space="preserve">as</w:t>
-      </w:r>
-      <w:r>
-        <w:rPr>
-          <w:rStyle w:val="NormalTok"/>
-        </w:rPr>
-        <w:t xml:space="preserve"> np</w:t>
-      </w:r>
-      <w:r>
-        <w:br/>
-      </w:r>
-      <w:r>
-        <w:br/>
-      </w:r>
-      <w:r>
-        <w:rPr>
-          <w:rStyle w:val="KeywordTok"/>
-        </w:rPr>
-        <w:t xml:space="preserve">def</w:t>
-      </w:r>
-      <w:r>
-        <w:rPr>
-          <w:rStyle w:val="NormalTok"/>
-        </w:rPr>
-        <w:t xml:space="preserve"> createBox():</w:t>
-      </w:r>
-      <w:r>
-        <w:br/>
-      </w:r>
-      <w:r>
-        <w:br/>
-      </w:r>
-      <w:r>
-        <w:rPr>
-          <w:rStyle w:val="NormalTok"/>
-        </w:rPr>
-        <w:t xml:space="preserve">    box </w:t>
-      </w:r>
-      <w:r>
-        <w:rPr>
-          <w:rStyle w:val="OperatorTok"/>
-        </w:rPr>
-        <w:t xml:space="preserve">=</w:t>
-      </w:r>
-      <w:r>
-        <w:rPr>
-          <w:rStyle w:val="NormalTok"/>
-        </w:rPr>
-        <w:t xml:space="preserve"> np.zeros((</w:t>
-      </w:r>
-      <w:r>
-        <w:rPr>
-          <w:rStyle w:val="DecValTok"/>
-        </w:rPr>
-        <w:t xml:space="preserve">100</w:t>
-      </w:r>
-      <w:r>
-        <w:rPr>
-          <w:rStyle w:val="NormalTok"/>
-        </w:rPr>
-        <w:t xml:space="preserve">, </w:t>
-      </w:r>
-      <w:r>
-        <w:rPr>
-          <w:rStyle w:val="DecValTok"/>
-        </w:rPr>
-        <w:t xml:space="preserve">100</w:t>
-      </w:r>
-      <w:r>
-        <w:rPr>
-          <w:rStyle w:val="NormalTok"/>
-        </w:rPr>
-        <w:t xml:space="preserve">), np.uint8) </w:t>
-      </w:r>
-      <w:r>
-        <w:rPr>
-          <w:rStyle w:val="OperatorTok"/>
-        </w:rPr>
-        <w:t xml:space="preserve">+</w:t>
-      </w:r>
-      <w:r>
-        <w:rPr>
-          <w:rStyle w:val="NormalTok"/>
-        </w:rPr>
-        <w:t xml:space="preserve"> </w:t>
-      </w:r>
-      <w:r>
-        <w:rPr>
-          <w:rStyle w:val="DecValTok"/>
-        </w:rPr>
-        <w:t xml:space="preserve">50</w:t>
-      </w:r>
-      <w:r>
-        <w:br/>
-      </w:r>
-      <w:r>
-        <w:br/>
-      </w:r>
-      <w:r>
-        <w:rPr>
-          <w:rStyle w:val="NormalTok"/>
-        </w:rPr>
-        <w:t xml:space="preserve">    </w:t>
-      </w:r>
-      <w:r>
-        <w:rPr>
-          <w:rStyle w:val="BuiltInTok"/>
-        </w:rPr>
-        <w:t xml:space="preserve">print</w:t>
-      </w:r>
-      <w:r>
-        <w:rPr>
-          <w:rStyle w:val="NormalTok"/>
-        </w:rPr>
-        <w:t xml:space="preserve">(</w:t>
-      </w:r>
-      <w:r>
-        <w:rPr>
-          <w:rStyle w:val="BuiltInTok"/>
-        </w:rPr>
-        <w:t xml:space="preserve">type</w:t>
-      </w:r>
-      <w:r>
-        <w:rPr>
-          <w:rStyle w:val="NormalTok"/>
-        </w:rPr>
-        <w:t xml:space="preserve">(box))</w:t>
-      </w:r>
-      <w:r>
-        <w:br/>
-      </w:r>
-      <w:r>
-        <w:br/>
-      </w:r>
-      <w:r>
-        <w:rPr>
-          <w:rStyle w:val="NormalTok"/>
-        </w:rPr>
-        <w:t xml:space="preserve">    shape </w:t>
-      </w:r>
-      <w:r>
-        <w:rPr>
-          <w:rStyle w:val="OperatorTok"/>
-        </w:rPr>
-        <w:t xml:space="preserve">=</w:t>
-      </w:r>
-      <w:r>
-        <w:rPr>
-          <w:rStyle w:val="NormalTok"/>
-        </w:rPr>
-        <w:t xml:space="preserve"> box.shape</w:t>
-      </w:r>
-      <w:r>
-        <w:br/>
-      </w:r>
-      <w:r>
-        <w:br/>
-      </w:r>
-      <w:r>
-        <w:rPr>
-          <w:rStyle w:val="NormalTok"/>
-        </w:rPr>
-        <w:t xml:space="preserve">    </w:t>
-      </w:r>
-      <w:r>
-        <w:rPr>
-          <w:rStyle w:val="ControlFlowTok"/>
-        </w:rPr>
-        <w:t xml:space="preserve">for</w:t>
-      </w:r>
-      <w:r>
-        <w:rPr>
-          <w:rStyle w:val="NormalTok"/>
-        </w:rPr>
-        <w:t xml:space="preserve"> i </w:t>
-      </w:r>
-      <w:r>
-        <w:rPr>
-          <w:rStyle w:val="KeywordTok"/>
-        </w:rPr>
-        <w:t xml:space="preserve">in</w:t>
-      </w:r>
-      <w:r>
-        <w:rPr>
-          <w:rStyle w:val="NormalTok"/>
-        </w:rPr>
-        <w:t xml:space="preserve"> </w:t>
-      </w:r>
-      <w:r>
-        <w:rPr>
-          <w:rStyle w:val="BuiltInTok"/>
-        </w:rPr>
-        <w:t xml:space="preserve">range</w:t>
-      </w:r>
-      <w:r>
-        <w:rPr>
-          <w:rStyle w:val="NormalTok"/>
-        </w:rPr>
-        <w:t xml:space="preserve">(shape[</w:t>
-      </w:r>
-      <w:r>
-        <w:rPr>
-          <w:rStyle w:val="DecValTok"/>
-        </w:rPr>
-        <w:t xml:space="preserve">0</w:t>
-      </w:r>
-      <w:r>
-        <w:rPr>
-          <w:rStyle w:val="NormalTok"/>
-        </w:rPr>
-        <w:t xml:space="preserve">]):</w:t>
-      </w:r>
-      <w:r>
-        <w:br/>
-      </w:r>
-      <w:r>
-        <w:br/>
-      </w:r>
-      <w:r>
-        <w:rPr>
-          <w:rStyle w:val="NormalTok"/>
-        </w:rPr>
-        <w:t xml:space="preserve">        </w:t>
-      </w:r>
-      <w:r>
-        <w:rPr>
-          <w:rStyle w:val="ControlFlowTok"/>
-        </w:rPr>
-        <w:t xml:space="preserve">for</w:t>
-      </w:r>
-      <w:r>
-        <w:rPr>
-          <w:rStyle w:val="NormalTok"/>
-        </w:rPr>
-        <w:t xml:space="preserve"> j </w:t>
-      </w:r>
-      <w:r>
-        <w:rPr>
-          <w:rStyle w:val="KeywordTok"/>
-        </w:rPr>
-        <w:t xml:space="preserve">in</w:t>
-      </w:r>
-      <w:r>
-        <w:rPr>
-          <w:rStyle w:val="NormalTok"/>
-        </w:rPr>
-        <w:t xml:space="preserve"> </w:t>
-      </w:r>
-      <w:r>
-        <w:rPr>
-          <w:rStyle w:val="BuiltInTok"/>
-        </w:rPr>
-        <w:t xml:space="preserve">range</w:t>
-      </w:r>
-      <w:r>
-        <w:rPr>
-          <w:rStyle w:val="NormalTok"/>
-        </w:rPr>
-        <w:t xml:space="preserve">(shape[</w:t>
-      </w:r>
-      <w:r>
-        <w:rPr>
-          <w:rStyle w:val="DecValTok"/>
-        </w:rPr>
-        <w:t xml:space="preserve">1</w:t>
-      </w:r>
-      <w:r>
-        <w:rPr>
-          <w:rStyle w:val="NormalTok"/>
-        </w:rPr>
-        <w:t xml:space="preserve">]):</w:t>
-      </w:r>
-      <w:r>
-        <w:br/>
-      </w:r>
-      <w:r>
-        <w:br/>
-      </w:r>
-      <w:r>
-        <w:rPr>
-          <w:rStyle w:val="NormalTok"/>
-        </w:rPr>
-        <w:t xml:space="preserve">            </w:t>
-      </w:r>
-      <w:r>
-        <w:rPr>
-          <w:rStyle w:val="ControlFlowTok"/>
-        </w:rPr>
-        <w:t xml:space="preserve">if</w:t>
-      </w:r>
-      <w:r>
-        <w:rPr>
-          <w:rStyle w:val="NormalTok"/>
-        </w:rPr>
-        <w:t xml:space="preserve"> j </w:t>
-      </w:r>
-      <w:r>
-        <w:rPr>
-          <w:rStyle w:val="KeywordTok"/>
-        </w:rPr>
-        <w:t xml:space="preserve">in</w:t>
-      </w:r>
-      <w:r>
-        <w:rPr>
-          <w:rStyle w:val="NormalTok"/>
-        </w:rPr>
-        <w:t xml:space="preserve"> </w:t>
-      </w:r>
-      <w:r>
-        <w:rPr>
-          <w:rStyle w:val="BuiltInTok"/>
-        </w:rPr>
-        <w:t xml:space="preserve">range</w:t>
-      </w:r>
-      <w:r>
-        <w:rPr>
-          <w:rStyle w:val="NormalTok"/>
-        </w:rPr>
-        <w:t xml:space="preserve">(</w:t>
-      </w:r>
-      <w:r>
-        <w:rPr>
-          <w:rStyle w:val="DecValTok"/>
-        </w:rPr>
-        <w:t xml:space="preserve">20</w:t>
-      </w:r>
-      <w:r>
-        <w:rPr>
-          <w:rStyle w:val="NormalTok"/>
-        </w:rPr>
-        <w:t xml:space="preserve">, </w:t>
-      </w:r>
-      <w:r>
-        <w:rPr>
-          <w:rStyle w:val="DecValTok"/>
-        </w:rPr>
-        <w:t xml:space="preserve">80</w:t>
-      </w:r>
-      <w:r>
-        <w:rPr>
-          <w:rStyle w:val="NormalTok"/>
-        </w:rPr>
-        <w:t xml:space="preserve">) </w:t>
-      </w:r>
-      <w:r>
-        <w:rPr>
-          <w:rStyle w:val="KeywordTok"/>
-        </w:rPr>
-        <w:t xml:space="preserve">and</w:t>
-      </w:r>
-      <w:r>
-        <w:rPr>
-          <w:rStyle w:val="NormalTok"/>
-        </w:rPr>
-        <w:t xml:space="preserve"> i </w:t>
-      </w:r>
-      <w:r>
-        <w:rPr>
-          <w:rStyle w:val="KeywordTok"/>
-        </w:rPr>
-        <w:t xml:space="preserve">in</w:t>
-      </w:r>
-      <w:r>
-        <w:rPr>
-          <w:rStyle w:val="NormalTok"/>
-        </w:rPr>
-        <w:t xml:space="preserve"> </w:t>
-      </w:r>
-      <w:r>
-        <w:rPr>
-          <w:rStyle w:val="BuiltInTok"/>
-        </w:rPr>
-        <w:t xml:space="preserve">range</w:t>
-      </w:r>
-      <w:r>
-        <w:rPr>
-          <w:rStyle w:val="NormalTok"/>
-        </w:rPr>
-        <w:t xml:space="preserve">(</w:t>
-      </w:r>
-      <w:r>
-        <w:rPr>
-          <w:rStyle w:val="DecValTok"/>
-        </w:rPr>
-        <w:t xml:space="preserve">20</w:t>
-      </w:r>
-      <w:r>
-        <w:rPr>
-          <w:rStyle w:val="NormalTok"/>
-        </w:rPr>
-        <w:t xml:space="preserve">, </w:t>
-      </w:r>
-      <w:r>
-        <w:rPr>
-          <w:rStyle w:val="DecValTok"/>
-        </w:rPr>
-        <w:t xml:space="preserve">80</w:t>
-      </w:r>
-      <w:r>
-        <w:rPr>
-          <w:rStyle w:val="NormalTok"/>
-        </w:rPr>
-        <w:t xml:space="preserve">):</w:t>
-      </w:r>
-      <w:r>
-        <w:br/>
-      </w:r>
-      <w:r>
-        <w:br/>
-      </w:r>
-      <w:r>
-        <w:rPr>
-          <w:rStyle w:val="NormalTok"/>
-        </w:rPr>
-        <w:t xml:space="preserve">                box[i, j] </w:t>
-      </w:r>
-      <w:r>
-        <w:rPr>
-          <w:rStyle w:val="OperatorTok"/>
-        </w:rPr>
-        <w:t xml:space="preserve">=</w:t>
-      </w:r>
-      <w:r>
-        <w:rPr>
-          <w:rStyle w:val="NormalTok"/>
-        </w:rPr>
-        <w:t xml:space="preserve"> </w:t>
-      </w:r>
-      <w:r>
-        <w:rPr>
-          <w:rStyle w:val="DecValTok"/>
-        </w:rPr>
-        <w:t xml:space="preserve">255</w:t>
-      </w:r>
-      <w:r>
-        <w:br/>
-      </w:r>
-      <w:r>
-        <w:br/>
-      </w:r>
-      <w:r>
-        <w:rPr>
-          <w:rStyle w:val="NormalTok"/>
-        </w:rPr>
-        <w:t xml:space="preserve">    </w:t>
-      </w:r>
-      <w:r>
-        <w:rPr>
-          <w:rStyle w:val="ControlFlowTok"/>
-        </w:rPr>
-        <w:t xml:space="preserve">return</w:t>
-      </w:r>
-      <w:r>
-        <w:rPr>
-          <w:rStyle w:val="NormalTok"/>
-        </w:rPr>
-        <w:t xml:space="preserve"> box</w:t>
-      </w:r>
-      <w:r>
-        <w:br/>
-      </w:r>
-      <w:r>
-        <w:br/>
-      </w:r>
-      <w:r>
-        <w:rPr>
-          <w:rStyle w:val="NormalTok"/>
-        </w:rPr>
-        <w:t xml:space="preserve">  </w:t>
-      </w:r>
-      <w:r>
-        <w:br/>
-      </w:r>
-      <w:r>
-        <w:br/>
-      </w:r>
-      <w:r>
-        <w:rPr>
-          <w:rStyle w:val="CommentTok"/>
-        </w:rPr>
-        <w:t xml:space="preserve"># 统计灰度值像素个数</w:t>
-      </w:r>
-      <w:r>
-        <w:br/>
-      </w:r>
-      <w:r>
-        <w:br/>
-      </w:r>
-      <w:r>
-        <w:rPr>
-          <w:rStyle w:val="KeywordTok"/>
-        </w:rPr>
-        <w:t xml:space="preserve">def</w:t>
-      </w:r>
-      <w:r>
-        <w:rPr>
-          <w:rStyle w:val="NormalTok"/>
-        </w:rPr>
-        <w:t xml:space="preserve"> histogram(image):</w:t>
-      </w:r>
-      <w:r>
-        <w:br/>
-      </w:r>
-      <w:r>
-        <w:br/>
-      </w:r>
-      <w:r>
-        <w:rPr>
-          <w:rStyle w:val="NormalTok"/>
-        </w:rPr>
-        <w:t xml:space="preserve">    (row, col) </w:t>
-      </w:r>
-      <w:r>
-        <w:rPr>
-          <w:rStyle w:val="OperatorTok"/>
-        </w:rPr>
-        <w:t xml:space="preserve">=</w:t>
-      </w:r>
-      <w:r>
-        <w:rPr>
-          <w:rStyle w:val="NormalTok"/>
-        </w:rPr>
-        <w:t xml:space="preserve"> image.shape</w:t>
-      </w:r>
-      <w:r>
-        <w:br/>
-      </w:r>
-      <w:r>
-        <w:br/>
-      </w:r>
-      <w:r>
-        <w:rPr>
-          <w:rStyle w:val="NormalTok"/>
-        </w:rPr>
-        <w:t xml:space="preserve">    </w:t>
-      </w:r>
-      <w:r>
-        <w:rPr>
-          <w:rStyle w:val="CommentTok"/>
-        </w:rPr>
-        <w:t xml:space="preserve"># 创建长度为256的list</w:t>
-      </w:r>
-      <w:r>
-        <w:br/>
-      </w:r>
-      <w:r>
-        <w:br/>
-      </w:r>
-      <w:r>
-        <w:rPr>
-          <w:rStyle w:val="NormalTok"/>
-        </w:rPr>
-        <w:t xml:space="preserve">    hist </w:t>
-      </w:r>
-      <w:r>
-        <w:rPr>
-          <w:rStyle w:val="OperatorTok"/>
-        </w:rPr>
-        <w:t xml:space="preserve">=</w:t>
-      </w:r>
-      <w:r>
-        <w:rPr>
-          <w:rStyle w:val="NormalTok"/>
-        </w:rPr>
-        <w:t xml:space="preserve"> [</w:t>
-      </w:r>
-      <w:r>
-        <w:rPr>
-          <w:rStyle w:val="DecValTok"/>
-        </w:rPr>
-        <w:t xml:space="preserve">0</w:t>
-      </w:r>
-      <w:r>
-        <w:rPr>
-          <w:rStyle w:val="NormalTok"/>
-        </w:rPr>
-        <w:t xml:space="preserve">] </w:t>
-      </w:r>
-      <w:r>
-        <w:rPr>
-          <w:rStyle w:val="OperatorTok"/>
-        </w:rPr>
-        <w:t xml:space="preserve">*</w:t>
-      </w:r>
-      <w:r>
-        <w:rPr>
-          <w:rStyle w:val="NormalTok"/>
-        </w:rPr>
-        <w:t xml:space="preserve"> </w:t>
-      </w:r>
-      <w:r>
-        <w:rPr>
-          <w:rStyle w:val="DecValTok"/>
-        </w:rPr>
-        <w:t xml:space="preserve">256</w:t>
-      </w:r>
-      <w:r>
-        <w:br/>
-      </w:r>
-      <w:r>
-        <w:br/>
-      </w:r>
-      <w:r>
-        <w:rPr>
-          <w:rStyle w:val="NormalTok"/>
-        </w:rPr>
-        <w:t xml:space="preserve">    </w:t>
-      </w:r>
-      <w:r>
-        <w:rPr>
-          <w:rStyle w:val="ControlFlowTok"/>
-        </w:rPr>
-        <w:t xml:space="preserve">for</w:t>
-      </w:r>
-      <w:r>
-        <w:rPr>
-          <w:rStyle w:val="NormalTok"/>
-        </w:rPr>
-        <w:t xml:space="preserve"> i </w:t>
-      </w:r>
-      <w:r>
-        <w:rPr>
-          <w:rStyle w:val="KeywordTok"/>
-        </w:rPr>
-        <w:t xml:space="preserve">in</w:t>
-      </w:r>
-      <w:r>
-        <w:rPr>
-          <w:rStyle w:val="NormalTok"/>
-        </w:rPr>
-        <w:t xml:space="preserve"> </w:t>
-      </w:r>
-      <w:r>
-        <w:rPr>
-          <w:rStyle w:val="BuiltInTok"/>
-        </w:rPr>
-        <w:t xml:space="preserve">range</w:t>
-      </w:r>
-      <w:r>
-        <w:rPr>
-          <w:rStyle w:val="NormalTok"/>
-        </w:rPr>
-        <w:t xml:space="preserve">(row):</w:t>
-      </w:r>
-      <w:r>
-        <w:br/>
-      </w:r>
-      <w:r>
-        <w:br/>
-      </w:r>
-      <w:r>
-        <w:rPr>
-          <w:rStyle w:val="NormalTok"/>
-        </w:rPr>
-        <w:t xml:space="preserve">        </w:t>
-      </w:r>
-      <w:r>
-        <w:rPr>
-          <w:rStyle w:val="ControlFlowTok"/>
-        </w:rPr>
-        <w:t xml:space="preserve">for</w:t>
-      </w:r>
-      <w:r>
-        <w:rPr>
-          <w:rStyle w:val="NormalTok"/>
-        </w:rPr>
-        <w:t xml:space="preserve"> j </w:t>
-      </w:r>
-      <w:r>
-        <w:rPr>
-          <w:rStyle w:val="KeywordTok"/>
-        </w:rPr>
-        <w:t xml:space="preserve">in</w:t>
-      </w:r>
-      <w:r>
-        <w:rPr>
-          <w:rStyle w:val="NormalTok"/>
-        </w:rPr>
-        <w:t xml:space="preserve"> </w:t>
-      </w:r>
-      <w:r>
-        <w:rPr>
-          <w:rStyle w:val="BuiltInTok"/>
-        </w:rPr>
-        <w:t xml:space="preserve">range</w:t>
-      </w:r>
-      <w:r>
-        <w:rPr>
-          <w:rStyle w:val="NormalTok"/>
-        </w:rPr>
-        <w:t xml:space="preserve">(col):</w:t>
-      </w:r>
-      <w:r>
-        <w:br/>
-      </w:r>
-      <w:r>
-        <w:br/>
-      </w:r>
-      <w:r>
-        <w:rPr>
-          <w:rStyle w:val="NormalTok"/>
-        </w:rPr>
-        <w:t xml:space="preserve">            hist[image[i][j]] </w:t>
-      </w:r>
-      <w:r>
-        <w:rPr>
-          <w:rStyle w:val="OperatorTok"/>
-        </w:rPr>
-        <w:t xml:space="preserve">+=</w:t>
-      </w:r>
-      <w:r>
-        <w:rPr>
-          <w:rStyle w:val="NormalTok"/>
-        </w:rPr>
-        <w:t xml:space="preserve"> </w:t>
-      </w:r>
-      <w:r>
-        <w:rPr>
-          <w:rStyle w:val="DecValTok"/>
-        </w:rPr>
-        <w:t xml:space="preserve">1</w:t>
-      </w:r>
-      <w:r>
-        <w:br/>
-      </w:r>
-      <w:r>
-        <w:br/>
-      </w:r>
-      <w:r>
-        <w:rPr>
-          <w:rStyle w:val="NormalTok"/>
-        </w:rPr>
-        <w:t xml:space="preserve">    </w:t>
-      </w:r>
-      <w:r>
-        <w:rPr>
-          <w:rStyle w:val="ControlFlowTok"/>
-        </w:rPr>
-        <w:t xml:space="preserve">return</w:t>
-      </w:r>
-      <w:r>
-        <w:rPr>
-          <w:rStyle w:val="NormalTok"/>
-        </w:rPr>
-        <w:t xml:space="preserve"> hist</w:t>
-      </w:r>
-      <w:r>
-        <w:br/>
-      </w:r>
-      <w:r>
-        <w:br/>
-      </w:r>
-      <w:r>
-        <w:rPr>
-          <w:rStyle w:val="NormalTok"/>
-        </w:rPr>
-        <w:t xml:space="preserve">  </w:t>
-      </w:r>
-      <w:r>
-        <w:br/>
-      </w:r>
-      <w:r>
-        <w:rPr>
-          <w:rStyle w:val="NormalTok"/>
-        </w:rPr>
-        <w:t xml:space="preserve">  </w:t>
-      </w:r>
-      <w:r>
-        <w:br/>
-      </w:r>
-      <w:r>
-        <w:br/>
-      </w:r>
-      <w:r>
-        <w:rPr>
-          <w:rStyle w:val="NormalTok"/>
-        </w:rPr>
-        <w:t xml:space="preserve">image0 </w:t>
-      </w:r>
-      <w:r>
-        <w:rPr>
-          <w:rStyle w:val="OperatorTok"/>
-        </w:rPr>
-        <w:t xml:space="preserve">=</w:t>
-      </w:r>
-      <w:r>
-        <w:rPr>
-          <w:rStyle w:val="NormalTok"/>
-        </w:rPr>
-        <w:t xml:space="preserve"> createBox()</w:t>
-      </w:r>
-      <w:r>
-        <w:br/>
-      </w:r>
-      <w:r>
-        <w:br/>
-      </w:r>
-      <w:r>
-        <w:rPr>
-          <w:rStyle w:val="NormalTok"/>
-        </w:rPr>
-        <w:t xml:space="preserve">plt.figure()</w:t>
-      </w:r>
-      <w:r>
-        <w:br/>
-      </w:r>
-      <w:r>
-        <w:br/>
-      </w:r>
-      <w:r>
-        <w:rPr>
-          <w:rStyle w:val="NormalTok"/>
-        </w:rPr>
-        <w:t xml:space="preserve">plt.subplot(</w:t>
-      </w:r>
-      <w:r>
-        <w:rPr>
-          <w:rStyle w:val="DecValTok"/>
-        </w:rPr>
-        <w:t xml:space="preserve">1</w:t>
-      </w:r>
-      <w:r>
-        <w:rPr>
-          <w:rStyle w:val="NormalTok"/>
-        </w:rPr>
-        <w:t xml:space="preserve">, </w:t>
-      </w:r>
-      <w:r>
-        <w:rPr>
-          <w:rStyle w:val="DecValTok"/>
-        </w:rPr>
-        <w:t xml:space="preserve">2</w:t>
-      </w:r>
-      <w:r>
-        <w:rPr>
-          <w:rStyle w:val="NormalTok"/>
-        </w:rPr>
-        <w:t xml:space="preserve">, </w:t>
-      </w:r>
-      <w:r>
-        <w:rPr>
-          <w:rStyle w:val="DecValTok"/>
-        </w:rPr>
-        <w:t xml:space="preserve">1</w:t>
-      </w:r>
-      <w:r>
-        <w:rPr>
-          <w:rStyle w:val="NormalTok"/>
-        </w:rPr>
-        <w:t xml:space="preserve">)</w:t>
-      </w:r>
-      <w:r>
-        <w:br/>
-      </w:r>
-      <w:r>
-        <w:br/>
-      </w:r>
-      <w:r>
-        <w:rPr>
-          <w:rStyle w:val="NormalTok"/>
-        </w:rPr>
-        <w:t xml:space="preserve">plt.imshow(image0, vmin</w:t>
-      </w:r>
-      <w:r>
-        <w:rPr>
-          <w:rStyle w:val="OperatorTok"/>
-        </w:rPr>
-        <w:t xml:space="preserve">=</w:t>
-      </w:r>
-      <w:r>
-        <w:rPr>
-          <w:rStyle w:val="DecValTok"/>
-        </w:rPr>
-        <w:t xml:space="preserve">0</w:t>
-      </w:r>
-      <w:r>
-        <w:rPr>
-          <w:rStyle w:val="NormalTok"/>
-        </w:rPr>
-        <w:t xml:space="preserve">, vmax</w:t>
-      </w:r>
-      <w:r>
-        <w:rPr>
-          <w:rStyle w:val="OperatorTok"/>
-        </w:rPr>
-        <w:t xml:space="preserve">=</w:t>
-      </w:r>
-      <w:r>
-        <w:rPr>
-          <w:rStyle w:val="DecValTok"/>
-        </w:rPr>
-        <w:t xml:space="preserve">255</w:t>
-      </w:r>
-      <w:r>
-        <w:rPr>
-          <w:rStyle w:val="NormalTok"/>
-        </w:rPr>
-        <w:t xml:space="preserve">, cmap</w:t>
-      </w:r>
-      <w:r>
-        <w:rPr>
-          <w:rStyle w:val="OperatorTok"/>
-        </w:rPr>
-        <w:t xml:space="preserve">=</w:t>
-      </w:r>
-      <w:r>
-        <w:rPr>
-          <w:rStyle w:val="NormalTok"/>
-        </w:rPr>
-        <w:t xml:space="preserve">plt.cm.gray)</w:t>
-      </w:r>
-      <w:r>
-        <w:br/>
-      </w:r>
-      <w:r>
-        <w:br/>
-      </w:r>
-      <w:r>
-        <w:rPr>
-          <w:rStyle w:val="NormalTok"/>
-        </w:rPr>
-        <w:t xml:space="preserve">plt.title(</w:t>
-      </w:r>
-      <w:r>
-        <w:rPr>
-          <w:rStyle w:val="StringTok"/>
-        </w:rPr>
-        <w:t xml:space="preserve">'ideal image'</w:t>
-      </w:r>
-      <w:r>
-        <w:rPr>
-          <w:rStyle w:val="NormalTok"/>
-        </w:rPr>
-        <w:t xml:space="preserve">)</w:t>
-      </w:r>
-      <w:r>
-        <w:br/>
-      </w:r>
-      <w:r>
-        <w:br/>
-      </w:r>
-      <w:r>
-        <w:rPr>
-          <w:rStyle w:val="NormalTok"/>
-        </w:rPr>
-        <w:t xml:space="preserve">image_hist0 </w:t>
-      </w:r>
-      <w:r>
-        <w:rPr>
-          <w:rStyle w:val="OperatorTok"/>
-        </w:rPr>
-        <w:t xml:space="preserve">=</w:t>
-      </w:r>
-      <w:r>
-        <w:rPr>
-          <w:rStyle w:val="NormalTok"/>
-        </w:rPr>
-        <w:t xml:space="preserve"> histogram(image0)</w:t>
-      </w:r>
-      <w:r>
-        <w:br/>
-      </w:r>
-      <w:r>
-        <w:br/>
-      </w:r>
-      <w:r>
-        <w:rPr>
-          <w:rStyle w:val="NormalTok"/>
-        </w:rPr>
-        <w:t xml:space="preserve">plt.subplot(</w:t>
-      </w:r>
-      <w:r>
-        <w:rPr>
-          <w:rStyle w:val="DecValTok"/>
-        </w:rPr>
-        <w:t xml:space="preserve">1</w:t>
-      </w:r>
-      <w:r>
-        <w:rPr>
-          <w:rStyle w:val="NormalTok"/>
-        </w:rPr>
-        <w:t xml:space="preserve">, </w:t>
-      </w:r>
-      <w:r>
-        <w:rPr>
-          <w:rStyle w:val="DecValTok"/>
-        </w:rPr>
-        <w:t xml:space="preserve">2</w:t>
-      </w:r>
-      <w:r>
-        <w:rPr>
-          <w:rStyle w:val="NormalTok"/>
-        </w:rPr>
-        <w:t xml:space="preserve">, </w:t>
-      </w:r>
-      <w:r>
-        <w:rPr>
-          <w:rStyle w:val="DecValTok"/>
-        </w:rPr>
-        <w:t xml:space="preserve">2</w:t>
-      </w:r>
-      <w:r>
-        <w:rPr>
-          <w:rStyle w:val="NormalTok"/>
-        </w:rPr>
-        <w:t xml:space="preserve">)</w:t>
-      </w:r>
-      <w:r>
-        <w:br/>
-      </w:r>
-      <w:r>
-        <w:br/>
-      </w:r>
-      <w:r>
-        <w:rPr>
-          <w:rStyle w:val="NormalTok"/>
-        </w:rPr>
-        <w:t xml:space="preserve">plt.bar(</w:t>
-      </w:r>
-      <w:r>
-        <w:rPr>
-          <w:rStyle w:val="BuiltInTok"/>
-        </w:rPr>
-        <w:t xml:space="preserve">range</w:t>
-      </w:r>
-      <w:r>
-        <w:rPr>
-          <w:rStyle w:val="NormalTok"/>
-        </w:rPr>
-        <w:t xml:space="preserve">(</w:t>
-      </w:r>
-      <w:r>
-        <w:rPr>
-          <w:rStyle w:val="DecValTok"/>
-        </w:rPr>
-        <w:t xml:space="preserve">256</w:t>
-      </w:r>
-      <w:r>
-        <w:rPr>
-          <w:rStyle w:val="NormalTok"/>
-        </w:rPr>
-        <w:t xml:space="preserve">), image_hist0)</w:t>
-      </w:r>
-      <w:r>
-        <w:br/>
-      </w:r>
-      <w:r>
-        <w:br/>
-      </w:r>
-      <w:r>
-        <w:rPr>
-          <w:rStyle w:val="NormalTok"/>
-        </w:rPr>
-        <w:t xml:space="preserve">plt.savefig(</w:t>
-      </w:r>
-      <w:r>
-        <w:rPr>
-          <w:rStyle w:val="StringTok"/>
-        </w:rPr>
-        <w:t xml:space="preserve">'output.png'</w:t>
-      </w:r>
-      <w:r>
-        <w:rPr>
-          <w:rStyle w:val="NormalTok"/>
-        </w:rPr>
-        <w:t xml:space="preserve">)  </w:t>
-      </w:r>
-      <w:r>
-        <w:rPr>
-          <w:rStyle w:val="CommentTok"/>
-        </w:rPr>
-        <w:t xml:space="preserve"># 保存图像到文件</w:t>
-      </w:r>
-    </w:p>
-    <w:bookmarkEnd w:id="27"/>
-    <w:bookmarkStart w:id="37" w:name="运行测试结果"/>
-    <w:p>
-      <w:pPr>
-        <w:pStyle w:val="10"/>
-      </w:pPr>
-      <w:r>
-        <w:t xml:space="preserve">运行测试结果</w:t>
-      </w:r>
-    </w:p>
-    <w:p>
-      <w:pPr>
         <w:pStyle w:val="CaptionedFigure"/>
       </w:pPr>
       <w:r>
         <w:drawing>
           <wp:inline>
-            <wp:extent cx="5486400" cy="3286125"/>
+            <wp:extent cx="5486400" cy="3657599"/>
             <wp:effectExtent b="0" l="0" r="0" t="0"/>
-            <wp:docPr descr="读取图片" title="" id="29" name="Picture"/>
+            <wp:docPr descr="图6" title="" id="40" name="Picture"/>
             <a:graphic>
               <a:graphicData uri="http://schemas.openxmlformats.org/drawingml/2006/picture">
                 <pic:pic>
                   <pic:nvPicPr>
-                    <pic:cNvPr descr="./assets/2-rwPicture.png" id="30" name="Picture"/>
+                    <pic:cNvPr descr="assets/Pasted%20image%2020250414012614.png" id="41" name="Picture"/>
                     <pic:cNvPicPr>
                       <a:picLocks noChangeArrowheads="1" noChangeAspect="1"/>
                     </pic:cNvPicPr>
                   </pic:nvPicPr>
                   <pic:blipFill>
-                    <a:blip r:embed="rId28"/>
+                    <a:blip r:embed="rId39"/>
                     <a:stretch>
                       <a:fillRect/>
                     </a:stretch>
@@ -2503,7 +5075,7 @@
                   <pic:spPr bwMode="auto">
                     <a:xfrm>
                       <a:off x="0" y="0"/>
-                      <a:ext cx="5486400" cy="3286125"/>
+                      <a:ext cx="5486400" cy="3657599"/>
                     </a:xfrm>
                     <a:prstGeom prst="rect">
                       <a:avLst/>
@@ -2527,138 +5099,28 @@
         <w:pStyle w:val="ImageCaption"/>
       </w:pPr>
       <w:r>
-        <w:t xml:space="preserve">读取图片</w:t>
+        <w:t xml:space="preserve">图6</w:t>
+      </w:r>
+    </w:p>
+    <w:bookmarkEnd w:id="42"/>
+    <w:bookmarkStart w:id="43" w:name="实验总结分析"/>
+    <w:p>
+      <w:pPr>
+        <w:pStyle w:val="10"/>
+      </w:pPr>
+      <w:r>
+        <w:t xml:space="preserve">实验总结分析</w:t>
       </w:r>
     </w:p>
     <w:p>
       <w:pPr>
-        <w:pStyle w:val="CaptionedFigure"/>
-      </w:pPr>
-      <w:r>
-        <w:drawing>
-          <wp:inline>
-            <wp:extent cx="5486400" cy="3286125"/>
-            <wp:effectExtent b="0" l="0" r="0" t="0"/>
-            <wp:docPr descr="Matplotlib函数显示及保存图像" title="" id="32" name="Picture"/>
-            <a:graphic>
-              <a:graphicData uri="http://schemas.openxmlformats.org/drawingml/2006/picture">
-                <pic:pic>
-                  <pic:nvPicPr>
-                    <pic:cNvPr descr="./assets/3-plt.png" id="33" name="Picture"/>
-                    <pic:cNvPicPr>
-                      <a:picLocks noChangeArrowheads="1" noChangeAspect="1"/>
-                    </pic:cNvPicPr>
-                  </pic:nvPicPr>
-                  <pic:blipFill>
-                    <a:blip r:embed="rId31"/>
-                    <a:stretch>
-                      <a:fillRect/>
-                    </a:stretch>
-                  </pic:blipFill>
-                  <pic:spPr bwMode="auto">
-                    <a:xfrm>
-                      <a:off x="0" y="0"/>
-                      <a:ext cx="5486400" cy="3286125"/>
-                    </a:xfrm>
-                    <a:prstGeom prst="rect">
-                      <a:avLst/>
-                    </a:prstGeom>
-                    <a:noFill/>
-                    <a:ln w="9525">
-                      <a:noFill/>
-                      <a:headEnd/>
-                      <a:tailEnd/>
-                    </a:ln>
-                  </pic:spPr>
-                </pic:pic>
-              </a:graphicData>
-            </a:graphic>
-          </wp:inline>
-        </w:drawing>
+        <w:pStyle w:val="FirstParagraph"/>
+      </w:pPr>
+      <w:r>
+        <w:t xml:space="preserve">本次实验让我图像处理有了更深入的认识。</w:t>
       </w:r>
     </w:p>
-    <w:p>
-      <w:pPr>
-        <w:pStyle w:val="ImageCaption"/>
-      </w:pPr>
-      <w:r>
-        <w:t xml:space="preserve">Matplotlib函数显示及保存图像</w:t>
-      </w:r>
-    </w:p>
-    <w:p>
-      <w:pPr>
-        <w:pStyle w:val="CaptionedFigure"/>
-      </w:pPr>
-      <w:r>
-        <w:drawing>
-          <wp:inline>
-            <wp:extent cx="5486400" cy="3286125"/>
-            <wp:effectExtent b="0" l="0" r="0" t="0"/>
-            <wp:docPr descr="直方图" title="" id="35" name="Picture"/>
-            <a:graphic>
-              <a:graphicData uri="http://schemas.openxmlformats.org/drawingml/2006/picture">
-                <pic:pic>
-                  <pic:nvPicPr>
-                    <pic:cNvPr descr="./assets/4-直方图.png" id="36" name="Picture"/>
-                    <pic:cNvPicPr>
-                      <a:picLocks noChangeArrowheads="1" noChangeAspect="1"/>
-                    </pic:cNvPicPr>
-                  </pic:nvPicPr>
-                  <pic:blipFill>
-                    <a:blip r:embed="rId34"/>
-                    <a:stretch>
-                      <a:fillRect/>
-                    </a:stretch>
-                  </pic:blipFill>
-                  <pic:spPr bwMode="auto">
-                    <a:xfrm>
-                      <a:off x="0" y="0"/>
-                      <a:ext cx="5486400" cy="3286125"/>
-                    </a:xfrm>
-                    <a:prstGeom prst="rect">
-                      <a:avLst/>
-                    </a:prstGeom>
-                    <a:noFill/>
-                    <a:ln w="9525">
-                      <a:noFill/>
-                      <a:headEnd/>
-                      <a:tailEnd/>
-                    </a:ln>
-                  </pic:spPr>
-                </pic:pic>
-              </a:graphicData>
-            </a:graphic>
-          </wp:inline>
-        </w:drawing>
-      </w:r>
-    </w:p>
-    <w:p>
-      <w:pPr>
-        <w:pStyle w:val="ImageCaption"/>
-      </w:pPr>
-      <w:r>
-        <w:t xml:space="preserve">直方图</w:t>
-      </w:r>
-    </w:p>
-    <w:bookmarkEnd w:id="37"/>
-    <w:bookmarkStart w:id="38" w:name="实验总结分析"/>
-    <w:p>
-      <w:pPr>
-        <w:pStyle w:val="10"/>
-      </w:pPr>
-      <w:r>
-        <w:t xml:space="preserve">实验总结分析</w:t>
-      </w:r>
-    </w:p>
-    <w:p>
-      <w:pPr>
-        <w:pStyle w:val="FirstParagraph"/>
-      </w:pPr>
-      <w:r>
-        <w:t xml:space="preserve">初步入门了用Python进行图像处理。</w:t>
-      </w:r>
-    </w:p>
-    <w:bookmarkEnd w:id="38"/>
+    <w:bookmarkEnd w:id="43"/>
     <w:sectPr>
       <w:footerReference r:id="rId9" w:type="default"/>
       <w:pgSz w:h="15840" w:w="12240"/>
